--- a/FASE 1/Evidencias Grupales/1.5_GuiaEstudiante_Fase 1_Definicion Proyecto APT (Ingles).docx
+++ b/FASE 1/Evidencias Grupales/1.5_GuiaEstudiante_Fase 1_Definicion Proyecto APT (Ingles).docx
@@ -320,12 +320,12 @@
                 <wp:extent cx="6580505" cy="1486535"/>
                 <wp:effectExtent b="0" l="0" r="0" t="0"/>
                 <wp:wrapNone/>
-                <wp:docPr id="52" name="image2.png"/>
+                <wp:docPr id="52" name="image3.png"/>
                 <a:graphic>
                   <a:graphicData uri="http://schemas.openxmlformats.org/drawingml/2006/picture">
                     <pic:pic>
                       <pic:nvPicPr>
-                        <pic:cNvPr id="0" name="image2.png"/>
+                        <pic:cNvPr id="0" name="image3.png"/>
                         <pic:cNvPicPr preferRelativeResize="0"/>
                       </pic:nvPicPr>
                       <pic:blipFill>
@@ -1075,7 +1075,7 @@
     <w:tbl>
       <w:tblPr>
         <w:tblStyle w:val="Table4"/>
-        <w:tblW w:w="9498.0" w:type="dxa"/>
+        <w:tblW w:w="9600.0" w:type="dxa"/>
         <w:jc w:val="left"/>
         <w:tblInd w:w="-714.0" w:type="dxa"/>
         <w:tblBorders>
@@ -1090,12 +1090,12 @@
         <w:tblLook w:val="0400"/>
       </w:tblPr>
       <w:tblGrid>
-        <w:gridCol w:w="2587"/>
-        <w:gridCol w:w="6911"/>
+        <w:gridCol w:w="2610"/>
+        <w:gridCol w:w="6990"/>
         <w:tblGridChange w:id="0">
           <w:tblGrid>
-            <w:gridCol w:w="2587"/>
-            <w:gridCol w:w="6911"/>
+            <w:gridCol w:w="2610"/>
+            <w:gridCol w:w="6990"/>
           </w:tblGrid>
         </w:tblGridChange>
       </w:tblGrid>
@@ -1146,7 +1146,7 @@
                 <w:u w:val="single"/>
                 <w:rtl w:val="0"/>
               </w:rPr>
-              <w:t xml:space="preserve">MoreVitta</w:t>
+              <w:t xml:space="preserve">Vitta</w:t>
             </w:r>
             <w:r>
               <w:rPr>
@@ -1258,6 +1258,8 @@
           <w:p>
             <w:pPr>
               <w:rPr>
+                <w:i w:val="1"/>
+                <w:iCs w:val="1"/>
                 <w:color w:val="548dd4"/>
                 <w:sz w:val="20"/>
                 <w:szCs w:val="20"/>
@@ -1265,6 +1267,8 @@
             </w:pPr>
             <w:r>
               <w:rPr>
+                <w:i w:val="1"/>
+                <w:iCs w:val="1"/>
                 <w:color w:val="548dd4"/>
                 <w:sz w:val="20"/>
                 <w:szCs w:val="20"/>
@@ -1276,6 +1280,8 @@
           <w:p>
             <w:pPr>
               <w:rPr>
+                <w:i w:val="1"/>
+                <w:iCs w:val="1"/>
                 <w:color w:val="548dd4"/>
                 <w:sz w:val="20"/>
                 <w:szCs w:val="20"/>
@@ -1283,6 +1289,8 @@
             </w:pPr>
             <w:r>
               <w:rPr>
+                <w:i w:val="1"/>
+                <w:iCs w:val="1"/>
                 <w:color w:val="548dd4"/>
                 <w:sz w:val="20"/>
                 <w:szCs w:val="20"/>
@@ -1294,6 +1302,8 @@
           <w:p>
             <w:pPr>
               <w:rPr>
+                <w:i w:val="1"/>
+                <w:iCs w:val="1"/>
                 <w:color w:val="548dd4"/>
                 <w:sz w:val="20"/>
                 <w:szCs w:val="20"/>
@@ -1301,17 +1311,21 @@
             </w:pPr>
             <w:r>
               <w:rPr>
+                <w:i w:val="1"/>
+                <w:iCs w:val="1"/>
                 <w:color w:val="548dd4"/>
                 <w:sz w:val="20"/>
                 <w:szCs w:val="20"/>
                 <w:rtl w:val="0"/>
               </w:rPr>
-              <w:t xml:space="preserve">Evaluate and manage IT projects using management methodologies and tools, considering agile environments.</w:t>
-            </w:r>
-          </w:p>
-          <w:p>
-            <w:pPr>
-              <w:rPr>
+              <w:t xml:space="preserve">Evaluate and manage IT projects using management methodologies and tools, considering both traditional and agile environments.</w:t>
+            </w:r>
+          </w:p>
+          <w:p>
+            <w:pPr>
+              <w:rPr>
+                <w:i w:val="1"/>
+                <w:iCs w:val="1"/>
                 <w:color w:val="548dd4"/>
                 <w:sz w:val="20"/>
                 <w:szCs w:val="20"/>
@@ -1319,6 +1333,8 @@
             </w:pPr>
             <w:r>
               <w:rPr>
+                <w:i w:val="1"/>
+                <w:iCs w:val="1"/>
                 <w:color w:val="548dd4"/>
                 <w:sz w:val="20"/>
                 <w:szCs w:val="20"/>
@@ -1339,6 +1355,8 @@
             </w:pPr>
             <w:r>
               <w:rPr>
+                <w:i w:val="1"/>
+                <w:iCs w:val="1"/>
                 <w:color w:val="548dd4"/>
                 <w:sz w:val="20"/>
                 <w:szCs w:val="20"/>
@@ -1346,6 +1364,15 @@
               </w:rPr>
               <w:t xml:space="preserve">Develop software solutions for mobile platforms and devices using appropriate frameworks, tools, and programming languages.</w:t>
             </w:r>
+          </w:p>
+          <w:p>
+            <w:pPr>
+              <w:rPr>
+                <w:color w:val="548dd4"/>
+                <w:sz w:val="20"/>
+                <w:szCs w:val="20"/>
+              </w:rPr>
+            </w:pPr>
             <w:r>
               <w:rPr>
                 <w:rtl w:val="0"/>
@@ -1597,9 +1624,9 @@
           </w:tcPr>
           <w:p>
             <w:pPr>
-              <w:jc w:val="both"/>
-              <w:rPr>
-                <w:rFonts w:ascii="Calibri" w:cs="Calibri" w:eastAsia="Calibri" w:hAnsi="Calibri"/>
+              <w:spacing w:after="240" w:before="240" w:lineRule="auto"/>
+              <w:jc w:val="both"/>
+              <w:rPr>
                 <w:i w:val="1"/>
                 <w:iCs w:val="1"/>
                 <w:color w:val="548dd4"/>
@@ -1609,7 +1636,6 @@
             </w:pPr>
             <w:r>
               <w:rPr>
-                <w:rFonts w:ascii="Calibri" w:cs="Calibri" w:eastAsia="Calibri" w:hAnsi="Calibri"/>
                 <w:i w:val="1"/>
                 <w:iCs w:val="1"/>
                 <w:color w:val="548dd4"/>
@@ -1617,18 +1643,100 @@
                 <w:szCs w:val="20"/>
                 <w:rtl w:val="0"/>
               </w:rPr>
-              <w:t xml:space="preserve">Todo proyecto, ya sea una innovación, producto, servicio, etc., pretende dar respuesta a una situación o problemática. Señala qué problema busca solucionar tu proyecto y la relevancia que tiene para el campo laboral de tu carrera. También menciona el contexto en que esta problemática se sitúa (lugar, a quienes impactaría, etc.). Es importante que esta problemática sea relevante en el contexto de la profesión, siendo su resolución un aporte real o simulado a la organización u entorno en el que se sitúa. Algunas preguntas que pueden ayudarte a responder este apartado son: </w:t>
-            </w:r>
-          </w:p>
+              <w:t xml:space="preserve">The Vitta project arises from the need for a tool that helps people organize different aspects related to their habits and daily lives. Currently, this type of information is often managed through separate applications, resulting in fragmented data that makes it difficult to maintain consistent tracking and obtain an overall view of the progress achieved.</w:t>
+            </w:r>
+          </w:p>
+          <w:p>
+            <w:pPr>
+              <w:spacing w:after="240" w:before="240" w:lineRule="auto"/>
+              <w:jc w:val="both"/>
+              <w:rPr>
+                <w:i w:val="1"/>
+                <w:iCs w:val="1"/>
+                <w:color w:val="548dd4"/>
+                <w:sz w:val="20"/>
+                <w:szCs w:val="20"/>
+              </w:rPr>
+            </w:pPr>
+            <w:r>
+              <w:rPr>
+                <w:i w:val="1"/>
+                <w:iCs w:val="1"/>
+                <w:color w:val="548dd4"/>
+                <w:sz w:val="20"/>
+                <w:szCs w:val="20"/>
+                <w:rtl w:val="0"/>
+              </w:rPr>
+              <w:t xml:space="preserve">This issue mainly affects people who want to better organize their activities and track goals related to their well-being and daily lives. Vitta aims to address this need through a modular mobile application that allows users to record information, set goals, and view indicators related to their progress.</w:t>
+            </w:r>
+          </w:p>
+          <w:p>
+            <w:pPr>
+              <w:spacing w:after="240" w:before="240" w:lineRule="auto"/>
+              <w:jc w:val="both"/>
+              <w:rPr>
+                <w:i w:val="1"/>
+                <w:iCs w:val="1"/>
+                <w:color w:val="548dd4"/>
+                <w:sz w:val="20"/>
+                <w:szCs w:val="20"/>
+              </w:rPr>
+            </w:pPr>
+            <w:r>
+              <w:rPr>
+                <w:i w:val="1"/>
+                <w:iCs w:val="1"/>
+                <w:color w:val="548dd4"/>
+                <w:sz w:val="20"/>
+                <w:szCs w:val="20"/>
+                <w:rtl w:val="0"/>
+              </w:rPr>
+              <w:t xml:space="preserve">The project is relevant to the field of Computer Engineering, as it requires the application of knowledge related to requirements analysis, software design and development, databases, systems integration, security, testing, and project management. Its contribution is to develop an accessible technological solution that centralizes information and facilitates its monitoring through dashboards, reports, indicators, and tools that support personal organization.</w:t>
+            </w:r>
+            <w:r>
+              <w:rPr>
+                <w:rtl w:val="0"/>
+              </w:rPr>
+            </w:r>
+          </w:p>
+        </w:tc>
+      </w:tr>
+      <w:tr>
+        <w:trPr>
+          <w:cantSplit w:val="0"/>
+          <w:trHeight w:val="1037" w:hRule="atLeast"/>
+          <w:tblHeader w:val="0"/>
+        </w:trPr>
+        <w:tc>
+          <w:tcPr>
+            <w:vAlign w:val="center"/>
+          </w:tcPr>
+          <w:p>
+            <w:pPr>
+              <w:rPr>
+                <w:rFonts w:ascii="Calibri" w:cs="Calibri" w:eastAsia="Calibri" w:hAnsi="Calibri"/>
+                <w:color w:val="1f3864"/>
+              </w:rPr>
+            </w:pPr>
+            <w:r>
+              <w:rPr>
+                <w:rFonts w:ascii="Calibri" w:cs="Calibri" w:eastAsia="Calibri" w:hAnsi="Calibri"/>
+                <w:color w:val="1f3864"/>
+                <w:rtl w:val="0"/>
+              </w:rPr>
+              <w:t xml:space="preserve">Descripción del Proyecto APT</w:t>
+            </w:r>
+          </w:p>
+        </w:tc>
+        <w:tc>
+          <w:tcPr>
+            <w:vAlign w:val="center"/>
+          </w:tcPr>
           <w:p>
             <w:pPr>
               <w:keepNext w:val="0"/>
               <w:keepLines w:val="0"/>
               <w:widowControl w:val="1"/>
-              <w:numPr>
-                <w:ilvl w:val="0"/>
-                <w:numId w:val="3"/>
-              </w:numPr>
               <w:pBdr>
                 <w:top w:space="0" w:sz="0" w:val="nil"/>
                 <w:left w:space="0" w:sz="0" w:val="nil"/>
@@ -1637,47 +1745,27 @@
                 <w:between w:space="0" w:sz="0" w:val="nil"/>
               </w:pBdr>
               <w:shd w:fill="auto" w:val="clear"/>
-              <w:spacing w:after="0" w:before="0" w:line="259" w:lineRule="auto"/>
-              <w:ind w:left="720" w:right="0" w:hanging="360"/>
-              <w:jc w:val="both"/>
-              <w:rPr>
-                <w:b w:val="0"/>
-                <w:bCs w:val="0"/>
-                <w:i w:val="1"/>
-                <w:iCs w:val="1"/>
-                <w:smallCaps w:val="0"/>
-                <w:strike w:val="0"/>
+              <w:spacing w:after="240" w:before="240" w:line="259" w:lineRule="auto"/>
+              <w:ind w:left="0" w:right="0" w:firstLine="0"/>
+              <w:jc w:val="both"/>
+              <w:rPr>
+                <w:i w:val="1"/>
+                <w:iCs w:val="1"/>
                 <w:color w:val="548dd4"/>
                 <w:sz w:val="20"/>
                 <w:szCs w:val="20"/>
-                <w:u w:val="none"/>
-                <w:shd w:fill="auto" w:val="clear"/>
-                <w:vertAlign w:val="baseline"/>
-              </w:rPr>
-            </w:pPr>
-            <w:r>
-              <w:rPr>
-                <w:rFonts w:ascii="Calibri" w:cs="Calibri" w:eastAsia="Calibri" w:hAnsi="Calibri"/>
-                <w:b w:val="0"/>
-                <w:bCs w:val="0"/>
-                <w:i w:val="1"/>
-                <w:iCs w:val="1"/>
-                <w:smallCaps w:val="0"/>
-                <w:strike w:val="0"/>
+              </w:rPr>
+            </w:pPr>
+            <w:r>
+              <w:rPr>
+                <w:i w:val="1"/>
+                <w:iCs w:val="1"/>
                 <w:color w:val="548dd4"/>
                 <w:sz w:val="20"/>
                 <w:szCs w:val="20"/>
-                <w:u w:val="none"/>
-                <w:shd w:fill="auto" w:val="clear"/>
-                <w:vertAlign w:val="baseline"/>
-                <w:rtl w:val="0"/>
-              </w:rPr>
-              <w:t xml:space="preserve">¿Por qué escogiste este tema? ¿Por qué es relevante este tema para el campo laboral de tu carrera?</w:t>
-            </w:r>
-            <w:r>
-              <w:rPr>
-                <w:rtl w:val="0"/>
-              </w:rPr>
+                <w:rtl w:val="0"/>
+              </w:rPr>
+              <w:t xml:space="preserve">Vitta involves the design and development of a mobile application focused on personal organization and the tracking of different aspects of daily life.</w:t>
             </w:r>
           </w:p>
           <w:p>
@@ -1685,10 +1773,6 @@
               <w:keepNext w:val="0"/>
               <w:keepLines w:val="0"/>
               <w:widowControl w:val="1"/>
-              <w:numPr>
-                <w:ilvl w:val="0"/>
-                <w:numId w:val="3"/>
-              </w:numPr>
               <w:pBdr>
                 <w:top w:space="0" w:sz="0" w:val="nil"/>
                 <w:left w:space="0" w:sz="0" w:val="nil"/>
@@ -1697,47 +1781,27 @@
                 <w:between w:space="0" w:sz="0" w:val="nil"/>
               </w:pBdr>
               <w:shd w:fill="auto" w:val="clear"/>
-              <w:spacing w:after="0" w:before="0" w:line="259" w:lineRule="auto"/>
-              <w:ind w:left="720" w:right="0" w:hanging="360"/>
-              <w:jc w:val="both"/>
-              <w:rPr>
-                <w:b w:val="1"/>
-                <w:bCs w:val="1"/>
-                <w:i w:val="1"/>
-                <w:iCs w:val="1"/>
-                <w:smallCaps w:val="0"/>
-                <w:strike w:val="0"/>
+              <w:spacing w:after="240" w:before="240" w:line="259" w:lineRule="auto"/>
+              <w:ind w:left="0" w:right="0" w:firstLine="0"/>
+              <w:jc w:val="both"/>
+              <w:rPr>
+                <w:i w:val="1"/>
+                <w:iCs w:val="1"/>
                 <w:color w:val="548dd4"/>
                 <w:sz w:val="20"/>
                 <w:szCs w:val="20"/>
-                <w:u w:val="none"/>
-                <w:shd w:fill="auto" w:val="clear"/>
-                <w:vertAlign w:val="baseline"/>
-              </w:rPr>
-            </w:pPr>
-            <w:r>
-              <w:rPr>
-                <w:rFonts w:ascii="Calibri" w:cs="Calibri" w:eastAsia="Calibri" w:hAnsi="Calibri"/>
-                <w:b w:val="0"/>
-                <w:bCs w:val="0"/>
-                <w:i w:val="1"/>
-                <w:iCs w:val="1"/>
-                <w:smallCaps w:val="0"/>
-                <w:strike w:val="0"/>
+              </w:rPr>
+            </w:pPr>
+            <w:r>
+              <w:rPr>
+                <w:i w:val="1"/>
+                <w:iCs w:val="1"/>
                 <w:color w:val="548dd4"/>
                 <w:sz w:val="20"/>
                 <w:szCs w:val="20"/>
-                <w:u w:val="none"/>
-                <w:shd w:fill="auto" w:val="clear"/>
-                <w:vertAlign w:val="baseline"/>
-                <w:rtl w:val="0"/>
-              </w:rPr>
-              <w:t xml:space="preserve">¿Dónde se ubica la situación que vas a abordar? (Ej.: País, región, comuna o institución) ¿Cuáles son las características principales de ese lugar? </w:t>
-            </w:r>
-            <w:r>
-              <w:rPr>
-                <w:rtl w:val="0"/>
-              </w:rPr>
+                <w:rtl w:val="0"/>
+              </w:rPr>
+              <w:t xml:space="preserve">The solution will be structured into modules, initially including Food and Hydration, Finances, and Smoking Cessation. These modules will allow users to record information, set goals, review historical data, and visualize their progress.</w:t>
             </w:r>
           </w:p>
           <w:p>
@@ -1745,10 +1809,6 @@
               <w:keepNext w:val="0"/>
               <w:keepLines w:val="0"/>
               <w:widowControl w:val="1"/>
-              <w:numPr>
-                <w:ilvl w:val="0"/>
-                <w:numId w:val="3"/>
-              </w:numPr>
               <w:pBdr>
                 <w:top w:space="0" w:sz="0" w:val="nil"/>
                 <w:left w:space="0" w:sz="0" w:val="nil"/>
@@ -1757,47 +1817,27 @@
                 <w:between w:space="0" w:sz="0" w:val="nil"/>
               </w:pBdr>
               <w:shd w:fill="auto" w:val="clear"/>
-              <w:spacing w:after="0" w:before="0" w:line="259" w:lineRule="auto"/>
-              <w:ind w:left="720" w:right="0" w:hanging="360"/>
-              <w:jc w:val="both"/>
-              <w:rPr>
-                <w:b w:val="0"/>
-                <w:bCs w:val="0"/>
-                <w:i w:val="1"/>
-                <w:iCs w:val="1"/>
-                <w:smallCaps w:val="0"/>
-                <w:strike w:val="0"/>
+              <w:spacing w:after="240" w:before="240" w:line="259" w:lineRule="auto"/>
+              <w:ind w:left="0" w:right="0" w:firstLine="0"/>
+              <w:jc w:val="both"/>
+              <w:rPr>
+                <w:i w:val="1"/>
+                <w:iCs w:val="1"/>
                 <w:color w:val="548dd4"/>
                 <w:sz w:val="20"/>
                 <w:szCs w:val="20"/>
-                <w:u w:val="none"/>
-                <w:shd w:fill="auto" w:val="clear"/>
-                <w:vertAlign w:val="baseline"/>
-              </w:rPr>
-            </w:pPr>
-            <w:r>
-              <w:rPr>
-                <w:rFonts w:ascii="Calibri" w:cs="Calibri" w:eastAsia="Calibri" w:hAnsi="Calibri"/>
-                <w:b w:val="0"/>
-                <w:bCs w:val="0"/>
-                <w:i w:val="1"/>
-                <w:iCs w:val="1"/>
-                <w:smallCaps w:val="0"/>
-                <w:strike w:val="0"/>
+              </w:rPr>
+            </w:pPr>
+            <w:r>
+              <w:rPr>
+                <w:i w:val="1"/>
+                <w:iCs w:val="1"/>
                 <w:color w:val="548dd4"/>
                 <w:sz w:val="20"/>
                 <w:szCs w:val="20"/>
-                <w:u w:val="none"/>
-                <w:shd w:fill="auto" w:val="clear"/>
-                <w:vertAlign w:val="baseline"/>
-                <w:rtl w:val="0"/>
-              </w:rPr>
-              <w:t xml:space="preserve">¿A quiénes afecta o impacta la situación que vas a abordar? (Ej.: Grupo etario, usuarios de algún servicio, etc.).</w:t>
-            </w:r>
-            <w:r>
-              <w:rPr>
-                <w:rtl w:val="0"/>
-              </w:rPr>
+                <w:rtl w:val="0"/>
+              </w:rPr>
+              <w:t xml:space="preserve">The application will also include a general dashboard, notifications and reminders, along with a gamification system based on points and rewards. The points earned may be used to unlock customization elements within the application, including features associated with a virtual pet.</w:t>
             </w:r>
           </w:p>
           <w:p>
@@ -1805,10 +1845,6 @@
               <w:keepNext w:val="0"/>
               <w:keepLines w:val="0"/>
               <w:widowControl w:val="1"/>
-              <w:numPr>
-                <w:ilvl w:val="0"/>
-                <w:numId w:val="3"/>
-              </w:numPr>
               <w:pBdr>
                 <w:top w:space="0" w:sz="0" w:val="nil"/>
                 <w:left w:space="0" w:sz="0" w:val="nil"/>
@@ -1817,111 +1853,27 @@
                 <w:between w:space="0" w:sz="0" w:val="nil"/>
               </w:pBdr>
               <w:shd w:fill="auto" w:val="clear"/>
-              <w:spacing w:after="160" w:before="0" w:line="259" w:lineRule="auto"/>
-              <w:ind w:left="720" w:right="0" w:hanging="360"/>
-              <w:jc w:val="both"/>
-              <w:rPr>
-                <w:b w:val="0"/>
-                <w:bCs w:val="0"/>
-                <w:i w:val="1"/>
-                <w:iCs w:val="1"/>
-                <w:smallCaps w:val="0"/>
-                <w:strike w:val="0"/>
+              <w:spacing w:after="240" w:before="240" w:line="259" w:lineRule="auto"/>
+              <w:ind w:left="0" w:right="0" w:firstLine="0"/>
+              <w:jc w:val="both"/>
+              <w:rPr>
+                <w:i w:val="1"/>
+                <w:iCs w:val="1"/>
                 <w:color w:val="548dd4"/>
                 <w:sz w:val="20"/>
                 <w:szCs w:val="20"/>
-                <w:u w:val="none"/>
-                <w:shd w:fill="auto" w:val="clear"/>
-                <w:vertAlign w:val="baseline"/>
-              </w:rPr>
-            </w:pPr>
-            <w:r>
-              <w:rPr>
-                <w:rFonts w:ascii="Calibri" w:cs="Calibri" w:eastAsia="Calibri" w:hAnsi="Calibri"/>
-                <w:b w:val="0"/>
-                <w:bCs w:val="0"/>
-                <w:i w:val="1"/>
-                <w:iCs w:val="1"/>
-                <w:smallCaps w:val="0"/>
-                <w:strike w:val="0"/>
+              </w:rPr>
+            </w:pPr>
+            <w:r>
+              <w:rPr>
+                <w:i w:val="1"/>
+                <w:iCs w:val="1"/>
                 <w:color w:val="548dd4"/>
                 <w:sz w:val="20"/>
                 <w:szCs w:val="20"/>
-                <w:u w:val="none"/>
-                <w:shd w:fill="auto" w:val="clear"/>
-                <w:vertAlign w:val="baseline"/>
-                <w:rtl w:val="0"/>
-              </w:rPr>
-              <w:t xml:space="preserve">¿Cuál sería el aporte de valor (real o simulado) de tu Proyecto APT para el contexto laboral y/o social en que se situaría?</w:t>
-            </w:r>
-            <w:r>
-              <w:rPr>
-                <w:rtl w:val="0"/>
-              </w:rPr>
-            </w:r>
-          </w:p>
-        </w:tc>
-      </w:tr>
-      <w:tr>
-        <w:trPr>
-          <w:cantSplit w:val="0"/>
-          <w:trHeight w:val="1037" w:hRule="atLeast"/>
-          <w:tblHeader w:val="0"/>
-        </w:trPr>
-        <w:tc>
-          <w:tcPr>
-            <w:vAlign w:val="center"/>
-          </w:tcPr>
-          <w:p>
-            <w:pPr>
-              <w:rPr>
-                <w:rFonts w:ascii="Calibri" w:cs="Calibri" w:eastAsia="Calibri" w:hAnsi="Calibri"/>
-                <w:color w:val="1f3864"/>
-              </w:rPr>
-            </w:pPr>
-            <w:r>
-              <w:rPr>
-                <w:rFonts w:ascii="Calibri" w:cs="Calibri" w:eastAsia="Calibri" w:hAnsi="Calibri"/>
-                <w:color w:val="1f3864"/>
-                <w:rtl w:val="0"/>
-              </w:rPr>
-              <w:t xml:space="preserve">Descripción del Proyecto APT</w:t>
-            </w:r>
-          </w:p>
-        </w:tc>
-        <w:tc>
-          <w:tcPr>
-            <w:vAlign w:val="center"/>
-          </w:tcPr>
-          <w:p>
-            <w:pPr>
-              <w:jc w:val="both"/>
-              <w:rPr>
-                <w:rFonts w:ascii="Calibri" w:cs="Calibri" w:eastAsia="Calibri" w:hAnsi="Calibri"/>
-                <w:i w:val="1"/>
-                <w:iCs w:val="1"/>
-                <w:color w:val="548dd4"/>
-                <w:sz w:val="20"/>
-                <w:szCs w:val="20"/>
-                <w:highlight w:val="cyan"/>
-              </w:rPr>
-            </w:pPr>
-            <w:r>
-              <w:rPr>
-                <w:rFonts w:ascii="Calibri" w:cs="Calibri" w:eastAsia="Calibri" w:hAnsi="Calibri"/>
-                <w:i w:val="1"/>
-                <w:iCs w:val="1"/>
-                <w:color w:val="548dd4"/>
-                <w:sz w:val="20"/>
-                <w:szCs w:val="20"/>
-                <w:rtl w:val="0"/>
-              </w:rPr>
-              <w:t xml:space="preserve">Señala qué se espera lograr con el proyecto (objetivo) y describe brevemente en qué consistiría, cómo planeas abordar la problemática presentada en el apartado anterior. </w:t>
-            </w:r>
-            <w:r>
-              <w:rPr>
-                <w:rtl w:val="0"/>
-              </w:rPr>
+                <w:rtl w:val="0"/>
+              </w:rPr>
+              <w:t xml:space="preserve">The solution will consist of a main mobile application, a backend, a database, and administrative components that will work together in an integrated manner to support the functionalities defined for the project.</w:t>
             </w:r>
           </w:p>
         </w:tc>
@@ -1959,9 +1911,9 @@
           </w:tcPr>
           <w:p>
             <w:pPr>
-              <w:jc w:val="both"/>
-              <w:rPr>
-                <w:rFonts w:ascii="Calibri" w:cs="Calibri" w:eastAsia="Calibri" w:hAnsi="Calibri"/>
+              <w:spacing w:after="240" w:before="240" w:lineRule="auto"/>
+              <w:jc w:val="both"/>
+              <w:rPr>
                 <w:i w:val="1"/>
                 <w:iCs w:val="1"/>
                 <w:color w:val="548dd4"/>
@@ -1971,7 +1923,6 @@
             </w:pPr>
             <w:r>
               <w:rPr>
-                <w:rFonts w:ascii="Calibri" w:cs="Calibri" w:eastAsia="Calibri" w:hAnsi="Calibri"/>
                 <w:i w:val="1"/>
                 <w:iCs w:val="1"/>
                 <w:color w:val="548dd4"/>
@@ -1979,25 +1930,23 @@
                 <w:szCs w:val="20"/>
                 <w:rtl w:val="0"/>
               </w:rPr>
-              <w:t xml:space="preserve">Justifica cómo se relaciona tu Proyecto APT con el perfil de egreso de tu carrera y, en particular, con las competencias del perfil de egreso que seleccionaste anteriormente. </w:t>
-            </w:r>
-          </w:p>
-          <w:p>
-            <w:pPr>
-              <w:jc w:val="both"/>
-              <w:rPr>
-                <w:rFonts w:ascii="Calibri" w:cs="Calibri" w:eastAsia="Calibri" w:hAnsi="Calibri"/>
+              <w:t xml:space="preserve">The Vitta project is directly related to the graduate profile of the Computer Engineering program, as it requires the integration of different competencies developed throughout the degree in order to design and implement a complete software solution.</w:t>
+            </w:r>
+          </w:p>
+          <w:p>
+            <w:pPr>
+              <w:spacing w:after="240" w:before="240" w:lineRule="auto"/>
+              <w:jc w:val="both"/>
+              <w:rPr>
                 <w:i w:val="1"/>
                 <w:iCs w:val="1"/>
                 <w:color w:val="548dd4"/>
                 <w:sz w:val="20"/>
                 <w:szCs w:val="20"/>
-                <w:highlight w:val="yellow"/>
-              </w:rPr>
-            </w:pPr>
-            <w:r>
-              <w:rPr>
-                <w:rFonts w:ascii="Calibri" w:cs="Calibri" w:eastAsia="Calibri" w:hAnsi="Calibri"/>
+              </w:rPr>
+            </w:pPr>
+            <w:r>
+              <w:rPr>
                 <w:i w:val="1"/>
                 <w:iCs w:val="1"/>
                 <w:color w:val="548dd4"/>
@@ -2005,8 +1954,44 @@
                 <w:szCs w:val="20"/>
                 <w:rtl w:val="0"/>
               </w:rPr>
-              <w:t xml:space="preserve">¿De qué manera se relaciona el Proyecto APT con el perfil de egreso de tu carrera? ¿De qué manera son necesarias las competencias que seleccionaste para resolver la problemática a trabajar? </w:t>
-            </w:r>
+              <w:t xml:space="preserve">During the development of the project, it will be necessary to apply knowledge related to requirements analysis and elicitation, software solution design, mobile application development, Back-End programming, database modeling and management, integration through API services, security, quality assurance, testing, and project management.</w:t>
+            </w:r>
+          </w:p>
+          <w:p>
+            <w:pPr>
+              <w:spacing w:after="240" w:before="240" w:lineRule="auto"/>
+              <w:jc w:val="both"/>
+              <w:rPr>
+                <w:i w:val="1"/>
+                <w:iCs w:val="1"/>
+                <w:color w:val="548dd4"/>
+                <w:sz w:val="20"/>
+                <w:szCs w:val="20"/>
+              </w:rPr>
+            </w:pPr>
+            <w:r>
+              <w:rPr>
+                <w:i w:val="1"/>
+                <w:iCs w:val="1"/>
+                <w:color w:val="548dd4"/>
+                <w:sz w:val="20"/>
+                <w:szCs w:val="20"/>
+                <w:rtl w:val="0"/>
+              </w:rPr>
+              <w:t xml:space="preserve">These competencies will be necessary to implement a solution composed of a mobile application developed using React Native and JavaScript, a backend developed in Python, a database, a layered architecture, and communication through a REST API. In addition, the project considers authentication and authorization mechanisms, system administration, dashboards, indicators, reports, and integration with external services.</w:t>
+            </w:r>
+          </w:p>
+          <w:p>
+            <w:pPr>
+              <w:jc w:val="both"/>
+              <w:rPr>
+                <w:i w:val="1"/>
+                <w:iCs w:val="1"/>
+                <w:color w:val="548dd4"/>
+                <w:sz w:val="20"/>
+                <w:szCs w:val="20"/>
+              </w:rPr>
+            </w:pPr>
             <w:r>
               <w:rPr>
                 <w:rtl w:val="0"/>
@@ -2048,9 +2033,9 @@
           </w:tcPr>
           <w:p>
             <w:pPr>
-              <w:jc w:val="both"/>
-              <w:rPr>
-                <w:rFonts w:ascii="Calibri" w:cs="Calibri" w:eastAsia="Calibri" w:hAnsi="Calibri"/>
+              <w:spacing w:after="240" w:before="240" w:lineRule="auto"/>
+              <w:jc w:val="both"/>
+              <w:rPr>
                 <w:i w:val="1"/>
                 <w:iCs w:val="1"/>
                 <w:color w:val="548dd4"/>
@@ -2060,7 +2045,6 @@
             </w:pPr>
             <w:r>
               <w:rPr>
-                <w:rFonts w:ascii="Calibri" w:cs="Calibri" w:eastAsia="Calibri" w:hAnsi="Calibri"/>
                 <w:i w:val="1"/>
                 <w:iCs w:val="1"/>
                 <w:color w:val="548dd4"/>
@@ -2068,25 +2052,23 @@
                 <w:szCs w:val="20"/>
                 <w:rtl w:val="0"/>
               </w:rPr>
-              <w:t xml:space="preserve">Señala cómo se relaciona el Proyecto APT que propones con tus intereses profesionales.</w:t>
-            </w:r>
-          </w:p>
-          <w:p>
-            <w:pPr>
-              <w:jc w:val="both"/>
-              <w:rPr>
-                <w:rFonts w:ascii="Calibri" w:cs="Calibri" w:eastAsia="Calibri" w:hAnsi="Calibri"/>
+              <w:t xml:space="preserve">The Vitta project is aligned with the professional interests of the team, as it brings together different areas of Computer Engineering, such as software development, programming, databases, information analysis, software quality, and project management.</w:t>
+            </w:r>
+          </w:p>
+          <w:p>
+            <w:pPr>
+              <w:spacing w:after="240" w:before="240" w:lineRule="auto"/>
+              <w:jc w:val="both"/>
+              <w:rPr>
                 <w:i w:val="1"/>
                 <w:iCs w:val="1"/>
                 <w:color w:val="548dd4"/>
                 <w:sz w:val="20"/>
                 <w:szCs w:val="20"/>
-                <w:highlight w:val="yellow"/>
-              </w:rPr>
-            </w:pPr>
-            <w:r>
-              <w:rPr>
-                <w:rFonts w:ascii="Calibri" w:cs="Calibri" w:eastAsia="Calibri" w:hAnsi="Calibri"/>
+              </w:rPr>
+            </w:pPr>
+            <w:r>
+              <w:rPr>
                 <w:i w:val="1"/>
                 <w:iCs w:val="1"/>
                 <w:color w:val="548dd4"/>
@@ -2094,12 +2076,31 @@
                 <w:szCs w:val="20"/>
                 <w:rtl w:val="0"/>
               </w:rPr>
-              <w:t xml:space="preserve">¿Cuáles son tus intereses profesionales?  ¿Qué aspectos de tus intereses profesionales se ven reflejados en tu Proyecto APT? Realizar este Proyecto APT, ¿de qué manera va a contribuir a tu desarrollo profesional? </w:t>
-            </w:r>
-            <w:r>
-              <w:rPr>
-                <w:rtl w:val="0"/>
-              </w:rPr>
+              <w:t xml:space="preserve">The development of the solution will allow the team to apply knowledge acquired throughout the degree in a comprehensive project that includes a mobile application, a backend, a database, integration services, administrative functionalities, dashboards, and indicators. This allows each team member to contribute from different areas while strengthening competencies that will be relevant to their future professional performance.</w:t>
+            </w:r>
+          </w:p>
+          <w:p>
+            <w:pPr>
+              <w:spacing w:after="240" w:before="240" w:lineRule="auto"/>
+              <w:jc w:val="both"/>
+              <w:rPr>
+                <w:i w:val="1"/>
+                <w:iCs w:val="1"/>
+                <w:color w:val="548dd4"/>
+                <w:sz w:val="20"/>
+                <w:szCs w:val="20"/>
+              </w:rPr>
+            </w:pPr>
+            <w:r>
+              <w:rPr>
+                <w:i w:val="1"/>
+                <w:iCs w:val="1"/>
+                <w:color w:val="548dd4"/>
+                <w:sz w:val="20"/>
+                <w:szCs w:val="20"/>
+                <w:rtl w:val="0"/>
+              </w:rPr>
+              <w:t xml:space="preserve">The development of Vitta represents an opportunity to work collaboratively on a project that closely resembles a real-world software development scenario, involving activities such as analysis, design, programming, integration, testing, and management. In this way, the project contributes to the professional development of the team by allowing them to apply both technical and organizational knowledge to a concrete</w:t>
             </w:r>
           </w:p>
         </w:tc>
@@ -2137,9 +2138,8 @@
           </w:tcPr>
           <w:p>
             <w:pPr>
-              <w:jc w:val="both"/>
-              <w:rPr>
-                <w:rFonts w:ascii="Calibri" w:cs="Calibri" w:eastAsia="Calibri" w:hAnsi="Calibri"/>
+              <w:spacing w:after="240" w:before="240" w:lineRule="auto"/>
+              <w:rPr>
                 <w:i w:val="1"/>
                 <w:iCs w:val="1"/>
                 <w:color w:val="548dd4"/>
@@ -2149,7 +2149,6 @@
             </w:pPr>
             <w:r>
               <w:rPr>
-                <w:rFonts w:ascii="Calibri" w:cs="Calibri" w:eastAsia="Calibri" w:hAnsi="Calibri"/>
                 <w:i w:val="1"/>
                 <w:iCs w:val="1"/>
                 <w:color w:val="548dd4"/>
@@ -2157,13 +2156,13 @@
                 <w:szCs w:val="20"/>
                 <w:rtl w:val="0"/>
               </w:rPr>
-              <w:t xml:space="preserve">Justifica brevemente por qué es posible desarrollar tu proyecto APT. Considera el tiempo y materiales que necesitas para desarrollarlo, así como los posibles factores externos que podrían dificultar y facilitar su desarrollo.  </w:t>
-            </w:r>
-          </w:p>
-          <w:p>
-            <w:pPr>
-              <w:rPr>
-                <w:rFonts w:ascii="Calibri" w:cs="Calibri" w:eastAsia="Calibri" w:hAnsi="Calibri"/>
+              <w:t xml:space="preserve">The Vitta project is considered feasible to develop within the academic period, as it has a defined schedule from August 19 to December 9, 2026, organized into sprints that allow the team to progressively address the analysis, design, development, testing, and closure stages.</w:t>
+            </w:r>
+          </w:p>
+          <w:p>
+            <w:pPr>
+              <w:spacing w:after="240" w:before="240" w:lineRule="auto"/>
+              <w:rPr>
                 <w:i w:val="1"/>
                 <w:iCs w:val="1"/>
                 <w:color w:val="548dd4"/>
@@ -2173,7 +2172,6 @@
             </w:pPr>
             <w:r>
               <w:rPr>
-                <w:rFonts w:ascii="Calibri" w:cs="Calibri" w:eastAsia="Calibri" w:hAnsi="Calibri"/>
                 <w:i w:val="1"/>
                 <w:iCs w:val="1"/>
                 <w:color w:val="548dd4"/>
@@ -2181,287 +2179,35 @@
                 <w:szCs w:val="20"/>
                 <w:rtl w:val="0"/>
               </w:rPr>
-              <w:t xml:space="preserve">¿Por qué crees es posible desarrollar tu Proyecto APT? Para responder esta pregunta debes tener en consideración:</w:t>
-            </w:r>
-          </w:p>
-          <w:p>
-            <w:pPr>
-              <w:keepNext w:val="0"/>
-              <w:keepLines w:val="0"/>
-              <w:widowControl w:val="1"/>
-              <w:numPr>
-                <w:ilvl w:val="0"/>
-                <w:numId w:val="2"/>
-              </w:numPr>
-              <w:pBdr>
-                <w:top w:space="0" w:sz="0" w:val="nil"/>
-                <w:left w:space="0" w:sz="0" w:val="nil"/>
-                <w:bottom w:space="0" w:sz="0" w:val="nil"/>
-                <w:right w:space="0" w:sz="0" w:val="nil"/>
-                <w:between w:space="0" w:sz="0" w:val="nil"/>
-              </w:pBdr>
-              <w:shd w:fill="auto" w:val="clear"/>
-              <w:spacing w:after="0" w:before="0" w:line="259" w:lineRule="auto"/>
-              <w:ind w:left="720" w:right="0" w:hanging="360"/>
-              <w:jc w:val="left"/>
-              <w:rPr>
-                <w:rFonts w:ascii="Calibri" w:cs="Calibri" w:eastAsia="Calibri" w:hAnsi="Calibri"/>
-                <w:b w:val="0"/>
-                <w:bCs w:val="0"/>
-                <w:i w:val="1"/>
-                <w:iCs w:val="1"/>
-                <w:smallCaps w:val="0"/>
-                <w:strike w:val="0"/>
+              <w:t xml:space="preserve">In addition, the Work Breakdown Structure (WBS) includes a distribution of hours and responsibilities by role, while the technologies defined for the project, such as React Native, JavaScript, Python, and a REST API, allow the solution to be developed mainly using free or open-source tools.</w:t>
+            </w:r>
+          </w:p>
+          <w:p>
+            <w:pPr>
+              <w:spacing w:after="240" w:before="240" w:lineRule="auto"/>
+              <w:rPr>
+                <w:i w:val="1"/>
+                <w:iCs w:val="1"/>
                 <w:color w:val="548dd4"/>
                 <w:sz w:val="20"/>
                 <w:szCs w:val="20"/>
-                <w:u w:val="none"/>
-                <w:shd w:fill="auto" w:val="clear"/>
-                <w:vertAlign w:val="baseline"/>
-              </w:rPr>
-            </w:pPr>
-            <w:r>
-              <w:rPr>
-                <w:rFonts w:ascii="Calibri" w:cs="Calibri" w:eastAsia="Calibri" w:hAnsi="Calibri"/>
-                <w:b w:val="0"/>
-                <w:bCs w:val="0"/>
-                <w:i w:val="1"/>
-                <w:iCs w:val="1"/>
-                <w:smallCaps w:val="0"/>
-                <w:strike w:val="0"/>
+              </w:rPr>
+            </w:pPr>
+            <w:r>
+              <w:rPr>
+                <w:i w:val="1"/>
+                <w:iCs w:val="1"/>
                 <w:color w:val="548dd4"/>
                 <w:sz w:val="20"/>
                 <w:szCs w:val="20"/>
-                <w:u w:val="none"/>
-                <w:shd w:fill="auto" w:val="clear"/>
-                <w:vertAlign w:val="baseline"/>
-                <w:rtl w:val="0"/>
-              </w:rPr>
-              <w:t xml:space="preserve">Duración del semestre</w:t>
-            </w:r>
-          </w:p>
-          <w:p>
-            <w:pPr>
-              <w:keepNext w:val="0"/>
-              <w:keepLines w:val="0"/>
-              <w:widowControl w:val="1"/>
-              <w:numPr>
-                <w:ilvl w:val="0"/>
-                <w:numId w:val="2"/>
-              </w:numPr>
-              <w:pBdr>
-                <w:top w:space="0" w:sz="0" w:val="nil"/>
-                <w:left w:space="0" w:sz="0" w:val="nil"/>
-                <w:bottom w:space="0" w:sz="0" w:val="nil"/>
-                <w:right w:space="0" w:sz="0" w:val="nil"/>
-                <w:between w:space="0" w:sz="0" w:val="nil"/>
-              </w:pBdr>
-              <w:shd w:fill="auto" w:val="clear"/>
-              <w:spacing w:after="0" w:before="0" w:line="259" w:lineRule="auto"/>
-              <w:ind w:left="720" w:right="0" w:hanging="360"/>
-              <w:jc w:val="left"/>
-              <w:rPr>
-                <w:rFonts w:ascii="Calibri" w:cs="Calibri" w:eastAsia="Calibri" w:hAnsi="Calibri"/>
-                <w:b w:val="0"/>
-                <w:bCs w:val="0"/>
-                <w:i w:val="1"/>
-                <w:iCs w:val="1"/>
-                <w:smallCaps w:val="0"/>
-                <w:strike w:val="0"/>
-                <w:color w:val="548dd4"/>
-                <w:sz w:val="20"/>
-                <w:szCs w:val="20"/>
-                <w:u w:val="none"/>
-                <w:shd w:fill="auto" w:val="clear"/>
-                <w:vertAlign w:val="baseline"/>
-              </w:rPr>
-            </w:pPr>
-            <w:r>
-              <w:rPr>
-                <w:rFonts w:ascii="Calibri" w:cs="Calibri" w:eastAsia="Calibri" w:hAnsi="Calibri"/>
-                <w:b w:val="0"/>
-                <w:bCs w:val="0"/>
-                <w:i w:val="1"/>
-                <w:iCs w:val="1"/>
-                <w:smallCaps w:val="0"/>
-                <w:strike w:val="0"/>
-                <w:color w:val="548dd4"/>
-                <w:sz w:val="20"/>
-                <w:szCs w:val="20"/>
-                <w:u w:val="none"/>
-                <w:shd w:fill="auto" w:val="clear"/>
-                <w:vertAlign w:val="baseline"/>
-                <w:rtl w:val="0"/>
-              </w:rPr>
-              <w:t xml:space="preserve">Horas asignadas a la asignatura </w:t>
-            </w:r>
-          </w:p>
-          <w:p>
-            <w:pPr>
-              <w:keepNext w:val="0"/>
-              <w:keepLines w:val="0"/>
-              <w:widowControl w:val="1"/>
-              <w:numPr>
-                <w:ilvl w:val="0"/>
-                <w:numId w:val="2"/>
-              </w:numPr>
-              <w:pBdr>
-                <w:top w:space="0" w:sz="0" w:val="nil"/>
-                <w:left w:space="0" w:sz="0" w:val="nil"/>
-                <w:bottom w:space="0" w:sz="0" w:val="nil"/>
-                <w:right w:space="0" w:sz="0" w:val="nil"/>
-                <w:between w:space="0" w:sz="0" w:val="nil"/>
-              </w:pBdr>
-              <w:shd w:fill="auto" w:val="clear"/>
-              <w:spacing w:after="0" w:before="0" w:line="259" w:lineRule="auto"/>
-              <w:ind w:left="720" w:right="0" w:hanging="360"/>
-              <w:jc w:val="left"/>
-              <w:rPr>
-                <w:rFonts w:ascii="Calibri" w:cs="Calibri" w:eastAsia="Calibri" w:hAnsi="Calibri"/>
-                <w:b w:val="0"/>
-                <w:bCs w:val="0"/>
-                <w:i w:val="1"/>
-                <w:iCs w:val="1"/>
-                <w:smallCaps w:val="0"/>
-                <w:strike w:val="0"/>
-                <w:color w:val="548dd4"/>
-                <w:sz w:val="20"/>
-                <w:szCs w:val="20"/>
-                <w:u w:val="none"/>
-                <w:shd w:fill="auto" w:val="clear"/>
-                <w:vertAlign w:val="baseline"/>
-              </w:rPr>
-            </w:pPr>
-            <w:r>
-              <w:rPr>
-                <w:rFonts w:ascii="Calibri" w:cs="Calibri" w:eastAsia="Calibri" w:hAnsi="Calibri"/>
-                <w:b w:val="0"/>
-                <w:bCs w:val="0"/>
-                <w:i w:val="1"/>
-                <w:iCs w:val="1"/>
-                <w:smallCaps w:val="0"/>
-                <w:strike w:val="0"/>
-                <w:color w:val="548dd4"/>
-                <w:sz w:val="20"/>
-                <w:szCs w:val="20"/>
-                <w:u w:val="none"/>
-                <w:shd w:fill="auto" w:val="clear"/>
-                <w:vertAlign w:val="baseline"/>
-                <w:rtl w:val="0"/>
-              </w:rPr>
-              <w:t xml:space="preserve">Materiales requeridos</w:t>
-            </w:r>
-          </w:p>
-          <w:p>
-            <w:pPr>
-              <w:keepNext w:val="0"/>
-              <w:keepLines w:val="0"/>
-              <w:widowControl w:val="1"/>
-              <w:numPr>
-                <w:ilvl w:val="0"/>
-                <w:numId w:val="2"/>
-              </w:numPr>
-              <w:pBdr>
-                <w:top w:space="0" w:sz="0" w:val="nil"/>
-                <w:left w:space="0" w:sz="0" w:val="nil"/>
-                <w:bottom w:space="0" w:sz="0" w:val="nil"/>
-                <w:right w:space="0" w:sz="0" w:val="nil"/>
-                <w:between w:space="0" w:sz="0" w:val="nil"/>
-              </w:pBdr>
-              <w:shd w:fill="auto" w:val="clear"/>
-              <w:spacing w:after="0" w:before="0" w:line="259" w:lineRule="auto"/>
-              <w:ind w:left="720" w:right="0" w:hanging="360"/>
-              <w:jc w:val="left"/>
-              <w:rPr>
-                <w:rFonts w:ascii="Calibri" w:cs="Calibri" w:eastAsia="Calibri" w:hAnsi="Calibri"/>
-                <w:b w:val="0"/>
-                <w:bCs w:val="0"/>
-                <w:i w:val="1"/>
-                <w:iCs w:val="1"/>
-                <w:smallCaps w:val="0"/>
-                <w:strike w:val="0"/>
-                <w:color w:val="548dd4"/>
-                <w:sz w:val="20"/>
-                <w:szCs w:val="20"/>
-                <w:u w:val="none"/>
-                <w:shd w:fill="auto" w:val="clear"/>
-                <w:vertAlign w:val="baseline"/>
-              </w:rPr>
-            </w:pPr>
-            <w:r>
-              <w:rPr>
-                <w:rFonts w:ascii="Calibri" w:cs="Calibri" w:eastAsia="Calibri" w:hAnsi="Calibri"/>
-                <w:b w:val="0"/>
-                <w:bCs w:val="0"/>
-                <w:i w:val="1"/>
-                <w:iCs w:val="1"/>
-                <w:smallCaps w:val="0"/>
-                <w:strike w:val="0"/>
-                <w:color w:val="548dd4"/>
-                <w:sz w:val="20"/>
-                <w:szCs w:val="20"/>
-                <w:u w:val="none"/>
-                <w:shd w:fill="auto" w:val="clear"/>
-                <w:vertAlign w:val="baseline"/>
-                <w:rtl w:val="0"/>
-              </w:rPr>
-              <w:t xml:space="preserve">Factores externos que facilitan su desarrollo </w:t>
-            </w:r>
-          </w:p>
-          <w:p>
-            <w:pPr>
-              <w:keepNext w:val="0"/>
-              <w:keepLines w:val="0"/>
-              <w:widowControl w:val="1"/>
-              <w:numPr>
-                <w:ilvl w:val="0"/>
-                <w:numId w:val="2"/>
-              </w:numPr>
-              <w:pBdr>
-                <w:top w:space="0" w:sz="0" w:val="nil"/>
-                <w:left w:space="0" w:sz="0" w:val="nil"/>
-                <w:bottom w:space="0" w:sz="0" w:val="nil"/>
-                <w:right w:space="0" w:sz="0" w:val="nil"/>
-                <w:between w:space="0" w:sz="0" w:val="nil"/>
-              </w:pBdr>
-              <w:shd w:fill="auto" w:val="clear"/>
-              <w:spacing w:after="160" w:before="0" w:line="259" w:lineRule="auto"/>
-              <w:ind w:left="720" w:right="0" w:hanging="360"/>
-              <w:jc w:val="left"/>
-              <w:rPr>
-                <w:rFonts w:ascii="Calibri" w:cs="Calibri" w:eastAsia="Calibri" w:hAnsi="Calibri"/>
-                <w:b w:val="0"/>
-                <w:bCs w:val="0"/>
-                <w:i w:val="1"/>
-                <w:iCs w:val="1"/>
-                <w:smallCaps w:val="0"/>
-                <w:strike w:val="0"/>
-                <w:color w:val="548dd4"/>
-                <w:sz w:val="20"/>
-                <w:szCs w:val="20"/>
-                <w:u w:val="none"/>
-                <w:shd w:fill="auto" w:val="clear"/>
-                <w:vertAlign w:val="baseline"/>
-              </w:rPr>
-            </w:pPr>
-            <w:r>
-              <w:rPr>
-                <w:rFonts w:ascii="Calibri" w:cs="Calibri" w:eastAsia="Calibri" w:hAnsi="Calibri"/>
-                <w:b w:val="0"/>
-                <w:bCs w:val="0"/>
-                <w:i w:val="1"/>
-                <w:iCs w:val="1"/>
-                <w:smallCaps w:val="0"/>
-                <w:strike w:val="0"/>
-                <w:color w:val="548dd4"/>
-                <w:sz w:val="20"/>
-                <w:szCs w:val="20"/>
-                <w:u w:val="none"/>
-                <w:shd w:fill="auto" w:val="clear"/>
-                <w:vertAlign w:val="baseline"/>
-                <w:rtl w:val="0"/>
-              </w:rPr>
-              <w:t xml:space="preserve">Factores externos que dificultan su desarrollo y maneras en que podrías solucionarlos</w:t>
+                <w:rtl w:val="0"/>
+              </w:rPr>
+              <w:t xml:space="preserve">Possible difficulties include delays, changes in requirements, or integration issues. These can be addressed through progress monitoring, change control, progressive testing, and task redistribution when necessary.</w:t>
+            </w:r>
+            <w:r>
+              <w:rPr>
+                <w:rtl w:val="0"/>
+              </w:rPr>
             </w:r>
           </w:p>
         </w:tc>
@@ -2762,7 +2508,6 @@
             </w:pPr>
             <w:r>
               <w:rPr>
-                <w:rFonts w:ascii="Calibri" w:cs="Calibri" w:eastAsia="Calibri" w:hAnsi="Calibri"/>
                 <w:i w:val="1"/>
                 <w:iCs w:val="1"/>
                 <w:color w:val="548dd4"/>
@@ -2770,7 +2515,12 @@
                 <w:szCs w:val="20"/>
                 <w:rtl w:val="0"/>
               </w:rPr>
-              <w:t xml:space="preserve">Describe el o los objetivos generales de tu trabajo. Estos representan las grandes metas del proyecto que realizarás, de manera que te servirán de guía para que, una vez finalizado todo el proceso, puedas contrastar el resultado con lo planificado y así ver en qué medida fue posible cumplirlo.</w:t>
+              <w:t xml:space="preserve">Design and develop Vitta, a mobile solution focused on personal organization and habit tracking, enabling users to record information, set goals, monitor their progress, and access support features related to food and hydration, finances, and the process of quitting smoking, while also integrating visualization tools, notifications, and gamification. </w:t>
+            </w:r>
+            <w:r>
+              <w:rPr>
+                <w:rtl w:val="0"/>
+              </w:rPr>
             </w:r>
           </w:p>
         </w:tc>
@@ -2810,7 +2560,6 @@
             <w:pPr>
               <w:jc w:val="both"/>
               <w:rPr>
-                <w:rFonts w:ascii="Calibri" w:cs="Calibri" w:eastAsia="Calibri" w:hAnsi="Calibri"/>
                 <w:i w:val="1"/>
                 <w:iCs w:val="1"/>
                 <w:color w:val="548dd4"/>
@@ -2820,7 +2569,6 @@
             </w:pPr>
             <w:r>
               <w:rPr>
-                <w:rFonts w:ascii="Calibri" w:cs="Calibri" w:eastAsia="Calibri" w:hAnsi="Calibri"/>
                 <w:i w:val="1"/>
                 <w:iCs w:val="1"/>
                 <w:color w:val="548dd4"/>
@@ -2828,7 +2576,140 @@
                 <w:szCs w:val="20"/>
                 <w:rtl w:val="0"/>
               </w:rPr>
-              <w:t xml:space="preserve">Describe los objetivos específicos del proyecto. Estos permiten aterrizar el trabajo y trazar procedimientos concretos a seguir. Se desprenden del objetivo general. </w:t>
+              <w:t xml:space="preserve">Design and implement a modular mobile application that allows users to manage information related to Food and Hydration, Finances, and Smoking Cessation.</w:t>
+            </w:r>
+          </w:p>
+          <w:p>
+            <w:pPr>
+              <w:jc w:val="both"/>
+              <w:rPr>
+                <w:i w:val="1"/>
+                <w:iCs w:val="1"/>
+                <w:color w:val="548dd4"/>
+                <w:sz w:val="20"/>
+                <w:szCs w:val="20"/>
+              </w:rPr>
+            </w:pPr>
+            <w:r>
+              <w:rPr>
+                <w:i w:val="1"/>
+                <w:iCs w:val="1"/>
+                <w:color w:val="548dd4"/>
+                <w:sz w:val="20"/>
+                <w:szCs w:val="20"/>
+                <w:rtl w:val="0"/>
+              </w:rPr>
+              <w:t xml:space="preserve">Develop a backend and a database that enable the structured management of information, validations, authentication, and communication between the different system components.</w:t>
+            </w:r>
+          </w:p>
+          <w:p>
+            <w:pPr>
+              <w:jc w:val="both"/>
+              <w:rPr>
+                <w:i w:val="1"/>
+                <w:iCs w:val="1"/>
+                <w:color w:val="548dd4"/>
+                <w:sz w:val="20"/>
+                <w:szCs w:val="20"/>
+              </w:rPr>
+            </w:pPr>
+            <w:r>
+              <w:rPr>
+                <w:i w:val="1"/>
+                <w:iCs w:val="1"/>
+                <w:color w:val="548dd4"/>
+                <w:sz w:val="20"/>
+                <w:szCs w:val="20"/>
+                <w:rtl w:val="0"/>
+              </w:rPr>
+              <w:t xml:space="preserve">Implement functionalities that allow users to record information, set goals, review historical data, and visualize progress indicators through dashboards and reports.</w:t>
+            </w:r>
+          </w:p>
+          <w:p>
+            <w:pPr>
+              <w:jc w:val="both"/>
+              <w:rPr>
+                <w:i w:val="1"/>
+                <w:iCs w:val="1"/>
+                <w:color w:val="548dd4"/>
+                <w:sz w:val="20"/>
+                <w:szCs w:val="20"/>
+              </w:rPr>
+            </w:pPr>
+            <w:r>
+              <w:rPr>
+                <w:i w:val="1"/>
+                <w:iCs w:val="1"/>
+                <w:color w:val="548dd4"/>
+                <w:sz w:val="20"/>
+                <w:szCs w:val="20"/>
+                <w:rtl w:val="0"/>
+              </w:rPr>
+              <w:t xml:space="preserve">Incorporate notification, reminder, points, rewards, and customization mechanisms that support user motivation and progress tracking.</w:t>
+            </w:r>
+          </w:p>
+          <w:p>
+            <w:pPr>
+              <w:jc w:val="both"/>
+              <w:rPr>
+                <w:i w:val="1"/>
+                <w:iCs w:val="1"/>
+                <w:color w:val="548dd4"/>
+                <w:sz w:val="20"/>
+                <w:szCs w:val="20"/>
+              </w:rPr>
+            </w:pPr>
+            <w:r>
+              <w:rPr>
+                <w:i w:val="1"/>
+                <w:iCs w:val="1"/>
+                <w:color w:val="548dd4"/>
+                <w:sz w:val="20"/>
+                <w:szCs w:val="20"/>
+                <w:rtl w:val="0"/>
+              </w:rPr>
+              <w:t xml:space="preserve">Implement a layered architecture and integration through a REST API, considering software security, maintainability, and quality criteria.</w:t>
+            </w:r>
+          </w:p>
+          <w:p>
+            <w:pPr>
+              <w:jc w:val="both"/>
+              <w:rPr>
+                <w:i w:val="1"/>
+                <w:iCs w:val="1"/>
+                <w:color w:val="548dd4"/>
+                <w:sz w:val="20"/>
+                <w:szCs w:val="20"/>
+              </w:rPr>
+            </w:pPr>
+            <w:r>
+              <w:rPr>
+                <w:i w:val="1"/>
+                <w:iCs w:val="1"/>
+                <w:color w:val="548dd4"/>
+                <w:sz w:val="20"/>
+                <w:szCs w:val="20"/>
+                <w:rtl w:val="0"/>
+              </w:rPr>
+              <w:t xml:space="preserve">Validate the correct operation of the solution through functional, integration, and database testing, verifying compliance with the requirements defined for the project.</w:t>
+            </w:r>
+          </w:p>
+          <w:p>
+            <w:pPr>
+              <w:ind w:left="0" w:firstLine="0"/>
+              <w:jc w:val="both"/>
+              <w:rPr>
+                <w:i w:val="1"/>
+                <w:iCs w:val="1"/>
+                <w:color w:val="548dd4"/>
+                <w:sz w:val="20"/>
+                <w:szCs w:val="20"/>
+              </w:rPr>
+            </w:pPr>
+            <w:r>
+              <w:rPr>
+                <w:rtl w:val="0"/>
+              </w:rPr>
             </w:r>
           </w:p>
         </w:tc>
@@ -3075,9 +2956,21 @@
           <w:tcPr/>
           <w:p>
             <w:pPr>
-              <w:jc w:val="both"/>
-              <w:rPr>
-                <w:rFonts w:ascii="Calibri" w:cs="Calibri" w:eastAsia="Calibri" w:hAnsi="Calibri"/>
+              <w:keepNext w:val="0"/>
+              <w:keepLines w:val="0"/>
+              <w:widowControl w:val="1"/>
+              <w:pBdr>
+                <w:top w:space="0" w:sz="0" w:val="nil"/>
+                <w:left w:space="0" w:sz="0" w:val="nil"/>
+                <w:bottom w:space="0" w:sz="0" w:val="nil"/>
+                <w:right w:space="0" w:sz="0" w:val="nil"/>
+                <w:between w:space="0" w:sz="0" w:val="nil"/>
+              </w:pBdr>
+              <w:shd w:fill="auto" w:val="clear"/>
+              <w:spacing w:after="160" w:before="0" w:line="259" w:lineRule="auto"/>
+              <w:ind w:left="0" w:right="0" w:firstLine="0"/>
+              <w:jc w:val="both"/>
+              <w:rPr>
                 <w:i w:val="1"/>
                 <w:iCs w:val="1"/>
                 <w:color w:val="548dd4"/>
@@ -3087,7 +2980,6 @@
             </w:pPr>
             <w:r>
               <w:rPr>
-                <w:rFonts w:ascii="Calibri" w:cs="Calibri" w:eastAsia="Calibri" w:hAnsi="Calibri"/>
                 <w:i w:val="1"/>
                 <w:iCs w:val="1"/>
                 <w:color w:val="548dd4"/>
@@ -3095,32 +2987,79 @@
                 <w:szCs w:val="20"/>
                 <w:rtl w:val="0"/>
               </w:rPr>
-              <w:t xml:space="preserve">Describe cómo abordarás el problema o situación que se identificó anteriormente, señalando la metodología que se utilizará para cumplir con tu objetivo. </w:t>
-            </w:r>
-          </w:p>
-          <w:p>
-            <w:pPr>
-              <w:jc w:val="both"/>
-              <w:rPr>
-                <w:rFonts w:ascii="Calibri" w:cs="Calibri" w:eastAsia="Calibri" w:hAnsi="Calibri"/>
-                <w:i w:val="1"/>
-                <w:iCs w:val="1"/>
-                <w:color w:val="ff0000"/>
-                <w:sz w:val="18"/>
-                <w:szCs w:val="18"/>
-              </w:rPr>
-            </w:pPr>
-            <w:r>
-              <w:rPr>
-                <w:rFonts w:ascii="Calibri" w:cs="Calibri" w:eastAsia="Calibri" w:hAnsi="Calibri"/>
+              <w:t xml:space="preserve">For the development of Vitta, an agile methodology will be used, organizing the work into sprints that will allow the team to progressively move through the stages of analysis and planning, architectural design, development, integration, testing, and closure. Throughout the project, good management practices, version control through GitHub, continuous documentation, follow-up meetings, and change control will be applied.</w:t>
+            </w:r>
+          </w:p>
+          <w:p>
+            <w:pPr>
+              <w:keepNext w:val="0"/>
+              <w:keepLines w:val="0"/>
+              <w:widowControl w:val="1"/>
+              <w:pBdr>
+                <w:top w:space="0" w:sz="0" w:val="nil"/>
+                <w:left w:space="0" w:sz="0" w:val="nil"/>
+                <w:bottom w:space="0" w:sz="0" w:val="nil"/>
+                <w:right w:space="0" w:sz="0" w:val="nil"/>
+                <w:between w:space="0" w:sz="0" w:val="nil"/>
+              </w:pBdr>
+              <w:shd w:fill="auto" w:val="clear"/>
+              <w:spacing w:after="160" w:before="0" w:line="259" w:lineRule="auto"/>
+              <w:ind w:left="0" w:right="0" w:firstLine="0"/>
+              <w:jc w:val="both"/>
+              <w:rPr>
                 <w:i w:val="1"/>
                 <w:iCs w:val="1"/>
                 <w:color w:val="548dd4"/>
                 <w:sz w:val="20"/>
                 <w:szCs w:val="20"/>
-                <w:rtl w:val="0"/>
-              </w:rPr>
-              <w:t xml:space="preserve">Cuando el proyecto a desarrollar es grupal, es necesario incorporar la definición de las funciones, tareas y responsabilidades asociadas a cada integrante del equipo.</w:t>
+              </w:rPr>
+            </w:pPr>
+            <w:r>
+              <w:rPr>
+                <w:i w:val="1"/>
+                <w:iCs w:val="1"/>
+                <w:color w:val="548dd4"/>
+                <w:sz w:val="20"/>
+                <w:szCs w:val="20"/>
+                <w:rtl w:val="0"/>
+              </w:rPr>
+              <w:t xml:space="preserve">The team will consist of three members with complementary responsibilities. Pamela Romero, as Project Manager and DBA, will be responsible for planning and coordination, risk management, and database design and administration. Javiera Pérez, as Programmer Analyst and Designer, will participate in backend and mobile development, interface design, component integration, and technical documentation. Karina Tobar, as Functional Analyst and QA, will be responsible for requirements gathering, functional analysis, test preparation, validation, and quality control.</w:t>
+            </w:r>
+          </w:p>
+          <w:p>
+            <w:pPr>
+              <w:keepNext w:val="0"/>
+              <w:keepLines w:val="0"/>
+              <w:widowControl w:val="1"/>
+              <w:pBdr>
+                <w:top w:space="0" w:sz="0" w:val="nil"/>
+                <w:left w:space="0" w:sz="0" w:val="nil"/>
+                <w:bottom w:space="0" w:sz="0" w:val="nil"/>
+                <w:right w:space="0" w:sz="0" w:val="nil"/>
+                <w:between w:space="0" w:sz="0" w:val="nil"/>
+              </w:pBdr>
+              <w:shd w:fill="auto" w:val="clear"/>
+              <w:spacing w:after="160" w:before="0" w:line="259" w:lineRule="auto"/>
+              <w:ind w:left="0" w:right="0" w:firstLine="0"/>
+              <w:jc w:val="both"/>
+              <w:rPr>
+                <w:i w:val="1"/>
+                <w:iCs w:val="1"/>
+                <w:color w:val="4472c4"/>
+                <w:sz w:val="18"/>
+                <w:szCs w:val="18"/>
+              </w:rPr>
+            </w:pPr>
+            <w:r>
+              <w:rPr>
+                <w:i w:val="1"/>
+                <w:iCs w:val="1"/>
+                <w:color w:val="548dd4"/>
+                <w:sz w:val="20"/>
+                <w:szCs w:val="20"/>
+                <w:rtl w:val="0"/>
+              </w:rPr>
+              <w:t xml:space="preserve">Activities will be distributed according to these roles and the planning defined for each sprint, with periodic progress reviews carried out to verify compliance with the requirements and objectives established for the project.</w:t>
             </w:r>
             <w:r>
               <w:rPr>
@@ -3290,7 +3229,7 @@
     <w:tbl>
       <w:tblPr>
         <w:tblStyle w:val="Table12"/>
-        <w:tblW w:w="10062.0" w:type="dxa"/>
+        <w:tblW w:w="10065.0" w:type="dxa"/>
         <w:jc w:val="left"/>
         <w:tblInd w:w="-714.0" w:type="dxa"/>
         <w:tblBorders>
@@ -3305,16 +3244,16 @@
         <w:tblLook w:val="0400"/>
       </w:tblPr>
       <w:tblGrid>
-        <w:gridCol w:w="1843"/>
-        <w:gridCol w:w="1843"/>
-        <w:gridCol w:w="3825"/>
-        <w:gridCol w:w="2551"/>
+        <w:gridCol w:w="1905"/>
+        <w:gridCol w:w="1770"/>
+        <w:gridCol w:w="3840"/>
+        <w:gridCol w:w="2550"/>
         <w:tblGridChange w:id="0">
           <w:tblGrid>
-            <w:gridCol w:w="1843"/>
-            <w:gridCol w:w="1843"/>
-            <w:gridCol w:w="3825"/>
-            <w:gridCol w:w="2551"/>
+            <w:gridCol w:w="1905"/>
+            <w:gridCol w:w="1770"/>
+            <w:gridCol w:w="3840"/>
+            <w:gridCol w:w="2550"/>
           </w:tblGrid>
         </w:tblGridChange>
       </w:tblGrid>
@@ -3646,33 +3585,96 @@
                 <w:between w:space="0" w:sz="0" w:val="nil"/>
               </w:pBdr>
               <w:shd w:fill="auto" w:val="clear"/>
-              <w:tabs>
-                <w:tab w:val="center" w:leader="none" w:pos="4419"/>
-                <w:tab w:val="right" w:leader="none" w:pos="8838"/>
-              </w:tabs>
-              <w:spacing w:after="0" w:before="0" w:line="240" w:lineRule="auto"/>
+              <w:spacing w:after="160" w:before="0" w:line="259" w:lineRule="auto"/>
               <w:ind w:left="0" w:right="0" w:firstLine="0"/>
               <w:jc w:val="both"/>
               <w:rPr>
-                <w:rFonts w:ascii="Calibri" w:cs="Calibri" w:eastAsia="Calibri" w:hAnsi="Calibri"/>
                 <w:b w:val="1"/>
                 <w:bCs w:val="1"/>
-                <w:i w:val="0"/>
-                <w:iCs w:val="0"/>
-                <w:smallCaps w:val="0"/>
-                <w:strike w:val="0"/>
-                <w:color w:val="1f3864"/>
-                <w:sz w:val="22"/>
-                <w:szCs w:val="22"/>
-                <w:u w:val="none"/>
-                <w:shd w:fill="auto" w:val="clear"/>
-                <w:vertAlign w:val="baseline"/>
-              </w:rPr>
-            </w:pPr>
-            <w:r>
-              <w:rPr>
-                <w:rtl w:val="0"/>
-              </w:rPr>
+                <w:i w:val="1"/>
+                <w:iCs w:val="1"/>
+                <w:color w:val="4472c4"/>
+                <w:sz w:val="18"/>
+                <w:szCs w:val="18"/>
+              </w:rPr>
+            </w:pPr>
+            <w:r>
+              <w:rPr>
+                <w:b w:val="1"/>
+                <w:bCs w:val="1"/>
+                <w:i w:val="1"/>
+                <w:iCs w:val="1"/>
+                <w:color w:val="4472c4"/>
+                <w:sz w:val="18"/>
+                <w:szCs w:val="18"/>
+                <w:rtl w:val="0"/>
+              </w:rPr>
+              <w:t xml:space="preserve">Progress </w:t>
+            </w:r>
+          </w:p>
+        </w:tc>
+        <w:tc>
+          <w:tcPr/>
+          <w:p>
+            <w:pPr>
+              <w:keepNext w:val="0"/>
+              <w:keepLines w:val="0"/>
+              <w:widowControl w:val="1"/>
+              <w:pBdr>
+                <w:top w:space="0" w:sz="0" w:val="nil"/>
+                <w:left w:space="0" w:sz="0" w:val="nil"/>
+                <w:bottom w:space="0" w:sz="0" w:val="nil"/>
+                <w:right w:space="0" w:sz="0" w:val="nil"/>
+                <w:between w:space="0" w:sz="0" w:val="nil"/>
+              </w:pBdr>
+              <w:shd w:fill="auto" w:val="clear"/>
+              <w:spacing w:after="160" w:before="0" w:line="259" w:lineRule="auto"/>
+              <w:ind w:left="0" w:right="0" w:firstLine="0"/>
+              <w:jc w:val="both"/>
+              <w:rPr>
+                <w:i w:val="1"/>
+                <w:iCs w:val="1"/>
+                <w:color w:val="4472c4"/>
+                <w:sz w:val="18"/>
+                <w:szCs w:val="18"/>
+              </w:rPr>
+            </w:pPr>
+            <w:r>
+              <w:rPr>
+                <w:i w:val="1"/>
+                <w:iCs w:val="1"/>
+                <w:color w:val="4472c4"/>
+                <w:sz w:val="18"/>
+                <w:szCs w:val="18"/>
+                <w:rtl w:val="0"/>
+              </w:rPr>
+              <w:t xml:space="preserve">TO-BE Process </w:t>
+            </w:r>
+          </w:p>
+        </w:tc>
+        <w:tc>
+          <w:tcPr/>
+          <w:p>
+            <w:pPr>
+              <w:jc w:val="both"/>
+              <w:rPr>
+                <w:i w:val="1"/>
+                <w:iCs w:val="1"/>
+                <w:color w:val="4472c4"/>
+                <w:sz w:val="18"/>
+                <w:szCs w:val="18"/>
+              </w:rPr>
+            </w:pPr>
+            <w:r>
+              <w:rPr>
+                <w:i w:val="1"/>
+                <w:iCs w:val="1"/>
+                <w:color w:val="4472c4"/>
+                <w:sz w:val="18"/>
+                <w:szCs w:val="18"/>
+                <w:rtl w:val="0"/>
+              </w:rPr>
+              <w:t xml:space="preserve">Representation of the future process considering the proposed solution for Vitta. </w:t>
             </w:r>
           </w:p>
         </w:tc>
@@ -3699,25 +3701,73 @@
               <w:ind w:left="0" w:right="0" w:firstLine="0"/>
               <w:jc w:val="both"/>
               <w:rPr>
-                <w:rFonts w:ascii="Calibri" w:cs="Calibri" w:eastAsia="Calibri" w:hAnsi="Calibri"/>
+                <w:i w:val="1"/>
+                <w:iCs w:val="1"/>
+                <w:color w:val="4472c4"/>
+                <w:sz w:val="18"/>
+                <w:szCs w:val="18"/>
+              </w:rPr>
+            </w:pPr>
+            <w:r>
+              <w:rPr>
+                <w:i w:val="1"/>
+                <w:iCs w:val="1"/>
+                <w:color w:val="4472c4"/>
+                <w:sz w:val="18"/>
+                <w:szCs w:val="18"/>
+                <w:rtl w:val="0"/>
+              </w:rPr>
+              <w:t xml:space="preserve">Demonstrates how the identified problem is expected to be addressed through the developed solution. </w:t>
+            </w:r>
+          </w:p>
+        </w:tc>
+      </w:tr>
+      <w:tr>
+        <w:trPr>
+          <w:cantSplit w:val="0"/>
+          <w:trHeight w:val="362" w:hRule="atLeast"/>
+          <w:tblHeader w:val="0"/>
+        </w:trPr>
+        <w:tc>
+          <w:tcPr/>
+          <w:p>
+            <w:pPr>
+              <w:keepNext w:val="0"/>
+              <w:keepLines w:val="0"/>
+              <w:widowControl w:val="1"/>
+              <w:pBdr>
+                <w:top w:space="0" w:sz="0" w:val="nil"/>
+                <w:left w:space="0" w:sz="0" w:val="nil"/>
+                <w:bottom w:space="0" w:sz="0" w:val="nil"/>
+                <w:right w:space="0" w:sz="0" w:val="nil"/>
+                <w:between w:space="0" w:sz="0" w:val="nil"/>
+              </w:pBdr>
+              <w:shd w:fill="auto" w:val="clear"/>
+              <w:spacing w:after="160" w:before="0" w:line="259" w:lineRule="auto"/>
+              <w:ind w:left="0" w:right="0" w:firstLine="0"/>
+              <w:jc w:val="both"/>
+              <w:rPr>
                 <w:b w:val="1"/>
                 <w:bCs w:val="1"/>
-                <w:i w:val="0"/>
-                <w:iCs w:val="0"/>
-                <w:smallCaps w:val="0"/>
-                <w:strike w:val="0"/>
-                <w:color w:val="1f3864"/>
-                <w:sz w:val="22"/>
-                <w:szCs w:val="22"/>
-                <w:u w:val="none"/>
-                <w:shd w:fill="auto" w:val="clear"/>
-                <w:vertAlign w:val="baseline"/>
-              </w:rPr>
-            </w:pPr>
-            <w:r>
-              <w:rPr>
-                <w:rtl w:val="0"/>
-              </w:rPr>
+                <w:i w:val="1"/>
+                <w:iCs w:val="1"/>
+                <w:color w:val="4472c4"/>
+                <w:sz w:val="18"/>
+                <w:szCs w:val="18"/>
+              </w:rPr>
+            </w:pPr>
+            <w:r>
+              <w:rPr>
+                <w:b w:val="1"/>
+                <w:bCs w:val="1"/>
+                <w:i w:val="1"/>
+                <w:iCs w:val="1"/>
+                <w:color w:val="4472c4"/>
+                <w:sz w:val="18"/>
+                <w:szCs w:val="18"/>
+                <w:rtl w:val="0"/>
+              </w:rPr>
+              <w:t xml:space="preserve">Progress </w:t>
             </w:r>
           </w:p>
         </w:tc>
@@ -3725,27 +3775,38 @@
           <w:tcPr/>
           <w:p>
             <w:pPr>
-              <w:jc w:val="both"/>
-              <w:rPr>
-                <w:rFonts w:ascii="Calibri" w:cs="Calibri" w:eastAsia="Calibri" w:hAnsi="Calibri"/>
-                <w:i w:val="1"/>
-                <w:iCs w:val="1"/>
-                <w:color w:val="4472c4"/>
-                <w:sz w:val="18"/>
-                <w:szCs w:val="18"/>
-              </w:rPr>
-            </w:pPr>
-            <w:r>
-              <w:rPr>
-                <w:rFonts w:ascii="Calibri" w:cs="Calibri" w:eastAsia="Calibri" w:hAnsi="Calibri"/>
-                <w:i w:val="1"/>
-                <w:iCs w:val="1"/>
-                <w:color w:val="4472c4"/>
-                <w:sz w:val="18"/>
-                <w:szCs w:val="18"/>
-                <w:rtl w:val="0"/>
-              </w:rPr>
-              <w:t xml:space="preserve">Describe las evidencias acordadas con tu docente, siempre teniendo en mente que estas deben dar cuenta del desarrollo de tu Proyecto APT.</w:t>
+              <w:keepNext w:val="0"/>
+              <w:keepLines w:val="0"/>
+              <w:widowControl w:val="1"/>
+              <w:pBdr>
+                <w:top w:space="0" w:sz="0" w:val="nil"/>
+                <w:left w:space="0" w:sz="0" w:val="nil"/>
+                <w:bottom w:space="0" w:sz="0" w:val="nil"/>
+                <w:right w:space="0" w:sz="0" w:val="nil"/>
+                <w:between w:space="0" w:sz="0" w:val="nil"/>
+              </w:pBdr>
+              <w:shd w:fill="auto" w:val="clear"/>
+              <w:spacing w:after="160" w:before="0" w:line="259" w:lineRule="auto"/>
+              <w:ind w:left="0" w:right="0" w:firstLine="0"/>
+              <w:jc w:val="both"/>
+              <w:rPr>
+                <w:i w:val="1"/>
+                <w:iCs w:val="1"/>
+                <w:color w:val="4472c4"/>
+                <w:sz w:val="18"/>
+                <w:szCs w:val="18"/>
+              </w:rPr>
+            </w:pPr>
+            <w:r>
+              <w:rPr>
+                <w:i w:val="1"/>
+                <w:iCs w:val="1"/>
+                <w:color w:val="4472c4"/>
+                <w:sz w:val="18"/>
+                <w:szCs w:val="18"/>
+                <w:rtl w:val="0"/>
+              </w:rPr>
+              <w:t xml:space="preserve">Solution Architecture </w:t>
             </w:r>
           </w:p>
         </w:tc>
@@ -3772,35 +3833,26 @@
               <w:ind w:left="0" w:right="0" w:firstLine="0"/>
               <w:jc w:val="both"/>
               <w:rPr>
-                <w:rFonts w:ascii="Calibri" w:cs="Calibri" w:eastAsia="Calibri" w:hAnsi="Calibri"/>
-                <w:b w:val="1"/>
-                <w:bCs w:val="1"/>
-                <w:i w:val="0"/>
-                <w:iCs w:val="0"/>
-                <w:smallCaps w:val="0"/>
-                <w:strike w:val="0"/>
-                <w:color w:val="1f3864"/>
-                <w:sz w:val="22"/>
-                <w:szCs w:val="22"/>
-                <w:u w:val="none"/>
-                <w:shd w:fill="auto" w:val="clear"/>
-                <w:vertAlign w:val="baseline"/>
-              </w:rPr>
-            </w:pPr>
-            <w:r>
-              <w:rPr>
-                <w:rtl w:val="0"/>
-              </w:rPr>
-            </w:r>
-          </w:p>
-        </w:tc>
-      </w:tr>
-      <w:tr>
-        <w:trPr>
-          <w:cantSplit w:val="0"/>
-          <w:trHeight w:val="362" w:hRule="atLeast"/>
-          <w:tblHeader w:val="0"/>
-        </w:trPr>
+                <w:i w:val="1"/>
+                <w:iCs w:val="1"/>
+                <w:color w:val="4472c4"/>
+                <w:sz w:val="18"/>
+                <w:szCs w:val="18"/>
+              </w:rPr>
+            </w:pPr>
+            <w:r>
+              <w:rPr>
+                <w:i w:val="1"/>
+                <w:iCs w:val="1"/>
+                <w:color w:val="4472c4"/>
+                <w:sz w:val="18"/>
+                <w:szCs w:val="18"/>
+                <w:rtl w:val="0"/>
+              </w:rPr>
+              <w:t xml:space="preserve">Design of the architecture and the relationship between the mobile application, backend, database, and administrative components. </w:t>
+            </w:r>
+          </w:p>
+        </w:tc>
         <w:tc>
           <w:tcPr/>
           <w:p>
@@ -3824,25 +3876,112 @@
               <w:ind w:left="0" w:right="0" w:firstLine="0"/>
               <w:jc w:val="both"/>
               <w:rPr>
-                <w:rFonts w:ascii="Calibri" w:cs="Calibri" w:eastAsia="Calibri" w:hAnsi="Calibri"/>
+                <w:i w:val="1"/>
+                <w:iCs w:val="1"/>
+                <w:color w:val="4472c4"/>
+                <w:sz w:val="18"/>
+                <w:szCs w:val="18"/>
+              </w:rPr>
+            </w:pPr>
+            <w:r>
+              <w:rPr>
+                <w:i w:val="1"/>
+                <w:iCs w:val="1"/>
+                <w:color w:val="4472c4"/>
+                <w:sz w:val="18"/>
+                <w:szCs w:val="18"/>
+                <w:rtl w:val="0"/>
+              </w:rPr>
+              <w:t xml:space="preserve">Documents the technical structure defined for the development of the system. </w:t>
+            </w:r>
+          </w:p>
+        </w:tc>
+      </w:tr>
+      <w:tr>
+        <w:trPr>
+          <w:cantSplit w:val="0"/>
+          <w:trHeight w:val="362" w:hRule="atLeast"/>
+          <w:tblHeader w:val="0"/>
+        </w:trPr>
+        <w:tc>
+          <w:tcPr/>
+          <w:p>
+            <w:pPr>
+              <w:keepNext w:val="0"/>
+              <w:keepLines w:val="0"/>
+              <w:widowControl w:val="1"/>
+              <w:pBdr>
+                <w:top w:space="0" w:sz="0" w:val="nil"/>
+                <w:left w:space="0" w:sz="0" w:val="nil"/>
+                <w:bottom w:space="0" w:sz="0" w:val="nil"/>
+                <w:right w:space="0" w:sz="0" w:val="nil"/>
+                <w:between w:space="0" w:sz="0" w:val="nil"/>
+              </w:pBdr>
+              <w:shd w:fill="auto" w:val="clear"/>
+              <w:spacing w:after="160" w:before="0" w:line="259" w:lineRule="auto"/>
+              <w:ind w:left="0" w:right="0" w:firstLine="0"/>
+              <w:jc w:val="both"/>
+              <w:rPr>
                 <w:b w:val="1"/>
                 <w:bCs w:val="1"/>
-                <w:i w:val="0"/>
-                <w:iCs w:val="0"/>
-                <w:smallCaps w:val="0"/>
-                <w:strike w:val="0"/>
-                <w:color w:val="1f3864"/>
-                <w:sz w:val="22"/>
-                <w:szCs w:val="22"/>
-                <w:u w:val="none"/>
-                <w:shd w:fill="auto" w:val="clear"/>
-                <w:vertAlign w:val="baseline"/>
-              </w:rPr>
-            </w:pPr>
-            <w:r>
-              <w:rPr>
-                <w:rtl w:val="0"/>
-              </w:rPr>
+                <w:i w:val="1"/>
+                <w:iCs w:val="1"/>
+                <w:color w:val="4472c4"/>
+                <w:sz w:val="18"/>
+                <w:szCs w:val="18"/>
+              </w:rPr>
+            </w:pPr>
+            <w:r>
+              <w:rPr>
+                <w:b w:val="1"/>
+                <w:bCs w:val="1"/>
+                <w:i w:val="1"/>
+                <w:iCs w:val="1"/>
+                <w:color w:val="4472c4"/>
+                <w:sz w:val="18"/>
+                <w:szCs w:val="18"/>
+                <w:rtl w:val="0"/>
+              </w:rPr>
+              <w:t xml:space="preserve">Progress </w:t>
+            </w:r>
+          </w:p>
+        </w:tc>
+        <w:tc>
+          <w:tcPr/>
+          <w:p>
+            <w:pPr>
+              <w:keepNext w:val="0"/>
+              <w:keepLines w:val="0"/>
+              <w:widowControl w:val="1"/>
+              <w:pBdr>
+                <w:top w:space="0" w:sz="0" w:val="nil"/>
+                <w:left w:space="0" w:sz="0" w:val="nil"/>
+                <w:bottom w:space="0" w:sz="0" w:val="nil"/>
+                <w:right w:space="0" w:sz="0" w:val="nil"/>
+                <w:between w:space="0" w:sz="0" w:val="nil"/>
+              </w:pBdr>
+              <w:shd w:fill="auto" w:val="clear"/>
+              <w:spacing w:after="160" w:before="0" w:line="259" w:lineRule="auto"/>
+              <w:ind w:left="0" w:right="0" w:firstLine="0"/>
+              <w:jc w:val="both"/>
+              <w:rPr>
+                <w:i w:val="1"/>
+                <w:iCs w:val="1"/>
+                <w:color w:val="4472c4"/>
+                <w:sz w:val="18"/>
+                <w:szCs w:val="18"/>
+              </w:rPr>
+            </w:pPr>
+            <w:r>
+              <w:rPr>
+                <w:i w:val="1"/>
+                <w:iCs w:val="1"/>
+                <w:color w:val="4472c4"/>
+                <w:sz w:val="18"/>
+                <w:szCs w:val="18"/>
+                <w:rtl w:val="0"/>
+              </w:rPr>
+              <w:t xml:space="preserve">Data Model </w:t>
             </w:r>
           </w:p>
         </w:tc>
@@ -3869,25 +4008,23 @@
               <w:ind w:left="0" w:right="0" w:firstLine="0"/>
               <w:jc w:val="both"/>
               <w:rPr>
-                <w:rFonts w:ascii="Calibri" w:cs="Calibri" w:eastAsia="Calibri" w:hAnsi="Calibri"/>
-                <w:b w:val="1"/>
-                <w:bCs w:val="1"/>
-                <w:i w:val="0"/>
-                <w:iCs w:val="0"/>
-                <w:smallCaps w:val="0"/>
-                <w:strike w:val="0"/>
-                <w:color w:val="1f3864"/>
-                <w:sz w:val="22"/>
-                <w:szCs w:val="22"/>
-                <w:u w:val="none"/>
-                <w:shd w:fill="auto" w:val="clear"/>
-                <w:vertAlign w:val="baseline"/>
-              </w:rPr>
-            </w:pPr>
-            <w:r>
-              <w:rPr>
-                <w:rtl w:val="0"/>
-              </w:rPr>
+                <w:i w:val="1"/>
+                <w:iCs w:val="1"/>
+                <w:color w:val="4472c4"/>
+                <w:sz w:val="18"/>
+                <w:szCs w:val="18"/>
+              </w:rPr>
+            </w:pPr>
+            <w:r>
+              <w:rPr>
+                <w:i w:val="1"/>
+                <w:iCs w:val="1"/>
+                <w:color w:val="4472c4"/>
+                <w:sz w:val="18"/>
+                <w:szCs w:val="18"/>
+                <w:rtl w:val="0"/>
+              </w:rPr>
+              <w:t xml:space="preserve">Representation of the entities, attributes, and relationships required to store Vitta's information. </w:t>
             </w:r>
           </w:p>
         </w:tc>
@@ -3914,25 +4051,112 @@
               <w:ind w:left="0" w:right="0" w:firstLine="0"/>
               <w:jc w:val="both"/>
               <w:rPr>
-                <w:rFonts w:ascii="Calibri" w:cs="Calibri" w:eastAsia="Calibri" w:hAnsi="Calibri"/>
+                <w:i w:val="1"/>
+                <w:iCs w:val="1"/>
+                <w:color w:val="4472c4"/>
+                <w:sz w:val="18"/>
+                <w:szCs w:val="18"/>
+              </w:rPr>
+            </w:pPr>
+            <w:r>
+              <w:rPr>
+                <w:i w:val="1"/>
+                <w:iCs w:val="1"/>
+                <w:color w:val="4472c4"/>
+                <w:sz w:val="18"/>
+                <w:szCs w:val="18"/>
+                <w:rtl w:val="0"/>
+              </w:rPr>
+              <w:t xml:space="preserve">Demonstrates the design of the data structure that will support the system's functionalities. </w:t>
+            </w:r>
+          </w:p>
+        </w:tc>
+      </w:tr>
+      <w:tr>
+        <w:trPr>
+          <w:cantSplit w:val="0"/>
+          <w:trHeight w:val="362" w:hRule="atLeast"/>
+          <w:tblHeader w:val="0"/>
+        </w:trPr>
+        <w:tc>
+          <w:tcPr/>
+          <w:p>
+            <w:pPr>
+              <w:keepNext w:val="0"/>
+              <w:keepLines w:val="0"/>
+              <w:widowControl w:val="1"/>
+              <w:pBdr>
+                <w:top w:space="0" w:sz="0" w:val="nil"/>
+                <w:left w:space="0" w:sz="0" w:val="nil"/>
+                <w:bottom w:space="0" w:sz="0" w:val="nil"/>
+                <w:right w:space="0" w:sz="0" w:val="nil"/>
+                <w:between w:space="0" w:sz="0" w:val="nil"/>
+              </w:pBdr>
+              <w:shd w:fill="auto" w:val="clear"/>
+              <w:spacing w:after="160" w:before="0" w:line="259" w:lineRule="auto"/>
+              <w:ind w:left="0" w:right="0" w:firstLine="0"/>
+              <w:jc w:val="both"/>
+              <w:rPr>
                 <w:b w:val="1"/>
                 <w:bCs w:val="1"/>
-                <w:i w:val="0"/>
-                <w:iCs w:val="0"/>
-                <w:smallCaps w:val="0"/>
-                <w:strike w:val="0"/>
-                <w:color w:val="1f3864"/>
-                <w:sz w:val="22"/>
-                <w:szCs w:val="22"/>
-                <w:u w:val="none"/>
-                <w:shd w:fill="auto" w:val="clear"/>
-                <w:vertAlign w:val="baseline"/>
-              </w:rPr>
-            </w:pPr>
-            <w:r>
-              <w:rPr>
-                <w:rtl w:val="0"/>
-              </w:rPr>
+                <w:i w:val="1"/>
+                <w:iCs w:val="1"/>
+                <w:color w:val="4472c4"/>
+                <w:sz w:val="18"/>
+                <w:szCs w:val="18"/>
+              </w:rPr>
+            </w:pPr>
+            <w:r>
+              <w:rPr>
+                <w:b w:val="1"/>
+                <w:bCs w:val="1"/>
+                <w:i w:val="1"/>
+                <w:iCs w:val="1"/>
+                <w:color w:val="4472c4"/>
+                <w:sz w:val="18"/>
+                <w:szCs w:val="18"/>
+                <w:rtl w:val="0"/>
+              </w:rPr>
+              <w:t xml:space="preserve">Progress </w:t>
+            </w:r>
+          </w:p>
+        </w:tc>
+        <w:tc>
+          <w:tcPr/>
+          <w:p>
+            <w:pPr>
+              <w:keepNext w:val="0"/>
+              <w:keepLines w:val="0"/>
+              <w:widowControl w:val="1"/>
+              <w:pBdr>
+                <w:top w:space="0" w:sz="0" w:val="nil"/>
+                <w:left w:space="0" w:sz="0" w:val="nil"/>
+                <w:bottom w:space="0" w:sz="0" w:val="nil"/>
+                <w:right w:space="0" w:sz="0" w:val="nil"/>
+                <w:between w:space="0" w:sz="0" w:val="nil"/>
+              </w:pBdr>
+              <w:shd w:fill="auto" w:val="clear"/>
+              <w:spacing w:after="160" w:before="0" w:line="259" w:lineRule="auto"/>
+              <w:ind w:left="0" w:right="0" w:firstLine="0"/>
+              <w:jc w:val="both"/>
+              <w:rPr>
+                <w:i w:val="1"/>
+                <w:iCs w:val="1"/>
+                <w:color w:val="4472c4"/>
+                <w:sz w:val="18"/>
+                <w:szCs w:val="18"/>
+              </w:rPr>
+            </w:pPr>
+            <w:r>
+              <w:rPr>
+                <w:i w:val="1"/>
+                <w:iCs w:val="1"/>
+                <w:color w:val="4472c4"/>
+                <w:sz w:val="18"/>
+                <w:szCs w:val="18"/>
+                <w:rtl w:val="0"/>
+              </w:rPr>
+              <w:t xml:space="preserve">User Management Module </w:t>
             </w:r>
           </w:p>
         </w:tc>
@@ -3959,35 +4183,26 @@
               <w:ind w:left="0" w:right="0" w:firstLine="0"/>
               <w:jc w:val="both"/>
               <w:rPr>
-                <w:rFonts w:ascii="Calibri" w:cs="Calibri" w:eastAsia="Calibri" w:hAnsi="Calibri"/>
-                <w:b w:val="1"/>
-                <w:bCs w:val="1"/>
-                <w:i w:val="0"/>
-                <w:iCs w:val="0"/>
-                <w:smallCaps w:val="0"/>
-                <w:strike w:val="0"/>
-                <w:color w:val="1f3864"/>
-                <w:sz w:val="22"/>
-                <w:szCs w:val="22"/>
-                <w:u w:val="none"/>
-                <w:shd w:fill="auto" w:val="clear"/>
-                <w:vertAlign w:val="baseline"/>
-              </w:rPr>
-            </w:pPr>
-            <w:r>
-              <w:rPr>
-                <w:rtl w:val="0"/>
-              </w:rPr>
-            </w:r>
-          </w:p>
-        </w:tc>
-      </w:tr>
-      <w:tr>
-        <w:trPr>
-          <w:cantSplit w:val="0"/>
-          <w:trHeight w:val="362" w:hRule="atLeast"/>
-          <w:tblHeader w:val="0"/>
-        </w:trPr>
+                <w:i w:val="1"/>
+                <w:iCs w:val="1"/>
+                <w:color w:val="4472c4"/>
+                <w:sz w:val="18"/>
+                <w:szCs w:val="18"/>
+              </w:rPr>
+            </w:pPr>
+            <w:r>
+              <w:rPr>
+                <w:i w:val="1"/>
+                <w:iCs w:val="1"/>
+                <w:color w:val="4472c4"/>
+                <w:sz w:val="18"/>
+                <w:szCs w:val="18"/>
+                <w:rtl w:val="0"/>
+              </w:rPr>
+              <w:t xml:space="preserve">Implementation of registration, login and logout, password recovery, user profile, and module configuration. </w:t>
+            </w:r>
+          </w:p>
+        </w:tc>
         <w:tc>
           <w:tcPr/>
           <w:p>
@@ -4011,25 +4226,112 @@
               <w:ind w:left="0" w:right="0" w:firstLine="0"/>
               <w:jc w:val="both"/>
               <w:rPr>
-                <w:rFonts w:ascii="Calibri" w:cs="Calibri" w:eastAsia="Calibri" w:hAnsi="Calibri"/>
+                <w:i w:val="1"/>
+                <w:iCs w:val="1"/>
+                <w:color w:val="4472c4"/>
+                <w:sz w:val="18"/>
+                <w:szCs w:val="18"/>
+              </w:rPr>
+            </w:pPr>
+            <w:r>
+              <w:rPr>
+                <w:i w:val="1"/>
+                <w:iCs w:val="1"/>
+                <w:color w:val="4472c4"/>
+                <w:sz w:val="18"/>
+                <w:szCs w:val="18"/>
+                <w:rtl w:val="0"/>
+              </w:rPr>
+              <w:t xml:space="preserve">Demonstrates the development of user access and management functionalities. </w:t>
+            </w:r>
+          </w:p>
+        </w:tc>
+      </w:tr>
+      <w:tr>
+        <w:trPr>
+          <w:cantSplit w:val="0"/>
+          <w:trHeight w:val="362" w:hRule="atLeast"/>
+          <w:tblHeader w:val="0"/>
+        </w:trPr>
+        <w:tc>
+          <w:tcPr/>
+          <w:p>
+            <w:pPr>
+              <w:keepNext w:val="0"/>
+              <w:keepLines w:val="0"/>
+              <w:widowControl w:val="1"/>
+              <w:pBdr>
+                <w:top w:space="0" w:sz="0" w:val="nil"/>
+                <w:left w:space="0" w:sz="0" w:val="nil"/>
+                <w:bottom w:space="0" w:sz="0" w:val="nil"/>
+                <w:right w:space="0" w:sz="0" w:val="nil"/>
+                <w:between w:space="0" w:sz="0" w:val="nil"/>
+              </w:pBdr>
+              <w:shd w:fill="auto" w:val="clear"/>
+              <w:spacing w:after="160" w:before="0" w:line="259" w:lineRule="auto"/>
+              <w:ind w:left="0" w:right="0" w:firstLine="0"/>
+              <w:jc w:val="both"/>
+              <w:rPr>
                 <w:b w:val="1"/>
                 <w:bCs w:val="1"/>
-                <w:i w:val="0"/>
-                <w:iCs w:val="0"/>
-                <w:smallCaps w:val="0"/>
-                <w:strike w:val="0"/>
-                <w:color w:val="1f3864"/>
-                <w:sz w:val="22"/>
-                <w:szCs w:val="22"/>
-                <w:u w:val="none"/>
-                <w:shd w:fill="auto" w:val="clear"/>
-                <w:vertAlign w:val="baseline"/>
-              </w:rPr>
-            </w:pPr>
-            <w:r>
-              <w:rPr>
-                <w:rtl w:val="0"/>
-              </w:rPr>
+                <w:i w:val="1"/>
+                <w:iCs w:val="1"/>
+                <w:color w:val="4472c4"/>
+                <w:sz w:val="18"/>
+                <w:szCs w:val="18"/>
+              </w:rPr>
+            </w:pPr>
+            <w:r>
+              <w:rPr>
+                <w:b w:val="1"/>
+                <w:bCs w:val="1"/>
+                <w:i w:val="1"/>
+                <w:iCs w:val="1"/>
+                <w:color w:val="4472c4"/>
+                <w:sz w:val="18"/>
+                <w:szCs w:val="18"/>
+                <w:rtl w:val="0"/>
+              </w:rPr>
+              <w:t xml:space="preserve">Progress </w:t>
+            </w:r>
+          </w:p>
+        </w:tc>
+        <w:tc>
+          <w:tcPr/>
+          <w:p>
+            <w:pPr>
+              <w:keepNext w:val="0"/>
+              <w:keepLines w:val="0"/>
+              <w:widowControl w:val="1"/>
+              <w:pBdr>
+                <w:top w:space="0" w:sz="0" w:val="nil"/>
+                <w:left w:space="0" w:sz="0" w:val="nil"/>
+                <w:bottom w:space="0" w:sz="0" w:val="nil"/>
+                <w:right w:space="0" w:sz="0" w:val="nil"/>
+                <w:between w:space="0" w:sz="0" w:val="nil"/>
+              </w:pBdr>
+              <w:shd w:fill="auto" w:val="clear"/>
+              <w:spacing w:after="160" w:before="0" w:line="259" w:lineRule="auto"/>
+              <w:ind w:left="0" w:right="0" w:firstLine="0"/>
+              <w:jc w:val="both"/>
+              <w:rPr>
+                <w:i w:val="1"/>
+                <w:iCs w:val="1"/>
+                <w:color w:val="4472c4"/>
+                <w:sz w:val="18"/>
+                <w:szCs w:val="18"/>
+              </w:rPr>
+            </w:pPr>
+            <w:r>
+              <w:rPr>
+                <w:i w:val="1"/>
+                <w:iCs w:val="1"/>
+                <w:color w:val="4472c4"/>
+                <w:sz w:val="18"/>
+                <w:szCs w:val="18"/>
+                <w:rtl w:val="0"/>
+              </w:rPr>
+              <w:t xml:space="preserve">Food and Hydration Module </w:t>
             </w:r>
           </w:p>
         </w:tc>
@@ -4056,25 +4358,23 @@
               <w:ind w:left="0" w:right="0" w:firstLine="0"/>
               <w:jc w:val="both"/>
               <w:rPr>
-                <w:rFonts w:ascii="Calibri" w:cs="Calibri" w:eastAsia="Calibri" w:hAnsi="Calibri"/>
-                <w:b w:val="1"/>
-                <w:bCs w:val="1"/>
-                <w:i w:val="0"/>
-                <w:iCs w:val="0"/>
-                <w:smallCaps w:val="0"/>
-                <w:strike w:val="0"/>
-                <w:color w:val="1f3864"/>
-                <w:sz w:val="22"/>
-                <w:szCs w:val="22"/>
-                <w:u w:val="none"/>
-                <w:shd w:fill="auto" w:val="clear"/>
-                <w:vertAlign w:val="baseline"/>
-              </w:rPr>
-            </w:pPr>
-            <w:r>
-              <w:rPr>
-                <w:rtl w:val="0"/>
-              </w:rPr>
+                <w:i w:val="1"/>
+                <w:iCs w:val="1"/>
+                <w:color w:val="4472c4"/>
+                <w:sz w:val="18"/>
+                <w:szCs w:val="18"/>
+              </w:rPr>
+            </w:pPr>
+            <w:r>
+              <w:rPr>
+                <w:i w:val="1"/>
+                <w:iCs w:val="1"/>
+                <w:color w:val="4472c4"/>
+                <w:sz w:val="18"/>
+                <w:szCs w:val="18"/>
+                <w:rtl w:val="0"/>
+              </w:rPr>
+              <w:t xml:space="preserve">Implementation of meal registration, portions, hydration, goals, history, and progress tracking. </w:t>
             </w:r>
           </w:p>
         </w:tc>
@@ -4101,25 +4401,112 @@
               <w:ind w:left="0" w:right="0" w:firstLine="0"/>
               <w:jc w:val="both"/>
               <w:rPr>
-                <w:rFonts w:ascii="Calibri" w:cs="Calibri" w:eastAsia="Calibri" w:hAnsi="Calibri"/>
+                <w:i w:val="1"/>
+                <w:iCs w:val="1"/>
+                <w:color w:val="4472c4"/>
+                <w:sz w:val="18"/>
+                <w:szCs w:val="18"/>
+              </w:rPr>
+            </w:pPr>
+            <w:r>
+              <w:rPr>
+                <w:i w:val="1"/>
+                <w:iCs w:val="1"/>
+                <w:color w:val="4472c4"/>
+                <w:sz w:val="18"/>
+                <w:szCs w:val="18"/>
+                <w:rtl w:val="0"/>
+              </w:rPr>
+              <w:t xml:space="preserve">Demonstrates the functional development of one of the main modules of the system. </w:t>
+            </w:r>
+          </w:p>
+        </w:tc>
+      </w:tr>
+      <w:tr>
+        <w:trPr>
+          <w:cantSplit w:val="0"/>
+          <w:trHeight w:val="362" w:hRule="atLeast"/>
+          <w:tblHeader w:val="0"/>
+        </w:trPr>
+        <w:tc>
+          <w:tcPr/>
+          <w:p>
+            <w:pPr>
+              <w:keepNext w:val="0"/>
+              <w:keepLines w:val="0"/>
+              <w:widowControl w:val="1"/>
+              <w:pBdr>
+                <w:top w:space="0" w:sz="0" w:val="nil"/>
+                <w:left w:space="0" w:sz="0" w:val="nil"/>
+                <w:bottom w:space="0" w:sz="0" w:val="nil"/>
+                <w:right w:space="0" w:sz="0" w:val="nil"/>
+                <w:between w:space="0" w:sz="0" w:val="nil"/>
+              </w:pBdr>
+              <w:shd w:fill="auto" w:val="clear"/>
+              <w:spacing w:after="160" w:before="0" w:line="259" w:lineRule="auto"/>
+              <w:ind w:left="0" w:right="0" w:firstLine="0"/>
+              <w:jc w:val="both"/>
+              <w:rPr>
                 <w:b w:val="1"/>
                 <w:bCs w:val="1"/>
-                <w:i w:val="0"/>
-                <w:iCs w:val="0"/>
-                <w:smallCaps w:val="0"/>
-                <w:strike w:val="0"/>
-                <w:color w:val="1f3864"/>
-                <w:sz w:val="22"/>
-                <w:szCs w:val="22"/>
-                <w:u w:val="none"/>
-                <w:shd w:fill="auto" w:val="clear"/>
-                <w:vertAlign w:val="baseline"/>
-              </w:rPr>
-            </w:pPr>
-            <w:r>
-              <w:rPr>
-                <w:rtl w:val="0"/>
-              </w:rPr>
+                <w:i w:val="1"/>
+                <w:iCs w:val="1"/>
+                <w:color w:val="4472c4"/>
+                <w:sz w:val="18"/>
+                <w:szCs w:val="18"/>
+              </w:rPr>
+            </w:pPr>
+            <w:r>
+              <w:rPr>
+                <w:b w:val="1"/>
+                <w:bCs w:val="1"/>
+                <w:i w:val="1"/>
+                <w:iCs w:val="1"/>
+                <w:color w:val="4472c4"/>
+                <w:sz w:val="18"/>
+                <w:szCs w:val="18"/>
+                <w:rtl w:val="0"/>
+              </w:rPr>
+              <w:t xml:space="preserve">Progress </w:t>
+            </w:r>
+          </w:p>
+        </w:tc>
+        <w:tc>
+          <w:tcPr/>
+          <w:p>
+            <w:pPr>
+              <w:keepNext w:val="0"/>
+              <w:keepLines w:val="0"/>
+              <w:widowControl w:val="1"/>
+              <w:pBdr>
+                <w:top w:space="0" w:sz="0" w:val="nil"/>
+                <w:left w:space="0" w:sz="0" w:val="nil"/>
+                <w:bottom w:space="0" w:sz="0" w:val="nil"/>
+                <w:right w:space="0" w:sz="0" w:val="nil"/>
+                <w:between w:space="0" w:sz="0" w:val="nil"/>
+              </w:pBdr>
+              <w:shd w:fill="auto" w:val="clear"/>
+              <w:spacing w:after="160" w:before="0" w:line="259" w:lineRule="auto"/>
+              <w:ind w:left="0" w:right="0" w:firstLine="0"/>
+              <w:jc w:val="both"/>
+              <w:rPr>
+                <w:i w:val="1"/>
+                <w:iCs w:val="1"/>
+                <w:color w:val="4472c4"/>
+                <w:sz w:val="18"/>
+                <w:szCs w:val="18"/>
+              </w:rPr>
+            </w:pPr>
+            <w:r>
+              <w:rPr>
+                <w:i w:val="1"/>
+                <w:iCs w:val="1"/>
+                <w:color w:val="4472c4"/>
+                <w:sz w:val="18"/>
+                <w:szCs w:val="18"/>
+                <w:rtl w:val="0"/>
+              </w:rPr>
+              <w:t xml:space="preserve">Finance Module </w:t>
             </w:r>
           </w:p>
         </w:tc>
@@ -4146,35 +4533,26 @@
               <w:ind w:left="0" w:right="0" w:firstLine="0"/>
               <w:jc w:val="both"/>
               <w:rPr>
-                <w:rFonts w:ascii="Calibri" w:cs="Calibri" w:eastAsia="Calibri" w:hAnsi="Calibri"/>
-                <w:b w:val="1"/>
-                <w:bCs w:val="1"/>
-                <w:i w:val="0"/>
-                <w:iCs w:val="0"/>
-                <w:smallCaps w:val="0"/>
-                <w:strike w:val="0"/>
-                <w:color w:val="1f3864"/>
-                <w:sz w:val="22"/>
-                <w:szCs w:val="22"/>
-                <w:u w:val="none"/>
-                <w:shd w:fill="auto" w:val="clear"/>
-                <w:vertAlign w:val="baseline"/>
-              </w:rPr>
-            </w:pPr>
-            <w:r>
-              <w:rPr>
-                <w:rtl w:val="0"/>
-              </w:rPr>
-            </w:r>
-          </w:p>
-        </w:tc>
-      </w:tr>
-      <w:tr>
-        <w:trPr>
-          <w:cantSplit w:val="0"/>
-          <w:trHeight w:val="362" w:hRule="atLeast"/>
-          <w:tblHeader w:val="0"/>
-        </w:trPr>
+                <w:i w:val="1"/>
+                <w:iCs w:val="1"/>
+                <w:color w:val="4472c4"/>
+                <w:sz w:val="18"/>
+                <w:szCs w:val="18"/>
+              </w:rPr>
+            </w:pPr>
+            <w:r>
+              <w:rPr>
+                <w:i w:val="1"/>
+                <w:iCs w:val="1"/>
+                <w:color w:val="4472c4"/>
+                <w:sz w:val="18"/>
+                <w:szCs w:val="18"/>
+                <w:rtl w:val="0"/>
+              </w:rPr>
+              <w:t xml:space="preserve">Implementation of income, expenses, categories, savings, goals, minor recurring expenses, and the financial dashboard </w:t>
+            </w:r>
+          </w:p>
+        </w:tc>
         <w:tc>
           <w:tcPr/>
           <w:p>
@@ -4198,25 +4576,112 @@
               <w:ind w:left="0" w:right="0" w:firstLine="0"/>
               <w:jc w:val="both"/>
               <w:rPr>
-                <w:rFonts w:ascii="Calibri" w:cs="Calibri" w:eastAsia="Calibri" w:hAnsi="Calibri"/>
+                <w:i w:val="1"/>
+                <w:iCs w:val="1"/>
+                <w:color w:val="4472c4"/>
+                <w:sz w:val="18"/>
+                <w:szCs w:val="18"/>
+              </w:rPr>
+            </w:pPr>
+            <w:r>
+              <w:rPr>
+                <w:i w:val="1"/>
+                <w:iCs w:val="1"/>
+                <w:color w:val="4472c4"/>
+                <w:sz w:val="18"/>
+                <w:szCs w:val="18"/>
+                <w:rtl w:val="0"/>
+              </w:rPr>
+              <w:t xml:space="preserve">Demonstrates the development of the defined financial functionalities. </w:t>
+            </w:r>
+          </w:p>
+        </w:tc>
+      </w:tr>
+      <w:tr>
+        <w:trPr>
+          <w:cantSplit w:val="0"/>
+          <w:trHeight w:val="362" w:hRule="atLeast"/>
+          <w:tblHeader w:val="0"/>
+        </w:trPr>
+        <w:tc>
+          <w:tcPr/>
+          <w:p>
+            <w:pPr>
+              <w:keepNext w:val="0"/>
+              <w:keepLines w:val="0"/>
+              <w:widowControl w:val="1"/>
+              <w:pBdr>
+                <w:top w:space="0" w:sz="0" w:val="nil"/>
+                <w:left w:space="0" w:sz="0" w:val="nil"/>
+                <w:bottom w:space="0" w:sz="0" w:val="nil"/>
+                <w:right w:space="0" w:sz="0" w:val="nil"/>
+                <w:between w:space="0" w:sz="0" w:val="nil"/>
+              </w:pBdr>
+              <w:shd w:fill="auto" w:val="clear"/>
+              <w:spacing w:after="160" w:before="0" w:line="259" w:lineRule="auto"/>
+              <w:ind w:left="0" w:right="0" w:firstLine="0"/>
+              <w:jc w:val="both"/>
+              <w:rPr>
                 <w:b w:val="1"/>
                 <w:bCs w:val="1"/>
-                <w:i w:val="0"/>
-                <w:iCs w:val="0"/>
-                <w:smallCaps w:val="0"/>
-                <w:strike w:val="0"/>
-                <w:color w:val="1f3864"/>
-                <w:sz w:val="22"/>
-                <w:szCs w:val="22"/>
-                <w:u w:val="none"/>
-                <w:shd w:fill="auto" w:val="clear"/>
-                <w:vertAlign w:val="baseline"/>
-              </w:rPr>
-            </w:pPr>
-            <w:r>
-              <w:rPr>
-                <w:rtl w:val="0"/>
-              </w:rPr>
+                <w:i w:val="1"/>
+                <w:iCs w:val="1"/>
+                <w:color w:val="4472c4"/>
+                <w:sz w:val="18"/>
+                <w:szCs w:val="18"/>
+              </w:rPr>
+            </w:pPr>
+            <w:r>
+              <w:rPr>
+                <w:b w:val="1"/>
+                <w:bCs w:val="1"/>
+                <w:i w:val="1"/>
+                <w:iCs w:val="1"/>
+                <w:color w:val="4472c4"/>
+                <w:sz w:val="18"/>
+                <w:szCs w:val="18"/>
+                <w:rtl w:val="0"/>
+              </w:rPr>
+              <w:t xml:space="preserve">Progress </w:t>
+            </w:r>
+          </w:p>
+        </w:tc>
+        <w:tc>
+          <w:tcPr/>
+          <w:p>
+            <w:pPr>
+              <w:keepNext w:val="0"/>
+              <w:keepLines w:val="0"/>
+              <w:widowControl w:val="1"/>
+              <w:pBdr>
+                <w:top w:space="0" w:sz="0" w:val="nil"/>
+                <w:left w:space="0" w:sz="0" w:val="nil"/>
+                <w:bottom w:space="0" w:sz="0" w:val="nil"/>
+                <w:right w:space="0" w:sz="0" w:val="nil"/>
+                <w:between w:space="0" w:sz="0" w:val="nil"/>
+              </w:pBdr>
+              <w:shd w:fill="auto" w:val="clear"/>
+              <w:spacing w:after="160" w:before="0" w:line="259" w:lineRule="auto"/>
+              <w:ind w:left="0" w:right="0" w:firstLine="0"/>
+              <w:jc w:val="both"/>
+              <w:rPr>
+                <w:i w:val="1"/>
+                <w:iCs w:val="1"/>
+                <w:color w:val="4472c4"/>
+                <w:sz w:val="18"/>
+                <w:szCs w:val="18"/>
+              </w:rPr>
+            </w:pPr>
+            <w:r>
+              <w:rPr>
+                <w:i w:val="1"/>
+                <w:iCs w:val="1"/>
+                <w:color w:val="4472c4"/>
+                <w:sz w:val="18"/>
+                <w:szCs w:val="18"/>
+                <w:rtl w:val="0"/>
+              </w:rPr>
+              <w:t xml:space="preserve">Smoking Cessation Module </w:t>
             </w:r>
           </w:p>
         </w:tc>
@@ -4243,25 +4708,23 @@
               <w:ind w:left="0" w:right="0" w:firstLine="0"/>
               <w:jc w:val="both"/>
               <w:rPr>
-                <w:rFonts w:ascii="Calibri" w:cs="Calibri" w:eastAsia="Calibri" w:hAnsi="Calibri"/>
-                <w:b w:val="1"/>
-                <w:bCs w:val="1"/>
-                <w:i w:val="0"/>
-                <w:iCs w:val="0"/>
-                <w:smallCaps w:val="0"/>
-                <w:strike w:val="0"/>
-                <w:color w:val="1f3864"/>
-                <w:sz w:val="22"/>
-                <w:szCs w:val="22"/>
-                <w:u w:val="none"/>
-                <w:shd w:fill="auto" w:val="clear"/>
-                <w:vertAlign w:val="baseline"/>
-              </w:rPr>
-            </w:pPr>
-            <w:r>
-              <w:rPr>
-                <w:rtl w:val="0"/>
-              </w:rPr>
+                <w:i w:val="1"/>
+                <w:iCs w:val="1"/>
+                <w:color w:val="4472c4"/>
+                <w:sz w:val="18"/>
+                <w:szCs w:val="18"/>
+              </w:rPr>
+            </w:pPr>
+            <w:r>
+              <w:rPr>
+                <w:i w:val="1"/>
+                <w:iCs w:val="1"/>
+                <w:color w:val="4472c4"/>
+                <w:sz w:val="18"/>
+                <w:szCs w:val="18"/>
+                <w:rtl w:val="0"/>
+              </w:rPr>
+              <w:t xml:space="preserve">Implementation of process tracking, history, progress, and estimated savings. </w:t>
             </w:r>
           </w:p>
         </w:tc>
@@ -4288,25 +4751,112 @@
               <w:ind w:left="0" w:right="0" w:firstLine="0"/>
               <w:jc w:val="both"/>
               <w:rPr>
-                <w:rFonts w:ascii="Calibri" w:cs="Calibri" w:eastAsia="Calibri" w:hAnsi="Calibri"/>
+                <w:i w:val="1"/>
+                <w:iCs w:val="1"/>
+                <w:color w:val="4472c4"/>
+                <w:sz w:val="18"/>
+                <w:szCs w:val="18"/>
+              </w:rPr>
+            </w:pPr>
+            <w:r>
+              <w:rPr>
+                <w:i w:val="1"/>
+                <w:iCs w:val="1"/>
+                <w:color w:val="4472c4"/>
+                <w:sz w:val="18"/>
+                <w:szCs w:val="18"/>
+                <w:rtl w:val="0"/>
+              </w:rPr>
+              <w:t xml:space="preserve">Demonstrates the development of the functionalities related to tracking the smoking cessation process. </w:t>
+            </w:r>
+          </w:p>
+        </w:tc>
+      </w:tr>
+      <w:tr>
+        <w:trPr>
+          <w:cantSplit w:val="0"/>
+          <w:trHeight w:val="362" w:hRule="atLeast"/>
+          <w:tblHeader w:val="0"/>
+        </w:trPr>
+        <w:tc>
+          <w:tcPr/>
+          <w:p>
+            <w:pPr>
+              <w:keepNext w:val="0"/>
+              <w:keepLines w:val="0"/>
+              <w:widowControl w:val="1"/>
+              <w:pBdr>
+                <w:top w:space="0" w:sz="0" w:val="nil"/>
+                <w:left w:space="0" w:sz="0" w:val="nil"/>
+                <w:bottom w:space="0" w:sz="0" w:val="nil"/>
+                <w:right w:space="0" w:sz="0" w:val="nil"/>
+                <w:between w:space="0" w:sz="0" w:val="nil"/>
+              </w:pBdr>
+              <w:shd w:fill="auto" w:val="clear"/>
+              <w:spacing w:after="160" w:before="0" w:line="259" w:lineRule="auto"/>
+              <w:ind w:left="0" w:right="0" w:firstLine="0"/>
+              <w:jc w:val="both"/>
+              <w:rPr>
                 <w:b w:val="1"/>
                 <w:bCs w:val="1"/>
-                <w:i w:val="0"/>
-                <w:iCs w:val="0"/>
-                <w:smallCaps w:val="0"/>
-                <w:strike w:val="0"/>
-                <w:color w:val="1f3864"/>
-                <w:sz w:val="22"/>
-                <w:szCs w:val="22"/>
-                <w:u w:val="none"/>
-                <w:shd w:fill="auto" w:val="clear"/>
-                <w:vertAlign w:val="baseline"/>
-              </w:rPr>
-            </w:pPr>
-            <w:r>
-              <w:rPr>
-                <w:rtl w:val="0"/>
-              </w:rPr>
+                <w:i w:val="1"/>
+                <w:iCs w:val="1"/>
+                <w:color w:val="4472c4"/>
+                <w:sz w:val="18"/>
+                <w:szCs w:val="18"/>
+              </w:rPr>
+            </w:pPr>
+            <w:r>
+              <w:rPr>
+                <w:b w:val="1"/>
+                <w:bCs w:val="1"/>
+                <w:i w:val="1"/>
+                <w:iCs w:val="1"/>
+                <w:color w:val="4472c4"/>
+                <w:sz w:val="18"/>
+                <w:szCs w:val="18"/>
+                <w:rtl w:val="0"/>
+              </w:rPr>
+              <w:t xml:space="preserve">Progress </w:t>
+            </w:r>
+          </w:p>
+        </w:tc>
+        <w:tc>
+          <w:tcPr/>
+          <w:p>
+            <w:pPr>
+              <w:keepNext w:val="0"/>
+              <w:keepLines w:val="0"/>
+              <w:widowControl w:val="1"/>
+              <w:pBdr>
+                <w:top w:space="0" w:sz="0" w:val="nil"/>
+                <w:left w:space="0" w:sz="0" w:val="nil"/>
+                <w:bottom w:space="0" w:sz="0" w:val="nil"/>
+                <w:right w:space="0" w:sz="0" w:val="nil"/>
+                <w:between w:space="0" w:sz="0" w:val="nil"/>
+              </w:pBdr>
+              <w:shd w:fill="auto" w:val="clear"/>
+              <w:spacing w:after="160" w:before="0" w:line="259" w:lineRule="auto"/>
+              <w:ind w:left="0" w:right="0" w:firstLine="0"/>
+              <w:jc w:val="both"/>
+              <w:rPr>
+                <w:i w:val="1"/>
+                <w:iCs w:val="1"/>
+                <w:color w:val="4472c4"/>
+                <w:sz w:val="18"/>
+                <w:szCs w:val="18"/>
+              </w:rPr>
+            </w:pPr>
+            <w:r>
+              <w:rPr>
+                <w:i w:val="1"/>
+                <w:iCs w:val="1"/>
+                <w:color w:val="4472c4"/>
+                <w:sz w:val="18"/>
+                <w:szCs w:val="18"/>
+                <w:rtl w:val="0"/>
+              </w:rPr>
+              <w:t xml:space="preserve">Administrative and Integration Module </w:t>
             </w:r>
           </w:p>
         </w:tc>
@@ -4333,25 +4883,1299 @@
               <w:ind w:left="0" w:right="0" w:firstLine="0"/>
               <w:jc w:val="both"/>
               <w:rPr>
-                <w:rFonts w:ascii="Calibri" w:cs="Calibri" w:eastAsia="Calibri" w:hAnsi="Calibri"/>
+                <w:i w:val="1"/>
+                <w:iCs w:val="1"/>
+                <w:color w:val="4472c4"/>
+                <w:sz w:val="18"/>
+                <w:szCs w:val="18"/>
+              </w:rPr>
+            </w:pPr>
+            <w:r>
+              <w:rPr>
+                <w:i w:val="1"/>
+                <w:iCs w:val="1"/>
+                <w:color w:val="4472c4"/>
+                <w:sz w:val="18"/>
+                <w:szCs w:val="18"/>
+                <w:rtl w:val="0"/>
+              </w:rPr>
+              <w:t xml:space="preserve">Implementation of maintenance functions, parameters, administration, and integration with an external service. </w:t>
+            </w:r>
+          </w:p>
+        </w:tc>
+        <w:tc>
+          <w:tcPr/>
+          <w:p>
+            <w:pPr>
+              <w:keepNext w:val="0"/>
+              <w:keepLines w:val="0"/>
+              <w:widowControl w:val="1"/>
+              <w:pBdr>
+                <w:top w:space="0" w:sz="0" w:val="nil"/>
+                <w:left w:space="0" w:sz="0" w:val="nil"/>
+                <w:bottom w:space="0" w:sz="0" w:val="nil"/>
+                <w:right w:space="0" w:sz="0" w:val="nil"/>
+                <w:between w:space="0" w:sz="0" w:val="nil"/>
+              </w:pBdr>
+              <w:shd w:fill="auto" w:val="clear"/>
+              <w:tabs>
+                <w:tab w:val="center" w:leader="none" w:pos="4419"/>
+                <w:tab w:val="right" w:leader="none" w:pos="8838"/>
+              </w:tabs>
+              <w:spacing w:after="0" w:before="0" w:line="240" w:lineRule="auto"/>
+              <w:ind w:left="0" w:right="0" w:firstLine="0"/>
+              <w:jc w:val="both"/>
+              <w:rPr>
+                <w:i w:val="1"/>
+                <w:iCs w:val="1"/>
+                <w:color w:val="4472c4"/>
+                <w:sz w:val="18"/>
+                <w:szCs w:val="18"/>
+              </w:rPr>
+            </w:pPr>
+            <w:r>
+              <w:rPr>
+                <w:i w:val="1"/>
+                <w:iCs w:val="1"/>
+                <w:color w:val="4472c4"/>
+                <w:sz w:val="18"/>
+                <w:szCs w:val="18"/>
+                <w:rtl w:val="0"/>
+              </w:rPr>
+              <w:t xml:space="preserve">Demonstrates the administration and overall integration of the system components. </w:t>
+            </w:r>
+          </w:p>
+        </w:tc>
+      </w:tr>
+      <w:tr>
+        <w:trPr>
+          <w:cantSplit w:val="0"/>
+          <w:trHeight w:val="362" w:hRule="atLeast"/>
+          <w:tblHeader w:val="0"/>
+        </w:trPr>
+        <w:tc>
+          <w:tcPr/>
+          <w:p>
+            <w:pPr>
+              <w:keepNext w:val="0"/>
+              <w:keepLines w:val="0"/>
+              <w:widowControl w:val="1"/>
+              <w:pBdr>
+                <w:top w:space="0" w:sz="0" w:val="nil"/>
+                <w:left w:space="0" w:sz="0" w:val="nil"/>
+                <w:bottom w:space="0" w:sz="0" w:val="nil"/>
+                <w:right w:space="0" w:sz="0" w:val="nil"/>
+                <w:between w:space="0" w:sz="0" w:val="nil"/>
+              </w:pBdr>
+              <w:shd w:fill="auto" w:val="clear"/>
+              <w:spacing w:after="160" w:before="0" w:line="259" w:lineRule="auto"/>
+              <w:ind w:left="0" w:right="0" w:firstLine="0"/>
+              <w:jc w:val="both"/>
+              <w:rPr>
                 <w:b w:val="1"/>
                 <w:bCs w:val="1"/>
-                <w:i w:val="0"/>
-                <w:iCs w:val="0"/>
-                <w:smallCaps w:val="0"/>
-                <w:strike w:val="0"/>
-                <w:color w:val="1f3864"/>
-                <w:sz w:val="22"/>
-                <w:szCs w:val="22"/>
-                <w:u w:val="none"/>
-                <w:shd w:fill="auto" w:val="clear"/>
-                <w:vertAlign w:val="baseline"/>
-              </w:rPr>
-            </w:pPr>
-            <w:r>
-              <w:rPr>
-                <w:rtl w:val="0"/>
-              </w:rPr>
+                <w:i w:val="1"/>
+                <w:iCs w:val="1"/>
+                <w:color w:val="4472c4"/>
+                <w:sz w:val="18"/>
+                <w:szCs w:val="18"/>
+              </w:rPr>
+            </w:pPr>
+            <w:r>
+              <w:rPr>
+                <w:b w:val="1"/>
+                <w:bCs w:val="1"/>
+                <w:i w:val="1"/>
+                <w:iCs w:val="1"/>
+                <w:color w:val="4472c4"/>
+                <w:sz w:val="18"/>
+                <w:szCs w:val="18"/>
+                <w:rtl w:val="0"/>
+              </w:rPr>
+              <w:t xml:space="preserve">Progress </w:t>
+            </w:r>
+          </w:p>
+        </w:tc>
+        <w:tc>
+          <w:tcPr/>
+          <w:p>
+            <w:pPr>
+              <w:keepNext w:val="0"/>
+              <w:keepLines w:val="0"/>
+              <w:widowControl w:val="1"/>
+              <w:pBdr>
+                <w:top w:space="0" w:sz="0" w:val="nil"/>
+                <w:left w:space="0" w:sz="0" w:val="nil"/>
+                <w:bottom w:space="0" w:sz="0" w:val="nil"/>
+                <w:right w:space="0" w:sz="0" w:val="nil"/>
+                <w:between w:space="0" w:sz="0" w:val="nil"/>
+              </w:pBdr>
+              <w:shd w:fill="auto" w:val="clear"/>
+              <w:spacing w:after="160" w:before="0" w:line="259" w:lineRule="auto"/>
+              <w:ind w:left="0" w:right="0" w:firstLine="0"/>
+              <w:jc w:val="both"/>
+              <w:rPr>
+                <w:i w:val="1"/>
+                <w:iCs w:val="1"/>
+                <w:color w:val="4472c4"/>
+                <w:sz w:val="18"/>
+                <w:szCs w:val="18"/>
+              </w:rPr>
+            </w:pPr>
+            <w:r>
+              <w:rPr>
+                <w:i w:val="1"/>
+                <w:iCs w:val="1"/>
+                <w:color w:val="4472c4"/>
+                <w:sz w:val="18"/>
+                <w:szCs w:val="18"/>
+                <w:rtl w:val="0"/>
+              </w:rPr>
+              <w:t xml:space="preserve">Dashboard and Gamification System </w:t>
+            </w:r>
+          </w:p>
+        </w:tc>
+        <w:tc>
+          <w:tcPr/>
+          <w:p>
+            <w:pPr>
+              <w:keepNext w:val="0"/>
+              <w:keepLines w:val="0"/>
+              <w:widowControl w:val="1"/>
+              <w:pBdr>
+                <w:top w:space="0" w:sz="0" w:val="nil"/>
+                <w:left w:space="0" w:sz="0" w:val="nil"/>
+                <w:bottom w:space="0" w:sz="0" w:val="nil"/>
+                <w:right w:space="0" w:sz="0" w:val="nil"/>
+                <w:between w:space="0" w:sz="0" w:val="nil"/>
+              </w:pBdr>
+              <w:shd w:fill="auto" w:val="clear"/>
+              <w:tabs>
+                <w:tab w:val="center" w:leader="none" w:pos="4419"/>
+                <w:tab w:val="right" w:leader="none" w:pos="8838"/>
+              </w:tabs>
+              <w:spacing w:after="0" w:before="0" w:line="240" w:lineRule="auto"/>
+              <w:ind w:left="0" w:right="0" w:firstLine="0"/>
+              <w:jc w:val="both"/>
+              <w:rPr>
+                <w:i w:val="1"/>
+                <w:iCs w:val="1"/>
+                <w:color w:val="4472c4"/>
+                <w:sz w:val="18"/>
+                <w:szCs w:val="18"/>
+              </w:rPr>
+            </w:pPr>
+            <w:r>
+              <w:rPr>
+                <w:i w:val="1"/>
+                <w:iCs w:val="1"/>
+                <w:color w:val="4472c4"/>
+                <w:sz w:val="18"/>
+                <w:szCs w:val="18"/>
+                <w:rtl w:val="0"/>
+              </w:rPr>
+              <w:t xml:space="preserve">Implementation of indicators, notifications, points, achievements, rewards, store, and virtual pet. </w:t>
+            </w:r>
+          </w:p>
+        </w:tc>
+        <w:tc>
+          <w:tcPr/>
+          <w:p>
+            <w:pPr>
+              <w:keepNext w:val="0"/>
+              <w:keepLines w:val="0"/>
+              <w:widowControl w:val="1"/>
+              <w:pBdr>
+                <w:top w:space="0" w:sz="0" w:val="nil"/>
+                <w:left w:space="0" w:sz="0" w:val="nil"/>
+                <w:bottom w:space="0" w:sz="0" w:val="nil"/>
+                <w:right w:space="0" w:sz="0" w:val="nil"/>
+                <w:between w:space="0" w:sz="0" w:val="nil"/>
+              </w:pBdr>
+              <w:shd w:fill="auto" w:val="clear"/>
+              <w:tabs>
+                <w:tab w:val="center" w:leader="none" w:pos="4419"/>
+                <w:tab w:val="right" w:leader="none" w:pos="8838"/>
+              </w:tabs>
+              <w:spacing w:after="0" w:before="0" w:line="240" w:lineRule="auto"/>
+              <w:ind w:left="0" w:right="0" w:firstLine="0"/>
+              <w:jc w:val="both"/>
+              <w:rPr>
+                <w:i w:val="1"/>
+                <w:iCs w:val="1"/>
+                <w:color w:val="4472c4"/>
+                <w:sz w:val="18"/>
+                <w:szCs w:val="18"/>
+              </w:rPr>
+            </w:pPr>
+            <w:r>
+              <w:rPr>
+                <w:i w:val="1"/>
+                <w:iCs w:val="1"/>
+                <w:color w:val="4472c4"/>
+                <w:sz w:val="18"/>
+                <w:szCs w:val="18"/>
+                <w:rtl w:val="0"/>
+              </w:rPr>
+              <w:t xml:space="preserve">Demonstrates the functionalities intended to support user tracking and motivation. </w:t>
+            </w:r>
+          </w:p>
+        </w:tc>
+      </w:tr>
+      <w:tr>
+        <w:trPr>
+          <w:cantSplit w:val="0"/>
+          <w:trHeight w:val="442.12158203125" w:hRule="atLeast"/>
+          <w:tblHeader w:val="0"/>
+        </w:trPr>
+        <w:tc>
+          <w:tcPr/>
+          <w:p>
+            <w:pPr>
+              <w:keepNext w:val="0"/>
+              <w:keepLines w:val="0"/>
+              <w:widowControl w:val="1"/>
+              <w:pBdr>
+                <w:top w:space="0" w:sz="0" w:val="nil"/>
+                <w:left w:space="0" w:sz="0" w:val="nil"/>
+                <w:bottom w:space="0" w:sz="0" w:val="nil"/>
+                <w:right w:space="0" w:sz="0" w:val="nil"/>
+                <w:between w:space="0" w:sz="0" w:val="nil"/>
+              </w:pBdr>
+              <w:shd w:fill="auto" w:val="clear"/>
+              <w:spacing w:after="160" w:before="0" w:line="259" w:lineRule="auto"/>
+              <w:ind w:left="0" w:right="0" w:firstLine="0"/>
+              <w:jc w:val="both"/>
+              <w:rPr>
+                <w:b w:val="1"/>
+                <w:bCs w:val="1"/>
+                <w:i w:val="1"/>
+                <w:iCs w:val="1"/>
+                <w:color w:val="4472c4"/>
+                <w:sz w:val="18"/>
+                <w:szCs w:val="18"/>
+              </w:rPr>
+            </w:pPr>
+            <w:r>
+              <w:rPr>
+                <w:b w:val="1"/>
+                <w:bCs w:val="1"/>
+                <w:i w:val="1"/>
+                <w:iCs w:val="1"/>
+                <w:color w:val="4472c4"/>
+                <w:sz w:val="18"/>
+                <w:szCs w:val="18"/>
+                <w:rtl w:val="0"/>
+              </w:rPr>
+              <w:t xml:space="preserve">Final </w:t>
+            </w:r>
+          </w:p>
+        </w:tc>
+        <w:tc>
+          <w:tcPr/>
+          <w:p>
+            <w:pPr>
+              <w:keepNext w:val="0"/>
+              <w:keepLines w:val="0"/>
+              <w:widowControl w:val="1"/>
+              <w:pBdr>
+                <w:top w:space="0" w:sz="0" w:val="nil"/>
+                <w:left w:space="0" w:sz="0" w:val="nil"/>
+                <w:bottom w:space="0" w:sz="0" w:val="nil"/>
+                <w:right w:space="0" w:sz="0" w:val="nil"/>
+                <w:between w:space="0" w:sz="0" w:val="nil"/>
+              </w:pBdr>
+              <w:shd w:fill="auto" w:val="clear"/>
+              <w:spacing w:after="160" w:before="0" w:line="259" w:lineRule="auto"/>
+              <w:ind w:left="0" w:right="0" w:firstLine="0"/>
+              <w:jc w:val="both"/>
+              <w:rPr>
+                <w:i w:val="1"/>
+                <w:iCs w:val="1"/>
+                <w:color w:val="4472c4"/>
+                <w:sz w:val="18"/>
+                <w:szCs w:val="18"/>
+              </w:rPr>
+            </w:pPr>
+            <w:r>
+              <w:rPr>
+                <w:i w:val="1"/>
+                <w:iCs w:val="1"/>
+                <w:color w:val="4472c4"/>
+                <w:sz w:val="18"/>
+                <w:szCs w:val="18"/>
+                <w:rtl w:val="0"/>
+              </w:rPr>
+              <w:t xml:space="preserve">Test Plan </w:t>
+            </w:r>
+          </w:p>
+        </w:tc>
+        <w:tc>
+          <w:tcPr>
+            <w:tcBorders>
+              <w:top w:color="bfbfbf" w:space="0" w:sz="4" w:val="single"/>
+              <w:left w:color="bfbfbf" w:space="0" w:sz="4" w:val="single"/>
+              <w:bottom w:color="bfbfbf" w:space="0" w:sz="4" w:val="single"/>
+              <w:right w:color="bfbfbf" w:space="0" w:sz="4" w:val="single"/>
+            </w:tcBorders>
+            <w:tcMar>
+              <w:top w:w="100.0" w:type="dxa"/>
+              <w:left w:w="100.0" w:type="dxa"/>
+              <w:bottom w:w="100.0" w:type="dxa"/>
+              <w:right w:w="100.0" w:type="dxa"/>
+            </w:tcMar>
+            <w:vAlign w:val="top"/>
+          </w:tcPr>
+          <w:p>
+            <w:pPr>
+              <w:tabs>
+                <w:tab w:val="center" w:leader="none" w:pos="4419"/>
+                <w:tab w:val="right" w:leader="none" w:pos="8838"/>
+              </w:tabs>
+              <w:spacing w:after="0" w:line="240" w:lineRule="auto"/>
+              <w:jc w:val="both"/>
+              <w:rPr>
+                <w:i w:val="1"/>
+                <w:iCs w:val="1"/>
+                <w:color w:val="4472c4"/>
+                <w:sz w:val="18"/>
+                <w:szCs w:val="18"/>
+              </w:rPr>
+            </w:pPr>
+            <w:r>
+              <w:rPr>
+                <w:i w:val="1"/>
+                <w:iCs w:val="1"/>
+                <w:color w:val="4472c4"/>
+                <w:sz w:val="18"/>
+                <w:szCs w:val="18"/>
+                <w:rtl w:val="0"/>
+              </w:rPr>
+              <w:t xml:space="preserve">Implementation of maintenance functions, parameters, administration, and integration with an external service.</w:t>
+            </w:r>
+          </w:p>
+        </w:tc>
+        <w:tc>
+          <w:tcPr/>
+          <w:p>
+            <w:pPr>
+              <w:keepNext w:val="0"/>
+              <w:keepLines w:val="0"/>
+              <w:widowControl w:val="1"/>
+              <w:pBdr>
+                <w:top w:space="0" w:sz="0" w:val="nil"/>
+                <w:left w:space="0" w:sz="0" w:val="nil"/>
+                <w:bottom w:space="0" w:sz="0" w:val="nil"/>
+                <w:right w:space="0" w:sz="0" w:val="nil"/>
+                <w:between w:space="0" w:sz="0" w:val="nil"/>
+              </w:pBdr>
+              <w:shd w:fill="auto" w:val="clear"/>
+              <w:tabs>
+                <w:tab w:val="center" w:leader="none" w:pos="4419"/>
+                <w:tab w:val="right" w:leader="none" w:pos="8838"/>
+              </w:tabs>
+              <w:spacing w:after="0" w:before="0" w:line="240" w:lineRule="auto"/>
+              <w:ind w:left="0" w:right="0" w:firstLine="0"/>
+              <w:jc w:val="both"/>
+              <w:rPr>
+                <w:i w:val="1"/>
+                <w:iCs w:val="1"/>
+                <w:color w:val="4472c4"/>
+                <w:sz w:val="18"/>
+                <w:szCs w:val="18"/>
+              </w:rPr>
+            </w:pPr>
+            <w:r>
+              <w:rPr>
+                <w:i w:val="1"/>
+                <w:iCs w:val="1"/>
+                <w:color w:val="4472c4"/>
+                <w:sz w:val="18"/>
+                <w:szCs w:val="18"/>
+                <w:rtl w:val="0"/>
+              </w:rPr>
+              <w:t xml:space="preserve">Defines and organizes the validation process of the solution. </w:t>
+            </w:r>
+          </w:p>
+        </w:tc>
+      </w:tr>
+      <w:tr>
+        <w:trPr>
+          <w:cantSplit w:val="0"/>
+          <w:trHeight w:val="362" w:hRule="atLeast"/>
+          <w:tblHeader w:val="0"/>
+        </w:trPr>
+        <w:tc>
+          <w:tcPr/>
+          <w:p>
+            <w:pPr>
+              <w:keepNext w:val="0"/>
+              <w:keepLines w:val="0"/>
+              <w:widowControl w:val="1"/>
+              <w:pBdr>
+                <w:top w:space="0" w:sz="0" w:val="nil"/>
+                <w:left w:space="0" w:sz="0" w:val="nil"/>
+                <w:bottom w:space="0" w:sz="0" w:val="nil"/>
+                <w:right w:space="0" w:sz="0" w:val="nil"/>
+                <w:between w:space="0" w:sz="0" w:val="nil"/>
+              </w:pBdr>
+              <w:shd w:fill="auto" w:val="clear"/>
+              <w:spacing w:after="160" w:before="0" w:line="259" w:lineRule="auto"/>
+              <w:ind w:left="0" w:right="0" w:firstLine="0"/>
+              <w:jc w:val="both"/>
+              <w:rPr>
+                <w:b w:val="1"/>
+                <w:bCs w:val="1"/>
+                <w:i w:val="1"/>
+                <w:iCs w:val="1"/>
+                <w:color w:val="4472c4"/>
+                <w:sz w:val="18"/>
+                <w:szCs w:val="18"/>
+              </w:rPr>
+            </w:pPr>
+            <w:r>
+              <w:rPr>
+                <w:b w:val="1"/>
+                <w:bCs w:val="1"/>
+                <w:i w:val="1"/>
+                <w:iCs w:val="1"/>
+                <w:color w:val="4472c4"/>
+                <w:sz w:val="18"/>
+                <w:szCs w:val="18"/>
+                <w:rtl w:val="0"/>
+              </w:rPr>
+              <w:t xml:space="preserve">Final </w:t>
+            </w:r>
+          </w:p>
+        </w:tc>
+        <w:tc>
+          <w:tcPr/>
+          <w:p>
+            <w:pPr>
+              <w:keepNext w:val="0"/>
+              <w:keepLines w:val="0"/>
+              <w:widowControl w:val="1"/>
+              <w:pBdr>
+                <w:top w:space="0" w:sz="0" w:val="nil"/>
+                <w:left w:space="0" w:sz="0" w:val="nil"/>
+                <w:bottom w:space="0" w:sz="0" w:val="nil"/>
+                <w:right w:space="0" w:sz="0" w:val="nil"/>
+                <w:between w:space="0" w:sz="0" w:val="nil"/>
+              </w:pBdr>
+              <w:shd w:fill="auto" w:val="clear"/>
+              <w:spacing w:after="160" w:before="0" w:line="259" w:lineRule="auto"/>
+              <w:ind w:left="0" w:right="0" w:firstLine="0"/>
+              <w:jc w:val="both"/>
+              <w:rPr>
+                <w:i w:val="1"/>
+                <w:iCs w:val="1"/>
+                <w:color w:val="4472c4"/>
+                <w:sz w:val="18"/>
+                <w:szCs w:val="18"/>
+              </w:rPr>
+            </w:pPr>
+            <w:r>
+              <w:rPr>
+                <w:i w:val="1"/>
+                <w:iCs w:val="1"/>
+                <w:color w:val="4472c4"/>
+                <w:sz w:val="18"/>
+                <w:szCs w:val="18"/>
+                <w:rtl w:val="0"/>
+              </w:rPr>
+              <w:t xml:space="preserve">Testing Evidence </w:t>
+            </w:r>
+          </w:p>
+        </w:tc>
+        <w:tc>
+          <w:tcPr/>
+          <w:p>
+            <w:pPr>
+              <w:keepNext w:val="0"/>
+              <w:keepLines w:val="0"/>
+              <w:widowControl w:val="1"/>
+              <w:pBdr>
+                <w:top w:space="0" w:sz="0" w:val="nil"/>
+                <w:left w:space="0" w:sz="0" w:val="nil"/>
+                <w:bottom w:space="0" w:sz="0" w:val="nil"/>
+                <w:right w:space="0" w:sz="0" w:val="nil"/>
+                <w:between w:space="0" w:sz="0" w:val="nil"/>
+              </w:pBdr>
+              <w:shd w:fill="auto" w:val="clear"/>
+              <w:tabs>
+                <w:tab w:val="center" w:leader="none" w:pos="4419"/>
+                <w:tab w:val="right" w:leader="none" w:pos="8838"/>
+              </w:tabs>
+              <w:spacing w:after="0" w:before="0" w:line="240" w:lineRule="auto"/>
+              <w:ind w:left="0" w:right="0" w:firstLine="0"/>
+              <w:jc w:val="both"/>
+              <w:rPr>
+                <w:i w:val="1"/>
+                <w:iCs w:val="1"/>
+                <w:color w:val="4472c4"/>
+                <w:sz w:val="18"/>
+                <w:szCs w:val="18"/>
+              </w:rPr>
+            </w:pPr>
+            <w:r>
+              <w:rPr>
+                <w:i w:val="1"/>
+                <w:iCs w:val="1"/>
+                <w:color w:val="4472c4"/>
+                <w:sz w:val="18"/>
+                <w:szCs w:val="18"/>
+                <w:rtl w:val="0"/>
+              </w:rPr>
+              <w:t xml:space="preserve">Document that establishes the tests required to verify the operation of Vitta. </w:t>
+            </w:r>
+          </w:p>
+        </w:tc>
+        <w:tc>
+          <w:tcPr/>
+          <w:p>
+            <w:pPr>
+              <w:keepNext w:val="0"/>
+              <w:keepLines w:val="0"/>
+              <w:widowControl w:val="1"/>
+              <w:pBdr>
+                <w:top w:space="0" w:sz="0" w:val="nil"/>
+                <w:left w:space="0" w:sz="0" w:val="nil"/>
+                <w:bottom w:space="0" w:sz="0" w:val="nil"/>
+                <w:right w:space="0" w:sz="0" w:val="nil"/>
+                <w:between w:space="0" w:sz="0" w:val="nil"/>
+              </w:pBdr>
+              <w:shd w:fill="auto" w:val="clear"/>
+              <w:tabs>
+                <w:tab w:val="center" w:leader="none" w:pos="4419"/>
+                <w:tab w:val="right" w:leader="none" w:pos="8838"/>
+              </w:tabs>
+              <w:spacing w:after="0" w:before="0" w:line="240" w:lineRule="auto"/>
+              <w:ind w:left="0" w:right="0" w:firstLine="0"/>
+              <w:jc w:val="both"/>
+              <w:rPr>
+                <w:i w:val="1"/>
+                <w:iCs w:val="1"/>
+                <w:color w:val="4472c4"/>
+                <w:sz w:val="18"/>
+                <w:szCs w:val="18"/>
+              </w:rPr>
+            </w:pPr>
+            <w:r>
+              <w:rPr>
+                <w:i w:val="1"/>
+                <w:iCs w:val="1"/>
+                <w:color w:val="4472c4"/>
+                <w:sz w:val="18"/>
+                <w:szCs w:val="18"/>
+                <w:rtl w:val="0"/>
+              </w:rPr>
+              <w:t xml:space="preserve">Demonstrates that the developed functionalities were verified before delivery. </w:t>
+            </w:r>
+          </w:p>
+        </w:tc>
+      </w:tr>
+      <w:tr>
+        <w:trPr>
+          <w:cantSplit w:val="0"/>
+          <w:trHeight w:val="362" w:hRule="atLeast"/>
+          <w:tblHeader w:val="0"/>
+        </w:trPr>
+        <w:tc>
+          <w:tcPr/>
+          <w:p>
+            <w:pPr>
+              <w:keepNext w:val="0"/>
+              <w:keepLines w:val="0"/>
+              <w:widowControl w:val="1"/>
+              <w:pBdr>
+                <w:top w:space="0" w:sz="0" w:val="nil"/>
+                <w:left w:space="0" w:sz="0" w:val="nil"/>
+                <w:bottom w:space="0" w:sz="0" w:val="nil"/>
+                <w:right w:space="0" w:sz="0" w:val="nil"/>
+                <w:between w:space="0" w:sz="0" w:val="nil"/>
+              </w:pBdr>
+              <w:shd w:fill="auto" w:val="clear"/>
+              <w:spacing w:after="160" w:before="0" w:line="259" w:lineRule="auto"/>
+              <w:ind w:left="0" w:right="0" w:firstLine="0"/>
+              <w:jc w:val="both"/>
+              <w:rPr>
+                <w:b w:val="1"/>
+                <w:bCs w:val="1"/>
+                <w:i w:val="1"/>
+                <w:iCs w:val="1"/>
+                <w:color w:val="4472c4"/>
+                <w:sz w:val="18"/>
+                <w:szCs w:val="18"/>
+              </w:rPr>
+            </w:pPr>
+            <w:r>
+              <w:rPr>
+                <w:b w:val="1"/>
+                <w:bCs w:val="1"/>
+                <w:i w:val="1"/>
+                <w:iCs w:val="1"/>
+                <w:color w:val="4472c4"/>
+                <w:sz w:val="18"/>
+                <w:szCs w:val="18"/>
+                <w:rtl w:val="0"/>
+              </w:rPr>
+              <w:t xml:space="preserve">Final </w:t>
+            </w:r>
+          </w:p>
+        </w:tc>
+        <w:tc>
+          <w:tcPr/>
+          <w:p>
+            <w:pPr>
+              <w:keepNext w:val="0"/>
+              <w:keepLines w:val="0"/>
+              <w:widowControl w:val="1"/>
+              <w:pBdr>
+                <w:top w:space="0" w:sz="0" w:val="nil"/>
+                <w:left w:space="0" w:sz="0" w:val="nil"/>
+                <w:bottom w:space="0" w:sz="0" w:val="nil"/>
+                <w:right w:space="0" w:sz="0" w:val="nil"/>
+                <w:between w:space="0" w:sz="0" w:val="nil"/>
+              </w:pBdr>
+              <w:shd w:fill="auto" w:val="clear"/>
+              <w:spacing w:after="160" w:before="0" w:line="259" w:lineRule="auto"/>
+              <w:ind w:left="0" w:right="0" w:firstLine="0"/>
+              <w:jc w:val="both"/>
+              <w:rPr>
+                <w:i w:val="1"/>
+                <w:iCs w:val="1"/>
+                <w:color w:val="4472c4"/>
+                <w:sz w:val="18"/>
+                <w:szCs w:val="18"/>
+              </w:rPr>
+            </w:pPr>
+            <w:r>
+              <w:rPr>
+                <w:i w:val="1"/>
+                <w:iCs w:val="1"/>
+                <w:color w:val="4472c4"/>
+                <w:sz w:val="18"/>
+                <w:szCs w:val="18"/>
+                <w:rtl w:val="0"/>
+              </w:rPr>
+              <w:t xml:space="preserve">Scope Validation </w:t>
+            </w:r>
+          </w:p>
+        </w:tc>
+        <w:tc>
+          <w:tcPr/>
+          <w:p>
+            <w:pPr>
+              <w:keepNext w:val="0"/>
+              <w:keepLines w:val="0"/>
+              <w:widowControl w:val="1"/>
+              <w:pBdr>
+                <w:top w:space="0" w:sz="0" w:val="nil"/>
+                <w:left w:space="0" w:sz="0" w:val="nil"/>
+                <w:bottom w:space="0" w:sz="0" w:val="nil"/>
+                <w:right w:space="0" w:sz="0" w:val="nil"/>
+                <w:between w:space="0" w:sz="0" w:val="nil"/>
+              </w:pBdr>
+              <w:shd w:fill="auto" w:val="clear"/>
+              <w:tabs>
+                <w:tab w:val="center" w:leader="none" w:pos="4419"/>
+                <w:tab w:val="right" w:leader="none" w:pos="8838"/>
+              </w:tabs>
+              <w:spacing w:after="0" w:before="0" w:line="240" w:lineRule="auto"/>
+              <w:ind w:left="0" w:right="0" w:firstLine="0"/>
+              <w:jc w:val="both"/>
+              <w:rPr>
+                <w:i w:val="1"/>
+                <w:iCs w:val="1"/>
+                <w:color w:val="4472c4"/>
+                <w:sz w:val="18"/>
+                <w:szCs w:val="18"/>
+              </w:rPr>
+            </w:pPr>
+            <w:r>
+              <w:rPr>
+                <w:i w:val="1"/>
+                <w:iCs w:val="1"/>
+                <w:color w:val="4472c4"/>
+                <w:sz w:val="18"/>
+                <w:szCs w:val="18"/>
+                <w:rtl w:val="0"/>
+              </w:rPr>
+              <w:t xml:space="preserve">Results of the functional, integration, database, and final tests performed on the system. </w:t>
+            </w:r>
+          </w:p>
+        </w:tc>
+        <w:tc>
+          <w:tcPr/>
+          <w:p>
+            <w:pPr>
+              <w:keepNext w:val="0"/>
+              <w:keepLines w:val="0"/>
+              <w:widowControl w:val="1"/>
+              <w:pBdr>
+                <w:top w:space="0" w:sz="0" w:val="nil"/>
+                <w:left w:space="0" w:sz="0" w:val="nil"/>
+                <w:bottom w:space="0" w:sz="0" w:val="nil"/>
+                <w:right w:space="0" w:sz="0" w:val="nil"/>
+                <w:between w:space="0" w:sz="0" w:val="nil"/>
+              </w:pBdr>
+              <w:shd w:fill="auto" w:val="clear"/>
+              <w:tabs>
+                <w:tab w:val="center" w:leader="none" w:pos="4419"/>
+                <w:tab w:val="right" w:leader="none" w:pos="8838"/>
+              </w:tabs>
+              <w:spacing w:after="0" w:before="0" w:line="240" w:lineRule="auto"/>
+              <w:ind w:left="0" w:right="0" w:firstLine="0"/>
+              <w:jc w:val="both"/>
+              <w:rPr>
+                <w:i w:val="1"/>
+                <w:iCs w:val="1"/>
+                <w:color w:val="4472c4"/>
+                <w:sz w:val="18"/>
+                <w:szCs w:val="18"/>
+              </w:rPr>
+            </w:pPr>
+            <w:r>
+              <w:rPr>
+                <w:i w:val="1"/>
+                <w:iCs w:val="1"/>
+                <w:color w:val="4472c4"/>
+                <w:sz w:val="18"/>
+                <w:szCs w:val="18"/>
+                <w:rtl w:val="0"/>
+              </w:rPr>
+              <w:t xml:space="preserve">Verifies the degree of compliance with the scope defined for Vitta. </w:t>
+            </w:r>
+          </w:p>
+        </w:tc>
+      </w:tr>
+      <w:tr>
+        <w:trPr>
+          <w:cantSplit w:val="0"/>
+          <w:trHeight w:val="814.2431640625" w:hRule="atLeast"/>
+          <w:tblHeader w:val="0"/>
+        </w:trPr>
+        <w:tc>
+          <w:tcPr/>
+          <w:p>
+            <w:pPr>
+              <w:keepNext w:val="0"/>
+              <w:keepLines w:val="0"/>
+              <w:widowControl w:val="1"/>
+              <w:pBdr>
+                <w:top w:space="0" w:sz="0" w:val="nil"/>
+                <w:left w:space="0" w:sz="0" w:val="nil"/>
+                <w:bottom w:space="0" w:sz="0" w:val="nil"/>
+                <w:right w:space="0" w:sz="0" w:val="nil"/>
+                <w:between w:space="0" w:sz="0" w:val="nil"/>
+              </w:pBdr>
+              <w:shd w:fill="auto" w:val="clear"/>
+              <w:spacing w:after="160" w:before="0" w:line="259" w:lineRule="auto"/>
+              <w:ind w:left="0" w:right="0" w:firstLine="0"/>
+              <w:jc w:val="both"/>
+              <w:rPr>
+                <w:b w:val="1"/>
+                <w:bCs w:val="1"/>
+                <w:i w:val="1"/>
+                <w:iCs w:val="1"/>
+                <w:color w:val="4472c4"/>
+                <w:sz w:val="18"/>
+                <w:szCs w:val="18"/>
+              </w:rPr>
+            </w:pPr>
+            <w:r>
+              <w:rPr>
+                <w:b w:val="1"/>
+                <w:bCs w:val="1"/>
+                <w:i w:val="1"/>
+                <w:iCs w:val="1"/>
+                <w:color w:val="4472c4"/>
+                <w:sz w:val="18"/>
+                <w:szCs w:val="18"/>
+                <w:rtl w:val="0"/>
+              </w:rPr>
+              <w:t xml:space="preserve">Final </w:t>
+            </w:r>
+          </w:p>
+        </w:tc>
+        <w:tc>
+          <w:tcPr>
+            <w:tcBorders>
+              <w:top w:color="bfbfbf" w:space="0" w:sz="4" w:val="single"/>
+              <w:left w:color="bfbfbf" w:space="0" w:sz="4" w:val="single"/>
+              <w:bottom w:color="bfbfbf" w:space="0" w:sz="4" w:val="single"/>
+              <w:right w:color="bfbfbf" w:space="0" w:sz="4" w:val="single"/>
+            </w:tcBorders>
+            <w:tcMar>
+              <w:top w:w="100.0" w:type="dxa"/>
+              <w:left w:w="100.0" w:type="dxa"/>
+              <w:bottom w:w="100.0" w:type="dxa"/>
+              <w:right w:w="100.0" w:type="dxa"/>
+            </w:tcMar>
+            <w:vAlign w:val="top"/>
+          </w:tcPr>
+          <w:p>
+            <w:pPr>
+              <w:jc w:val="both"/>
+              <w:rPr>
+                <w:i w:val="1"/>
+                <w:iCs w:val="1"/>
+                <w:color w:val="4472c4"/>
+                <w:sz w:val="18"/>
+                <w:szCs w:val="18"/>
+              </w:rPr>
+            </w:pPr>
+            <w:r>
+              <w:rPr>
+                <w:i w:val="1"/>
+                <w:iCs w:val="1"/>
+                <w:color w:val="4472c4"/>
+                <w:sz w:val="18"/>
+                <w:szCs w:val="18"/>
+                <w:rtl w:val="0"/>
+              </w:rPr>
+              <w:t xml:space="preserve">Final Project Document</w:t>
+            </w:r>
+          </w:p>
+        </w:tc>
+        <w:tc>
+          <w:tcPr/>
+          <w:p>
+            <w:pPr>
+              <w:keepNext w:val="0"/>
+              <w:keepLines w:val="0"/>
+              <w:widowControl w:val="1"/>
+              <w:pBdr>
+                <w:top w:space="0" w:sz="0" w:val="nil"/>
+                <w:left w:space="0" w:sz="0" w:val="nil"/>
+                <w:bottom w:space="0" w:sz="0" w:val="nil"/>
+                <w:right w:space="0" w:sz="0" w:val="nil"/>
+                <w:between w:space="0" w:sz="0" w:val="nil"/>
+              </w:pBdr>
+              <w:shd w:fill="auto" w:val="clear"/>
+              <w:tabs>
+                <w:tab w:val="center" w:leader="none" w:pos="4419"/>
+                <w:tab w:val="right" w:leader="none" w:pos="8838"/>
+              </w:tabs>
+              <w:spacing w:after="0" w:before="0" w:line="240" w:lineRule="auto"/>
+              <w:ind w:left="0" w:right="0" w:firstLine="0"/>
+              <w:jc w:val="both"/>
+              <w:rPr>
+                <w:i w:val="1"/>
+                <w:iCs w:val="1"/>
+                <w:color w:val="4472c4"/>
+                <w:sz w:val="18"/>
+                <w:szCs w:val="18"/>
+              </w:rPr>
+            </w:pPr>
+            <w:r>
+              <w:rPr>
+                <w:i w:val="1"/>
+                <w:iCs w:val="1"/>
+                <w:color w:val="4472c4"/>
+                <w:sz w:val="18"/>
+                <w:szCs w:val="18"/>
+                <w:rtl w:val="0"/>
+              </w:rPr>
+              <w:t xml:space="preserve">Evidence of the review of compliance with the committed requirements and functionalities. </w:t>
+            </w:r>
+          </w:p>
+        </w:tc>
+        <w:tc>
+          <w:tcPr/>
+          <w:p>
+            <w:pPr>
+              <w:keepNext w:val="0"/>
+              <w:keepLines w:val="0"/>
+              <w:widowControl w:val="1"/>
+              <w:pBdr>
+                <w:top w:space="0" w:sz="0" w:val="nil"/>
+                <w:left w:space="0" w:sz="0" w:val="nil"/>
+                <w:bottom w:space="0" w:sz="0" w:val="nil"/>
+                <w:right w:space="0" w:sz="0" w:val="nil"/>
+                <w:between w:space="0" w:sz="0" w:val="nil"/>
+              </w:pBdr>
+              <w:shd w:fill="auto" w:val="clear"/>
+              <w:tabs>
+                <w:tab w:val="center" w:leader="none" w:pos="4419"/>
+                <w:tab w:val="right" w:leader="none" w:pos="8838"/>
+              </w:tabs>
+              <w:spacing w:after="0" w:before="0" w:line="240" w:lineRule="auto"/>
+              <w:ind w:left="0" w:right="0" w:firstLine="0"/>
+              <w:jc w:val="both"/>
+              <w:rPr>
+                <w:i w:val="1"/>
+                <w:iCs w:val="1"/>
+                <w:color w:val="4472c4"/>
+                <w:sz w:val="18"/>
+                <w:szCs w:val="18"/>
+              </w:rPr>
+            </w:pPr>
+            <w:r>
+              <w:rPr>
+                <w:i w:val="1"/>
+                <w:iCs w:val="1"/>
+                <w:color w:val="4472c4"/>
+                <w:sz w:val="18"/>
+                <w:szCs w:val="18"/>
+                <w:rtl w:val="0"/>
+              </w:rPr>
+              <w:t xml:space="preserve">Provides comprehensive documentation of the work carried out during the APT project. </w:t>
+            </w:r>
+          </w:p>
+        </w:tc>
+      </w:tr>
+      <w:tr>
+        <w:trPr>
+          <w:cantSplit w:val="0"/>
+          <w:trHeight w:val="362" w:hRule="atLeast"/>
+          <w:tblHeader w:val="0"/>
+        </w:trPr>
+        <w:tc>
+          <w:tcPr/>
+          <w:p>
+            <w:pPr>
+              <w:keepNext w:val="0"/>
+              <w:keepLines w:val="0"/>
+              <w:widowControl w:val="1"/>
+              <w:pBdr>
+                <w:top w:space="0" w:sz="0" w:val="nil"/>
+                <w:left w:space="0" w:sz="0" w:val="nil"/>
+                <w:bottom w:space="0" w:sz="0" w:val="nil"/>
+                <w:right w:space="0" w:sz="0" w:val="nil"/>
+                <w:between w:space="0" w:sz="0" w:val="nil"/>
+              </w:pBdr>
+              <w:shd w:fill="auto" w:val="clear"/>
+              <w:spacing w:after="160" w:before="0" w:line="259" w:lineRule="auto"/>
+              <w:ind w:left="0" w:right="0" w:firstLine="0"/>
+              <w:jc w:val="both"/>
+              <w:rPr>
+                <w:b w:val="1"/>
+                <w:bCs w:val="1"/>
+                <w:i w:val="1"/>
+                <w:iCs w:val="1"/>
+                <w:color w:val="4472c4"/>
+                <w:sz w:val="18"/>
+                <w:szCs w:val="18"/>
+              </w:rPr>
+            </w:pPr>
+            <w:r>
+              <w:rPr>
+                <w:b w:val="1"/>
+                <w:bCs w:val="1"/>
+                <w:i w:val="1"/>
+                <w:iCs w:val="1"/>
+                <w:color w:val="4472c4"/>
+                <w:sz w:val="18"/>
+                <w:szCs w:val="18"/>
+                <w:rtl w:val="0"/>
+              </w:rPr>
+              <w:t xml:space="preserve">Final </w:t>
+            </w:r>
+          </w:p>
+        </w:tc>
+        <w:tc>
+          <w:tcPr>
+            <w:tcBorders>
+              <w:top w:color="bfbfbf" w:space="0" w:sz="4" w:val="single"/>
+              <w:left w:color="bfbfbf" w:space="0" w:sz="4" w:val="single"/>
+              <w:bottom w:color="bfbfbf" w:space="0" w:sz="4" w:val="single"/>
+              <w:right w:color="bfbfbf" w:space="0" w:sz="4" w:val="single"/>
+            </w:tcBorders>
+            <w:tcMar>
+              <w:top w:w="100.0" w:type="dxa"/>
+              <w:left w:w="100.0" w:type="dxa"/>
+              <w:bottom w:w="100.0" w:type="dxa"/>
+              <w:right w:w="100.0" w:type="dxa"/>
+            </w:tcMar>
+            <w:vAlign w:val="top"/>
+          </w:tcPr>
+          <w:p>
+            <w:pPr>
+              <w:jc w:val="both"/>
+              <w:rPr>
+                <w:i w:val="1"/>
+                <w:iCs w:val="1"/>
+                <w:color w:val="4472c4"/>
+                <w:sz w:val="18"/>
+                <w:szCs w:val="18"/>
+              </w:rPr>
+            </w:pPr>
+            <w:r>
+              <w:rPr>
+                <w:i w:val="1"/>
+                <w:iCs w:val="1"/>
+                <w:color w:val="4472c4"/>
+                <w:sz w:val="18"/>
+                <w:szCs w:val="18"/>
+                <w:rtl w:val="0"/>
+              </w:rPr>
+              <w:t xml:space="preserve">Project Closure Report</w:t>
+            </w:r>
+          </w:p>
+        </w:tc>
+        <w:tc>
+          <w:tcPr>
+            <w:tcBorders>
+              <w:top w:color="bfbfbf" w:space="0" w:sz="4" w:val="single"/>
+              <w:left w:color="bfbfbf" w:space="0" w:sz="4" w:val="single"/>
+              <w:bottom w:color="bfbfbf" w:space="0" w:sz="4" w:val="single"/>
+              <w:right w:color="bfbfbf" w:space="0" w:sz="4" w:val="single"/>
+            </w:tcBorders>
+            <w:tcMar>
+              <w:top w:w="100.0" w:type="dxa"/>
+              <w:left w:w="100.0" w:type="dxa"/>
+              <w:bottom w:w="100.0" w:type="dxa"/>
+              <w:right w:w="100.0" w:type="dxa"/>
+            </w:tcMar>
+            <w:vAlign w:val="top"/>
+          </w:tcPr>
+          <w:p>
+            <w:pPr>
+              <w:tabs>
+                <w:tab w:val="center" w:leader="none" w:pos="4419"/>
+                <w:tab w:val="right" w:leader="none" w:pos="8838"/>
+              </w:tabs>
+              <w:spacing w:after="0" w:line="240" w:lineRule="auto"/>
+              <w:jc w:val="both"/>
+              <w:rPr>
+                <w:i w:val="1"/>
+                <w:iCs w:val="1"/>
+                <w:color w:val="4472c4"/>
+                <w:sz w:val="18"/>
+                <w:szCs w:val="18"/>
+              </w:rPr>
+            </w:pPr>
+            <w:r>
+              <w:rPr>
+                <w:i w:val="1"/>
+                <w:iCs w:val="1"/>
+                <w:color w:val="4472c4"/>
+                <w:sz w:val="18"/>
+                <w:szCs w:val="18"/>
+                <w:rtl w:val="0"/>
+              </w:rPr>
+              <w:t xml:space="preserve">Document that consolidates the main background information, development process, and project results.</w:t>
+            </w:r>
+          </w:p>
+        </w:tc>
+        <w:tc>
+          <w:tcPr/>
+          <w:p>
+            <w:pPr>
+              <w:keepNext w:val="0"/>
+              <w:keepLines w:val="0"/>
+              <w:widowControl w:val="1"/>
+              <w:pBdr>
+                <w:top w:space="0" w:sz="0" w:val="nil"/>
+                <w:left w:space="0" w:sz="0" w:val="nil"/>
+                <w:bottom w:space="0" w:sz="0" w:val="nil"/>
+                <w:right w:space="0" w:sz="0" w:val="nil"/>
+                <w:between w:space="0" w:sz="0" w:val="nil"/>
+              </w:pBdr>
+              <w:shd w:fill="auto" w:val="clear"/>
+              <w:tabs>
+                <w:tab w:val="center" w:leader="none" w:pos="4419"/>
+                <w:tab w:val="right" w:leader="none" w:pos="8838"/>
+              </w:tabs>
+              <w:spacing w:after="0" w:before="0" w:line="240" w:lineRule="auto"/>
+              <w:ind w:left="0" w:right="0" w:firstLine="0"/>
+              <w:jc w:val="both"/>
+              <w:rPr>
+                <w:i w:val="1"/>
+                <w:iCs w:val="1"/>
+                <w:color w:val="4472c4"/>
+                <w:sz w:val="18"/>
+                <w:szCs w:val="18"/>
+              </w:rPr>
+            </w:pPr>
+            <w:r>
+              <w:rPr>
+                <w:i w:val="1"/>
+                <w:iCs w:val="1"/>
+                <w:color w:val="4472c4"/>
+                <w:sz w:val="18"/>
+                <w:szCs w:val="18"/>
+                <w:rtl w:val="0"/>
+              </w:rPr>
+              <w:t xml:space="preserve">Demonstrates the formal closure of the project and the achievement of the established objectives. </w:t>
+            </w:r>
+          </w:p>
+        </w:tc>
+      </w:tr>
+      <w:tr>
+        <w:trPr>
+          <w:cantSplit w:val="0"/>
+          <w:trHeight w:val="362" w:hRule="atLeast"/>
+          <w:tblHeader w:val="0"/>
+        </w:trPr>
+        <w:tc>
+          <w:tcPr/>
+          <w:p>
+            <w:pPr>
+              <w:keepNext w:val="0"/>
+              <w:keepLines w:val="0"/>
+              <w:widowControl w:val="1"/>
+              <w:pBdr>
+                <w:top w:space="0" w:sz="0" w:val="nil"/>
+                <w:left w:space="0" w:sz="0" w:val="nil"/>
+                <w:bottom w:space="0" w:sz="0" w:val="nil"/>
+                <w:right w:space="0" w:sz="0" w:val="nil"/>
+                <w:between w:space="0" w:sz="0" w:val="nil"/>
+              </w:pBdr>
+              <w:shd w:fill="auto" w:val="clear"/>
+              <w:spacing w:after="160" w:before="0" w:line="259" w:lineRule="auto"/>
+              <w:ind w:left="0" w:right="0" w:firstLine="0"/>
+              <w:jc w:val="both"/>
+              <w:rPr>
+                <w:b w:val="1"/>
+                <w:bCs w:val="1"/>
+                <w:i w:val="1"/>
+                <w:iCs w:val="1"/>
+                <w:color w:val="4472c4"/>
+                <w:sz w:val="18"/>
+                <w:szCs w:val="18"/>
+              </w:rPr>
+            </w:pPr>
+            <w:r>
+              <w:rPr>
+                <w:b w:val="1"/>
+                <w:bCs w:val="1"/>
+                <w:i w:val="1"/>
+                <w:iCs w:val="1"/>
+                <w:color w:val="4472c4"/>
+                <w:sz w:val="18"/>
+                <w:szCs w:val="18"/>
+                <w:rtl w:val="0"/>
+              </w:rPr>
+              <w:t xml:space="preserve">Final </w:t>
+            </w:r>
+          </w:p>
+        </w:tc>
+        <w:tc>
+          <w:tcPr/>
+          <w:p>
+            <w:pPr>
+              <w:keepNext w:val="0"/>
+              <w:keepLines w:val="0"/>
+              <w:widowControl w:val="1"/>
+              <w:pBdr>
+                <w:top w:space="0" w:sz="0" w:val="nil"/>
+                <w:left w:space="0" w:sz="0" w:val="nil"/>
+                <w:bottom w:space="0" w:sz="0" w:val="nil"/>
+                <w:right w:space="0" w:sz="0" w:val="nil"/>
+                <w:between w:space="0" w:sz="0" w:val="nil"/>
+              </w:pBdr>
+              <w:shd w:fill="auto" w:val="clear"/>
+              <w:spacing w:after="160" w:before="0" w:line="259" w:lineRule="auto"/>
+              <w:ind w:left="0" w:right="0" w:firstLine="0"/>
+              <w:jc w:val="both"/>
+              <w:rPr>
+                <w:i w:val="1"/>
+                <w:iCs w:val="1"/>
+                <w:color w:val="4472c4"/>
+                <w:sz w:val="18"/>
+                <w:szCs w:val="18"/>
+              </w:rPr>
+            </w:pPr>
+            <w:r>
+              <w:rPr>
+                <w:i w:val="1"/>
+                <w:iCs w:val="1"/>
+                <w:color w:val="4472c4"/>
+                <w:sz w:val="18"/>
+                <w:szCs w:val="18"/>
+                <w:rtl w:val="0"/>
+              </w:rPr>
+              <w:t xml:space="preserve">Vitta System </w:t>
+            </w:r>
+          </w:p>
+        </w:tc>
+        <w:tc>
+          <w:tcPr>
+            <w:tcBorders>
+              <w:top w:color="bfbfbf" w:space="0" w:sz="4" w:val="single"/>
+              <w:left w:color="bfbfbf" w:space="0" w:sz="4" w:val="single"/>
+              <w:bottom w:color="bfbfbf" w:space="0" w:sz="4" w:val="single"/>
+              <w:right w:color="bfbfbf" w:space="0" w:sz="4" w:val="single"/>
+            </w:tcBorders>
+            <w:tcMar>
+              <w:top w:w="100.0" w:type="dxa"/>
+              <w:left w:w="100.0" w:type="dxa"/>
+              <w:bottom w:w="100.0" w:type="dxa"/>
+              <w:right w:w="100.0" w:type="dxa"/>
+            </w:tcMar>
+            <w:vAlign w:val="top"/>
+          </w:tcPr>
+          <w:p>
+            <w:pPr>
+              <w:tabs>
+                <w:tab w:val="center" w:leader="none" w:pos="4419"/>
+                <w:tab w:val="right" w:leader="none" w:pos="8838"/>
+              </w:tabs>
+              <w:spacing w:after="0" w:line="240" w:lineRule="auto"/>
+              <w:jc w:val="both"/>
+              <w:rPr>
+                <w:i w:val="1"/>
+                <w:iCs w:val="1"/>
+                <w:color w:val="4472c4"/>
+                <w:sz w:val="18"/>
+                <w:szCs w:val="18"/>
+              </w:rPr>
+            </w:pPr>
+            <w:r>
+              <w:rPr>
+                <w:i w:val="1"/>
+                <w:iCs w:val="1"/>
+                <w:color w:val="4472c4"/>
+                <w:sz w:val="18"/>
+                <w:szCs w:val="18"/>
+                <w:rtl w:val="0"/>
+              </w:rPr>
+              <w:t xml:space="preserve">Integrated and operational mobile application, backend, database, and administrative components.</w:t>
+            </w:r>
+          </w:p>
+        </w:tc>
+        <w:tc>
+          <w:tcPr/>
+          <w:p>
+            <w:pPr>
+              <w:keepNext w:val="0"/>
+              <w:keepLines w:val="0"/>
+              <w:widowControl w:val="1"/>
+              <w:pBdr>
+                <w:top w:space="0" w:sz="0" w:val="nil"/>
+                <w:left w:space="0" w:sz="0" w:val="nil"/>
+                <w:bottom w:space="0" w:sz="0" w:val="nil"/>
+                <w:right w:space="0" w:sz="0" w:val="nil"/>
+                <w:between w:space="0" w:sz="0" w:val="nil"/>
+              </w:pBdr>
+              <w:shd w:fill="auto" w:val="clear"/>
+              <w:tabs>
+                <w:tab w:val="center" w:leader="none" w:pos="4419"/>
+                <w:tab w:val="right" w:leader="none" w:pos="8838"/>
+              </w:tabs>
+              <w:spacing w:after="0" w:before="0" w:line="240" w:lineRule="auto"/>
+              <w:ind w:left="0" w:right="0" w:firstLine="0"/>
+              <w:jc w:val="both"/>
+              <w:rPr>
+                <w:i w:val="1"/>
+                <w:iCs w:val="1"/>
+                <w:color w:val="4472c4"/>
+                <w:sz w:val="18"/>
+                <w:szCs w:val="18"/>
+              </w:rPr>
+            </w:pPr>
+            <w:r>
+              <w:rPr>
+                <w:i w:val="1"/>
+                <w:iCs w:val="1"/>
+                <w:color w:val="4472c4"/>
+                <w:sz w:val="18"/>
+                <w:szCs w:val="18"/>
+                <w:rtl w:val="0"/>
+              </w:rPr>
+              <w:t xml:space="preserve">Constitutes the main evidence of the product developed during the APT project. </w:t>
             </w:r>
           </w:p>
         </w:tc>
@@ -4808,15 +6632,19 @@
             </w:pPr>
             <w:r>
               <w:rPr>
-                <w:rFonts w:ascii="Calibri" w:cs="Calibri" w:eastAsia="Calibri" w:hAnsi="Calibri"/>
-                <w:i w:val="1"/>
-                <w:iCs w:val="1"/>
-                <w:color w:val="548dd4"/>
-                <w:sz w:val="18"/>
-                <w:szCs w:val="18"/>
-                <w:rtl w:val="0"/>
-              </w:rPr>
-              <w:t xml:space="preserve">Nombra las competencias o unidades de competencias que se relacionan con las diferentes actividades requeridas para el desarrollo de la actividad.</w:t>
+                <w:i w:val="1"/>
+                <w:iCs w:val="1"/>
+                <w:color w:val="548dd4"/>
+                <w:sz w:val="18"/>
+                <w:szCs w:val="18"/>
+                <w:rtl w:val="0"/>
+              </w:rPr>
+              <w:t xml:space="preserve">Evaluate and manage IT projects using management methodologies and tools.</w:t>
+            </w:r>
+            <w:r>
+              <w:rPr>
+                <w:rtl w:val="0"/>
+              </w:rPr>
             </w:r>
           </w:p>
         </w:tc>
@@ -4826,28 +6654,23 @@
             <w:pPr>
               <w:jc w:val="both"/>
               <w:rPr>
-                <w:b w:val="1"/>
-                <w:bCs w:val="1"/>
-                <w:sz w:val="18"/>
-                <w:szCs w:val="18"/>
-              </w:rPr>
-            </w:pPr>
-            <w:r>
-              <w:rPr>
-                <w:rFonts w:ascii="Calibri" w:cs="Calibri" w:eastAsia="Calibri" w:hAnsi="Calibri"/>
-                <w:i w:val="1"/>
-                <w:iCs w:val="1"/>
-                <w:color w:val="548dd4"/>
-                <w:sz w:val="18"/>
-                <w:szCs w:val="18"/>
-                <w:rtl w:val="0"/>
-              </w:rPr>
-              <w:t xml:space="preserve">Señale el nombre de la tarea o actividad.</w:t>
-            </w:r>
-            <w:r>
-              <w:rPr>
-                <w:rtl w:val="0"/>
-              </w:rPr>
+                <w:i w:val="1"/>
+                <w:iCs w:val="1"/>
+                <w:color w:val="548dd4"/>
+                <w:sz w:val="18"/>
+                <w:szCs w:val="18"/>
+              </w:rPr>
+            </w:pPr>
+            <w:r>
+              <w:rPr>
+                <w:i w:val="1"/>
+                <w:iCs w:val="1"/>
+                <w:color w:val="548dd4"/>
+                <w:sz w:val="18"/>
+                <w:szCs w:val="18"/>
+                <w:rtl w:val="0"/>
+              </w:rPr>
+              <w:t xml:space="preserve">Project definition and planning</w:t>
             </w:r>
           </w:p>
         </w:tc>
@@ -4857,28 +6680,23 @@
             <w:pPr>
               <w:jc w:val="both"/>
               <w:rPr>
-                <w:b w:val="1"/>
-                <w:bCs w:val="1"/>
-                <w:sz w:val="18"/>
-                <w:szCs w:val="18"/>
-              </w:rPr>
-            </w:pPr>
-            <w:r>
-              <w:rPr>
-                <w:rFonts w:ascii="Calibri" w:cs="Calibri" w:eastAsia="Calibri" w:hAnsi="Calibri"/>
-                <w:i w:val="1"/>
-                <w:iCs w:val="1"/>
-                <w:color w:val="548dd4"/>
-                <w:sz w:val="18"/>
-                <w:szCs w:val="18"/>
-                <w:rtl w:val="0"/>
-              </w:rPr>
-              <w:t xml:space="preserve">Describe la tarea o actividad.</w:t>
-            </w:r>
-            <w:r>
-              <w:rPr>
-                <w:rtl w:val="0"/>
-              </w:rPr>
+                <w:i w:val="1"/>
+                <w:iCs w:val="1"/>
+                <w:color w:val="548dd4"/>
+                <w:sz w:val="18"/>
+                <w:szCs w:val="18"/>
+              </w:rPr>
+            </w:pPr>
+            <w:r>
+              <w:rPr>
+                <w:i w:val="1"/>
+                <w:iCs w:val="1"/>
+                <w:color w:val="548dd4"/>
+                <w:sz w:val="18"/>
+                <w:szCs w:val="18"/>
+                <w:rtl w:val="0"/>
+              </w:rPr>
+              <w:t xml:space="preserve">Conduct the Kick Off, define the scope, requirements, SRS, use cases, and initial project planning.</w:t>
             </w:r>
           </w:p>
         </w:tc>
@@ -4888,25 +6706,23 @@
             <w:pPr>
               <w:jc w:val="both"/>
               <w:rPr>
-                <w:rFonts w:ascii="Calibri" w:cs="Calibri" w:eastAsia="Calibri" w:hAnsi="Calibri"/>
-                <w:i w:val="1"/>
-                <w:iCs w:val="1"/>
-                <w:color w:val="548dd4"/>
-                <w:sz w:val="18"/>
-                <w:szCs w:val="18"/>
-              </w:rPr>
-            </w:pPr>
-            <w:r>
-              <w:rPr>
-                <w:rFonts w:ascii="Calibri" w:cs="Calibri" w:eastAsia="Calibri" w:hAnsi="Calibri"/>
-                <w:i w:val="1"/>
-                <w:iCs w:val="1"/>
-                <w:color w:val="548dd4"/>
-                <w:sz w:val="18"/>
-                <w:szCs w:val="18"/>
-                <w:rtl w:val="0"/>
-              </w:rPr>
-              <w:t xml:space="preserve">Nombra los recursos necesarios para llevar a cabo las actividades definidas.</w:t>
+                <w:i w:val="1"/>
+                <w:iCs w:val="1"/>
+                <w:color w:val="548dd4"/>
+                <w:sz w:val="18"/>
+                <w:szCs w:val="18"/>
+              </w:rPr>
+            </w:pPr>
+            <w:r>
+              <w:rPr>
+                <w:i w:val="1"/>
+                <w:iCs w:val="1"/>
+                <w:color w:val="548dd4"/>
+                <w:sz w:val="18"/>
+                <w:szCs w:val="18"/>
+                <w:rtl w:val="0"/>
+              </w:rPr>
+              <w:t xml:space="preserve">APT documentation, SRS, office tools, and collaborative work tools.</w:t>
             </w:r>
           </w:p>
         </w:tc>
@@ -4920,43 +6736,23 @@
             <w:pPr>
               <w:jc w:val="both"/>
               <w:rPr>
-                <w:rFonts w:ascii="Calibri" w:cs="Calibri" w:eastAsia="Calibri" w:hAnsi="Calibri"/>
-                <w:i w:val="1"/>
-                <w:iCs w:val="1"/>
-                <w:color w:val="548dd4"/>
-                <w:sz w:val="18"/>
-                <w:szCs w:val="18"/>
-              </w:rPr>
-            </w:pPr>
-            <w:r>
-              <w:rPr>
-                <w:rFonts w:ascii="Calibri" w:cs="Calibri" w:eastAsia="Calibri" w:hAnsi="Calibri"/>
-                <w:i w:val="1"/>
-                <w:iCs w:val="1"/>
-                <w:color w:val="548dd4"/>
-                <w:sz w:val="18"/>
-                <w:szCs w:val="18"/>
-                <w:rtl w:val="0"/>
-              </w:rPr>
-              <w:t xml:space="preserve">Escribe la duración de actividades o tarea.</w:t>
-            </w:r>
-          </w:p>
-          <w:p>
-            <w:pPr>
-              <w:jc w:val="both"/>
-              <w:rPr>
-                <w:rFonts w:ascii="Calibri" w:cs="Calibri" w:eastAsia="Calibri" w:hAnsi="Calibri"/>
-                <w:i w:val="1"/>
-                <w:iCs w:val="1"/>
-                <w:color w:val="548dd4"/>
-                <w:sz w:val="18"/>
-                <w:szCs w:val="18"/>
-              </w:rPr>
-            </w:pPr>
-            <w:r>
-              <w:rPr>
-                <w:rtl w:val="0"/>
-              </w:rPr>
+                <w:i w:val="1"/>
+                <w:iCs w:val="1"/>
+                <w:color w:val="548dd4"/>
+                <w:sz w:val="18"/>
+                <w:szCs w:val="18"/>
+              </w:rPr>
+            </w:pPr>
+            <w:r>
+              <w:rPr>
+                <w:i w:val="1"/>
+                <w:iCs w:val="1"/>
+                <w:color w:val="548dd4"/>
+                <w:sz w:val="18"/>
+                <w:szCs w:val="18"/>
+                <w:rtl w:val="0"/>
+              </w:rPr>
+              <w:t xml:space="preserve">08/19 to 08/30</w:t>
             </w:r>
           </w:p>
         </w:tc>
@@ -4971,28 +6767,23 @@
             <w:pPr>
               <w:jc w:val="both"/>
               <w:rPr>
-                <w:b w:val="1"/>
-                <w:bCs w:val="1"/>
-                <w:sz w:val="18"/>
-                <w:szCs w:val="18"/>
-              </w:rPr>
-            </w:pPr>
-            <w:r>
-              <w:rPr>
-                <w:rFonts w:ascii="Calibri" w:cs="Calibri" w:eastAsia="Calibri" w:hAnsi="Calibri"/>
-                <w:i w:val="1"/>
-                <w:iCs w:val="1"/>
-                <w:color w:val="548dd4"/>
-                <w:sz w:val="18"/>
-                <w:szCs w:val="18"/>
-                <w:rtl w:val="0"/>
-              </w:rPr>
-              <w:t xml:space="preserve">Escribe el nombre del integrante del equipo responsable de la actividad y tareas asociadas.</w:t>
-            </w:r>
-            <w:r>
-              <w:rPr>
-                <w:rtl w:val="0"/>
-              </w:rPr>
+                <w:i w:val="1"/>
+                <w:iCs w:val="1"/>
+                <w:color w:val="548dd4"/>
+                <w:sz w:val="18"/>
+                <w:szCs w:val="18"/>
+              </w:rPr>
+            </w:pPr>
+            <w:r>
+              <w:rPr>
+                <w:i w:val="1"/>
+                <w:iCs w:val="1"/>
+                <w:color w:val="548dd4"/>
+                <w:sz w:val="18"/>
+                <w:szCs w:val="18"/>
+                <w:rtl w:val="0"/>
+              </w:rPr>
+              <w:t xml:space="preserve">Pamela Romero / Karina Tobar</w:t>
             </w:r>
           </w:p>
         </w:tc>
@@ -5002,28 +6793,23 @@
             <w:pPr>
               <w:jc w:val="both"/>
               <w:rPr>
-                <w:b w:val="1"/>
-                <w:bCs w:val="1"/>
-                <w:sz w:val="18"/>
-                <w:szCs w:val="18"/>
-              </w:rPr>
-            </w:pPr>
-            <w:r>
-              <w:rPr>
-                <w:rFonts w:ascii="Calibri" w:cs="Calibri" w:eastAsia="Calibri" w:hAnsi="Calibri"/>
-                <w:i w:val="1"/>
-                <w:iCs w:val="1"/>
-                <w:color w:val="548dd4"/>
-                <w:sz w:val="18"/>
-                <w:szCs w:val="18"/>
-                <w:rtl w:val="0"/>
-              </w:rPr>
-              <w:t xml:space="preserve">Escribe las dificultades o facilitadores que se podrían presentar durante la ejecución de cada una de las actividades propuestas para llevar a cabo el plan de trabajo.</w:t>
-            </w:r>
-            <w:r>
-              <w:rPr>
-                <w:rtl w:val="0"/>
-              </w:rPr>
+                <w:i w:val="1"/>
+                <w:iCs w:val="1"/>
+                <w:color w:val="548dd4"/>
+                <w:sz w:val="18"/>
+                <w:szCs w:val="18"/>
+              </w:rPr>
+            </w:pPr>
+            <w:r>
+              <w:rPr>
+                <w:i w:val="1"/>
+                <w:iCs w:val="1"/>
+                <w:color w:val="548dd4"/>
+                <w:sz w:val="18"/>
+                <w:szCs w:val="18"/>
+                <w:rtl w:val="0"/>
+              </w:rPr>
+              <w:t xml:space="preserve">Scope or requirements may need adjustments. Follow-up meetings and team coordination will facilitate the process.</w:t>
             </w:r>
           </w:p>
         </w:tc>
@@ -5049,6 +6835,17 @@
             </w:pPr>
             <w:r>
               <w:rPr>
+                <w:i w:val="1"/>
+                <w:iCs w:val="1"/>
+                <w:color w:val="548dd4"/>
+                <w:sz w:val="18"/>
+                <w:szCs w:val="18"/>
+                <w:rtl w:val="0"/>
+              </w:rPr>
+              <w:t xml:space="preserve">Evaluate and manage IT projects using management methodologies and tools.</w:t>
+            </w:r>
+            <w:r>
+              <w:rPr>
                 <w:rtl w:val="0"/>
               </w:rPr>
             </w:r>
@@ -5060,18 +6857,23 @@
             <w:pPr>
               <w:jc w:val="both"/>
               <w:rPr>
-                <w:rFonts w:ascii="Calibri" w:cs="Calibri" w:eastAsia="Calibri" w:hAnsi="Calibri"/>
-                <w:i w:val="1"/>
-                <w:iCs w:val="1"/>
-                <w:color w:val="548dd4"/>
-                <w:sz w:val="18"/>
-                <w:szCs w:val="18"/>
-              </w:rPr>
-            </w:pPr>
-            <w:r>
-              <w:rPr>
-                <w:rtl w:val="0"/>
-              </w:rPr>
+                <w:i w:val="1"/>
+                <w:iCs w:val="1"/>
+                <w:color w:val="548dd4"/>
+                <w:sz w:val="18"/>
+                <w:szCs w:val="18"/>
+              </w:rPr>
+            </w:pPr>
+            <w:r>
+              <w:rPr>
+                <w:i w:val="1"/>
+                <w:iCs w:val="1"/>
+                <w:color w:val="548dd4"/>
+                <w:sz w:val="18"/>
+                <w:szCs w:val="18"/>
+                <w:rtl w:val="0"/>
+              </w:rPr>
+              <w:t xml:space="preserve">Agile planning and initial design</w:t>
             </w:r>
           </w:p>
         </w:tc>
@@ -5081,18 +6883,23 @@
             <w:pPr>
               <w:jc w:val="both"/>
               <w:rPr>
-                <w:rFonts w:ascii="Calibri" w:cs="Calibri" w:eastAsia="Calibri" w:hAnsi="Calibri"/>
-                <w:i w:val="1"/>
-                <w:iCs w:val="1"/>
-                <w:color w:val="548dd4"/>
-                <w:sz w:val="18"/>
-                <w:szCs w:val="18"/>
-              </w:rPr>
-            </w:pPr>
-            <w:r>
-              <w:rPr>
-                <w:rtl w:val="0"/>
-              </w:rPr>
+                <w:i w:val="1"/>
+                <w:iCs w:val="1"/>
+                <w:color w:val="548dd4"/>
+                <w:sz w:val="18"/>
+                <w:szCs w:val="18"/>
+              </w:rPr>
+            </w:pPr>
+            <w:r>
+              <w:rPr>
+                <w:i w:val="1"/>
+                <w:iCs w:val="1"/>
+                <w:color w:val="548dd4"/>
+                <w:sz w:val="18"/>
+                <w:szCs w:val="18"/>
+                <w:rtl w:val="0"/>
+              </w:rPr>
+              <w:t xml:space="preserve">Develop mockups, Road Map, Product Backlog, WBS, and cost estimation.</w:t>
             </w:r>
           </w:p>
         </w:tc>
@@ -5102,18 +6909,23 @@
             <w:pPr>
               <w:jc w:val="both"/>
               <w:rPr>
-                <w:rFonts w:ascii="Calibri" w:cs="Calibri" w:eastAsia="Calibri" w:hAnsi="Calibri"/>
-                <w:i w:val="1"/>
-                <w:iCs w:val="1"/>
-                <w:color w:val="548dd4"/>
-                <w:sz w:val="18"/>
-                <w:szCs w:val="18"/>
-              </w:rPr>
-            </w:pPr>
-            <w:r>
-              <w:rPr>
-                <w:rtl w:val="0"/>
-              </w:rPr>
+                <w:i w:val="1"/>
+                <w:iCs w:val="1"/>
+                <w:color w:val="548dd4"/>
+                <w:sz w:val="18"/>
+                <w:szCs w:val="18"/>
+              </w:rPr>
+            </w:pPr>
+            <w:r>
+              <w:rPr>
+                <w:i w:val="1"/>
+                <w:iCs w:val="1"/>
+                <w:color w:val="548dd4"/>
+                <w:sz w:val="18"/>
+                <w:szCs w:val="18"/>
+                <w:rtl w:val="0"/>
+              </w:rPr>
+              <w:t xml:space="preserve">Prototyping tool, spreadsheets, documentation, and Road Map.</w:t>
             </w:r>
           </w:p>
         </w:tc>
@@ -5127,18 +6939,23 @@
             <w:pPr>
               <w:jc w:val="both"/>
               <w:rPr>
-                <w:rFonts w:ascii="Calibri" w:cs="Calibri" w:eastAsia="Calibri" w:hAnsi="Calibri"/>
-                <w:i w:val="1"/>
-                <w:iCs w:val="1"/>
-                <w:color w:val="548dd4"/>
-                <w:sz w:val="18"/>
-                <w:szCs w:val="18"/>
-              </w:rPr>
-            </w:pPr>
-            <w:r>
-              <w:rPr>
-                <w:rtl w:val="0"/>
-              </w:rPr>
+                <w:i w:val="1"/>
+                <w:iCs w:val="1"/>
+                <w:color w:val="548dd4"/>
+                <w:sz w:val="18"/>
+                <w:szCs w:val="18"/>
+              </w:rPr>
+            </w:pPr>
+            <w:r>
+              <w:rPr>
+                <w:i w:val="1"/>
+                <w:iCs w:val="1"/>
+                <w:color w:val="548dd4"/>
+                <w:sz w:val="18"/>
+                <w:szCs w:val="18"/>
+                <w:rtl w:val="0"/>
+              </w:rPr>
+              <w:t xml:space="preserve">08/31 to 09/12</w:t>
             </w:r>
           </w:p>
         </w:tc>
@@ -5153,18 +6970,23 @@
             <w:pPr>
               <w:jc w:val="both"/>
               <w:rPr>
-                <w:rFonts w:ascii="Calibri" w:cs="Calibri" w:eastAsia="Calibri" w:hAnsi="Calibri"/>
-                <w:i w:val="1"/>
-                <w:iCs w:val="1"/>
-                <w:color w:val="548dd4"/>
-                <w:sz w:val="18"/>
-                <w:szCs w:val="18"/>
-              </w:rPr>
-            </w:pPr>
-            <w:r>
-              <w:rPr>
-                <w:rtl w:val="0"/>
-              </w:rPr>
+                <w:i w:val="1"/>
+                <w:iCs w:val="1"/>
+                <w:color w:val="548dd4"/>
+                <w:sz w:val="18"/>
+                <w:szCs w:val="18"/>
+              </w:rPr>
+            </w:pPr>
+            <w:r>
+              <w:rPr>
+                <w:i w:val="1"/>
+                <w:iCs w:val="1"/>
+                <w:color w:val="548dd4"/>
+                <w:sz w:val="18"/>
+                <w:szCs w:val="18"/>
+                <w:rtl w:val="0"/>
+              </w:rPr>
+              <w:t xml:space="preserve">Pamela Romero / Javiera Pérez</w:t>
             </w:r>
           </w:p>
         </w:tc>
@@ -5174,18 +6996,23 @@
             <w:pPr>
               <w:jc w:val="both"/>
               <w:rPr>
-                <w:rFonts w:ascii="Calibri" w:cs="Calibri" w:eastAsia="Calibri" w:hAnsi="Calibri"/>
-                <w:i w:val="1"/>
-                <w:iCs w:val="1"/>
-                <w:color w:val="548dd4"/>
-                <w:sz w:val="18"/>
-                <w:szCs w:val="18"/>
-              </w:rPr>
-            </w:pPr>
-            <w:r>
-              <w:rPr>
-                <w:rtl w:val="0"/>
-              </w:rPr>
+                <w:i w:val="1"/>
+                <w:iCs w:val="1"/>
+                <w:color w:val="548dd4"/>
+                <w:sz w:val="18"/>
+                <w:szCs w:val="18"/>
+              </w:rPr>
+            </w:pPr>
+            <w:r>
+              <w:rPr>
+                <w:i w:val="1"/>
+                <w:iCs w:val="1"/>
+                <w:color w:val="548dd4"/>
+                <w:sz w:val="18"/>
+                <w:szCs w:val="18"/>
+                <w:rtl w:val="0"/>
+              </w:rPr>
+              <w:t xml:space="preserve">Accurate effort estimation and prioritization will facilitate compliance with deadlines.</w:t>
             </w:r>
           </w:p>
         </w:tc>
@@ -5211,6 +7038,17 @@
             </w:pPr>
             <w:r>
               <w:rPr>
+                <w:i w:val="1"/>
+                <w:iCs w:val="1"/>
+                <w:color w:val="548dd4"/>
+                <w:sz w:val="18"/>
+                <w:szCs w:val="18"/>
+                <w:rtl w:val="0"/>
+              </w:rPr>
+              <w:t xml:space="preserve">Design software solutions considering standards, security, quality, and sustainability. Design solutions through the use of databases.</w:t>
+            </w:r>
+            <w:r>
+              <w:rPr>
                 <w:rtl w:val="0"/>
               </w:rPr>
             </w:r>
@@ -5222,18 +7060,23 @@
             <w:pPr>
               <w:jc w:val="both"/>
               <w:rPr>
-                <w:rFonts w:ascii="Calibri" w:cs="Calibri" w:eastAsia="Calibri" w:hAnsi="Calibri"/>
-                <w:i w:val="1"/>
-                <w:iCs w:val="1"/>
-                <w:color w:val="548dd4"/>
-                <w:sz w:val="18"/>
-                <w:szCs w:val="18"/>
-              </w:rPr>
-            </w:pPr>
-            <w:r>
-              <w:rPr>
-                <w:rtl w:val="0"/>
-              </w:rPr>
+                <w:i w:val="1"/>
+                <w:iCs w:val="1"/>
+                <w:color w:val="548dd4"/>
+                <w:sz w:val="18"/>
+                <w:szCs w:val="18"/>
+              </w:rPr>
+            </w:pPr>
+            <w:r>
+              <w:rPr>
+                <w:i w:val="1"/>
+                <w:iCs w:val="1"/>
+                <w:color w:val="548dd4"/>
+                <w:sz w:val="18"/>
+                <w:szCs w:val="18"/>
+                <w:rtl w:val="0"/>
+              </w:rPr>
+              <w:t xml:space="preserve">Architectural design and data model</w:t>
             </w:r>
           </w:p>
         </w:tc>
@@ -5243,18 +7086,23 @@
             <w:pPr>
               <w:jc w:val="both"/>
               <w:rPr>
-                <w:rFonts w:ascii="Calibri" w:cs="Calibri" w:eastAsia="Calibri" w:hAnsi="Calibri"/>
-                <w:i w:val="1"/>
-                <w:iCs w:val="1"/>
-                <w:color w:val="548dd4"/>
-                <w:sz w:val="18"/>
-                <w:szCs w:val="18"/>
-              </w:rPr>
-            </w:pPr>
-            <w:r>
-              <w:rPr>
-                <w:rtl w:val="0"/>
-              </w:rPr>
+                <w:i w:val="1"/>
+                <w:iCs w:val="1"/>
+                <w:color w:val="548dd4"/>
+                <w:sz w:val="18"/>
+                <w:szCs w:val="18"/>
+              </w:rPr>
+            </w:pPr>
+            <w:r>
+              <w:rPr>
+                <w:i w:val="1"/>
+                <w:iCs w:val="1"/>
+                <w:color w:val="548dd4"/>
+                <w:sz w:val="18"/>
+                <w:szCs w:val="18"/>
+                <w:rtl w:val="0"/>
+              </w:rPr>
+              <w:t xml:space="preserve">Develop the TO-BE process, define the solution architecture, and design the data model.</w:t>
             </w:r>
           </w:p>
         </w:tc>
@@ -5264,18 +7112,23 @@
             <w:pPr>
               <w:jc w:val="both"/>
               <w:rPr>
-                <w:rFonts w:ascii="Calibri" w:cs="Calibri" w:eastAsia="Calibri" w:hAnsi="Calibri"/>
-                <w:i w:val="1"/>
-                <w:iCs w:val="1"/>
-                <w:color w:val="548dd4"/>
-                <w:sz w:val="18"/>
-                <w:szCs w:val="18"/>
-              </w:rPr>
-            </w:pPr>
-            <w:r>
-              <w:rPr>
-                <w:rtl w:val="0"/>
-              </w:rPr>
+                <w:i w:val="1"/>
+                <w:iCs w:val="1"/>
+                <w:color w:val="548dd4"/>
+                <w:sz w:val="18"/>
+                <w:szCs w:val="18"/>
+              </w:rPr>
+            </w:pPr>
+            <w:r>
+              <w:rPr>
+                <w:i w:val="1"/>
+                <w:iCs w:val="1"/>
+                <w:color w:val="548dd4"/>
+                <w:sz w:val="18"/>
+                <w:szCs w:val="18"/>
+                <w:rtl w:val="0"/>
+              </w:rPr>
+              <w:t xml:space="preserve">SRS, requirements, modeling tool, and technical documentation.</w:t>
             </w:r>
           </w:p>
         </w:tc>
@@ -5289,18 +7142,23 @@
             <w:pPr>
               <w:jc w:val="both"/>
               <w:rPr>
-                <w:rFonts w:ascii="Calibri" w:cs="Calibri" w:eastAsia="Calibri" w:hAnsi="Calibri"/>
-                <w:i w:val="1"/>
-                <w:iCs w:val="1"/>
-                <w:color w:val="548dd4"/>
-                <w:sz w:val="18"/>
-                <w:szCs w:val="18"/>
-              </w:rPr>
-            </w:pPr>
-            <w:r>
-              <w:rPr>
-                <w:rtl w:val="0"/>
-              </w:rPr>
+                <w:i w:val="1"/>
+                <w:iCs w:val="1"/>
+                <w:color w:val="548dd4"/>
+                <w:sz w:val="18"/>
+                <w:szCs w:val="18"/>
+              </w:rPr>
+            </w:pPr>
+            <w:r>
+              <w:rPr>
+                <w:i w:val="1"/>
+                <w:iCs w:val="1"/>
+                <w:color w:val="548dd4"/>
+                <w:sz w:val="18"/>
+                <w:szCs w:val="18"/>
+                <w:rtl w:val="0"/>
+              </w:rPr>
+              <w:t xml:space="preserve">09/13 to 09/26</w:t>
             </w:r>
           </w:p>
         </w:tc>
@@ -5315,6 +7173,64 @@
             <w:pPr>
               <w:jc w:val="both"/>
               <w:rPr>
+                <w:i w:val="1"/>
+                <w:iCs w:val="1"/>
+                <w:color w:val="548dd4"/>
+                <w:sz w:val="18"/>
+                <w:szCs w:val="18"/>
+              </w:rPr>
+            </w:pPr>
+            <w:r>
+              <w:rPr>
+                <w:i w:val="1"/>
+                <w:iCs w:val="1"/>
+                <w:color w:val="548dd4"/>
+                <w:sz w:val="18"/>
+                <w:szCs w:val="18"/>
+                <w:rtl w:val="0"/>
+              </w:rPr>
+              <w:t xml:space="preserve">Pamela Romero / Javiera Pérez</w:t>
+            </w:r>
+          </w:p>
+        </w:tc>
+        <w:tc>
+          <w:tcPr/>
+          <w:p>
+            <w:pPr>
+              <w:jc w:val="both"/>
+              <w:rPr>
+                <w:i w:val="1"/>
+                <w:iCs w:val="1"/>
+                <w:color w:val="548dd4"/>
+                <w:sz w:val="18"/>
+                <w:szCs w:val="18"/>
+              </w:rPr>
+            </w:pPr>
+            <w:r>
+              <w:rPr>
+                <w:i w:val="1"/>
+                <w:iCs w:val="1"/>
+                <w:color w:val="548dd4"/>
+                <w:sz w:val="18"/>
+                <w:szCs w:val="18"/>
+                <w:rtl w:val="0"/>
+              </w:rPr>
+              <w:t xml:space="preserve">Architecture and data model decisions may require adjustments when validating the relationships between modules.</w:t>
+            </w:r>
+          </w:p>
+        </w:tc>
+      </w:tr>
+      <w:tr>
+        <w:trPr>
+          <w:cantSplit w:val="0"/>
+          <w:tblHeader w:val="0"/>
+        </w:trPr>
+        <w:tc>
+          <w:tcPr/>
+          <w:p>
+            <w:pPr>
+              <w:jc w:val="both"/>
+              <w:rPr>
                 <w:rFonts w:ascii="Calibri" w:cs="Calibri" w:eastAsia="Calibri" w:hAnsi="Calibri"/>
                 <w:i w:val="1"/>
                 <w:iCs w:val="1"/>
@@ -5325,6 +7241,17 @@
             </w:pPr>
             <w:r>
               <w:rPr>
+                <w:i w:val="1"/>
+                <w:iCs w:val="1"/>
+                <w:color w:val="548dd4"/>
+                <w:sz w:val="18"/>
+                <w:szCs w:val="18"/>
+                <w:rtl w:val="0"/>
+              </w:rPr>
+              <w:t xml:space="preserve">Design and develop innovative, high-quality software solutions. Develop solutions for mobile platforms.</w:t>
+            </w:r>
+            <w:r>
+              <w:rPr>
                 <w:rtl w:val="0"/>
               </w:rPr>
             </w:r>
@@ -5336,6 +7263,177 @@
             <w:pPr>
               <w:jc w:val="both"/>
               <w:rPr>
+                <w:i w:val="1"/>
+                <w:iCs w:val="1"/>
+                <w:color w:val="548dd4"/>
+                <w:sz w:val="18"/>
+                <w:szCs w:val="18"/>
+              </w:rPr>
+            </w:pPr>
+            <w:r>
+              <w:rPr>
+                <w:i w:val="1"/>
+                <w:iCs w:val="1"/>
+                <w:color w:val="548dd4"/>
+                <w:sz w:val="18"/>
+                <w:szCs w:val="18"/>
+                <w:rtl w:val="0"/>
+              </w:rPr>
+              <w:t xml:space="preserve">User and access management</w:t>
+            </w:r>
+          </w:p>
+        </w:tc>
+        <w:tc>
+          <w:tcPr/>
+          <w:p>
+            <w:pPr>
+              <w:jc w:val="both"/>
+              <w:rPr>
+                <w:i w:val="1"/>
+                <w:iCs w:val="1"/>
+                <w:color w:val="548dd4"/>
+                <w:sz w:val="18"/>
+                <w:szCs w:val="18"/>
+              </w:rPr>
+            </w:pPr>
+            <w:r>
+              <w:rPr>
+                <w:i w:val="1"/>
+                <w:iCs w:val="1"/>
+                <w:color w:val="548dd4"/>
+                <w:sz w:val="18"/>
+                <w:szCs w:val="18"/>
+                <w:rtl w:val="0"/>
+              </w:rPr>
+              <w:t xml:space="preserve">Implement registration, login and logout, password recovery, profile management, and module activation.</w:t>
+            </w:r>
+          </w:p>
+        </w:tc>
+        <w:tc>
+          <w:tcPr/>
+          <w:p>
+            <w:pPr>
+              <w:jc w:val="both"/>
+              <w:rPr>
+                <w:i w:val="1"/>
+                <w:iCs w:val="1"/>
+                <w:color w:val="548dd4"/>
+                <w:sz w:val="18"/>
+                <w:szCs w:val="18"/>
+              </w:rPr>
+            </w:pPr>
+            <w:r>
+              <w:rPr>
+                <w:i w:val="1"/>
+                <w:iCs w:val="1"/>
+                <w:color w:val="548dd4"/>
+                <w:sz w:val="18"/>
+                <w:szCs w:val="18"/>
+                <w:rtl w:val="0"/>
+              </w:rPr>
+              <w:t xml:space="preserve">React Native, JavaScript, Python, database, REST API, and GitHub.</w:t>
+            </w:r>
+          </w:p>
+        </w:tc>
+        <w:tc>
+          <w:tcPr>
+            <w:tcBorders>
+              <w:right w:color="ffffff" w:space="0" w:sz="4" w:val="single"/>
+            </w:tcBorders>
+          </w:tcPr>
+          <w:p>
+            <w:pPr>
+              <w:jc w:val="both"/>
+              <w:rPr>
+                <w:i w:val="1"/>
+                <w:iCs w:val="1"/>
+                <w:color w:val="548dd4"/>
+                <w:sz w:val="18"/>
+                <w:szCs w:val="18"/>
+              </w:rPr>
+            </w:pPr>
+            <w:r>
+              <w:rPr>
+                <w:i w:val="1"/>
+                <w:iCs w:val="1"/>
+                <w:color w:val="548dd4"/>
+                <w:sz w:val="18"/>
+                <w:szCs w:val="18"/>
+                <w:rtl w:val="0"/>
+              </w:rPr>
+              <w:t xml:space="preserve">09/27 to 10/10</w:t>
+            </w:r>
+          </w:p>
+        </w:tc>
+        <w:tc>
+          <w:tcPr>
+            <w:tcBorders>
+              <w:left w:color="ffffff" w:space="0" w:sz="4" w:val="single"/>
+            </w:tcBorders>
+            <w:shd w:fill="d9d9d9" w:val="clear"/>
+          </w:tcPr>
+          <w:p>
+            <w:pPr>
+              <w:jc w:val="both"/>
+              <w:rPr>
+                <w:i w:val="1"/>
+                <w:iCs w:val="1"/>
+                <w:color w:val="548dd4"/>
+                <w:sz w:val="18"/>
+                <w:szCs w:val="18"/>
+              </w:rPr>
+            </w:pPr>
+            <w:r>
+              <w:rPr>
+                <w:i w:val="1"/>
+                <w:iCs w:val="1"/>
+                <w:color w:val="548dd4"/>
+                <w:sz w:val="18"/>
+                <w:szCs w:val="18"/>
+                <w:rtl w:val="0"/>
+              </w:rPr>
+              <w:t xml:space="preserve">Javiera Pérez</w:t>
+            </w:r>
+          </w:p>
+        </w:tc>
+        <w:tc>
+          <w:tcPr/>
+          <w:p>
+            <w:pPr>
+              <w:jc w:val="both"/>
+              <w:rPr>
+                <w:i w:val="1"/>
+                <w:iCs w:val="1"/>
+                <w:color w:val="548dd4"/>
+                <w:sz w:val="18"/>
+                <w:szCs w:val="18"/>
+              </w:rPr>
+            </w:pPr>
+            <w:r>
+              <w:rPr>
+                <w:i w:val="1"/>
+                <w:iCs w:val="1"/>
+                <w:color w:val="548dd4"/>
+                <w:sz w:val="18"/>
+                <w:szCs w:val="18"/>
+                <w:rtl w:val="0"/>
+              </w:rPr>
+              <w:t xml:space="preserve">Validations, authentication, and user information protection must be considered.</w:t>
+            </w:r>
+          </w:p>
+        </w:tc>
+      </w:tr>
+      <w:tr>
+        <w:trPr>
+          <w:cantSplit w:val="0"/>
+          <w:tblHeader w:val="0"/>
+        </w:trPr>
+        <w:tc>
+          <w:tcPr/>
+          <w:p>
+            <w:pPr>
+              <w:jc w:val="both"/>
+              <w:rPr>
                 <w:rFonts w:ascii="Calibri" w:cs="Calibri" w:eastAsia="Calibri" w:hAnsi="Calibri"/>
                 <w:i w:val="1"/>
                 <w:iCs w:val="1"/>
@@ -5346,8 +7444,1199 @@
             </w:pPr>
             <w:r>
               <w:rPr>
-                <w:rtl w:val="0"/>
-              </w:rPr>
+                <w:i w:val="1"/>
+                <w:iCs w:val="1"/>
+                <w:color w:val="548dd4"/>
+                <w:sz w:val="18"/>
+                <w:szCs w:val="18"/>
+                <w:rtl w:val="0"/>
+              </w:rPr>
+              <w:t xml:space="preserve">Develop software solutions for mobile platforms and devices.</w:t>
+            </w:r>
+            <w:r>
+              <w:rPr>
+                <w:rtl w:val="0"/>
+              </w:rPr>
+            </w:r>
+          </w:p>
+        </w:tc>
+        <w:tc>
+          <w:tcPr/>
+          <w:p>
+            <w:pPr>
+              <w:jc w:val="both"/>
+              <w:rPr>
+                <w:i w:val="1"/>
+                <w:iCs w:val="1"/>
+                <w:color w:val="548dd4"/>
+                <w:sz w:val="18"/>
+                <w:szCs w:val="18"/>
+              </w:rPr>
+            </w:pPr>
+            <w:r>
+              <w:rPr>
+                <w:i w:val="1"/>
+                <w:iCs w:val="1"/>
+                <w:color w:val="548dd4"/>
+                <w:sz w:val="18"/>
+                <w:szCs w:val="18"/>
+                <w:rtl w:val="0"/>
+              </w:rPr>
+              <w:t xml:space="preserve">Food and Hydration Module</w:t>
+            </w:r>
+          </w:p>
+        </w:tc>
+        <w:tc>
+          <w:tcPr/>
+          <w:p>
+            <w:pPr>
+              <w:jc w:val="both"/>
+              <w:rPr>
+                <w:i w:val="1"/>
+                <w:iCs w:val="1"/>
+                <w:color w:val="548dd4"/>
+                <w:sz w:val="18"/>
+                <w:szCs w:val="18"/>
+              </w:rPr>
+            </w:pPr>
+            <w:r>
+              <w:rPr>
+                <w:i w:val="1"/>
+                <w:iCs w:val="1"/>
+                <w:color w:val="548dd4"/>
+                <w:sz w:val="18"/>
+                <w:szCs w:val="18"/>
+                <w:rtl w:val="0"/>
+              </w:rPr>
+              <w:t xml:space="preserve">Implement meal registration, portions, hydration, goals, history, and progress calculation.</w:t>
+            </w:r>
+          </w:p>
+        </w:tc>
+        <w:tc>
+          <w:tcPr/>
+          <w:p>
+            <w:pPr>
+              <w:jc w:val="both"/>
+              <w:rPr>
+                <w:i w:val="1"/>
+                <w:iCs w:val="1"/>
+                <w:color w:val="548dd4"/>
+                <w:sz w:val="18"/>
+                <w:szCs w:val="18"/>
+              </w:rPr>
+            </w:pPr>
+            <w:r>
+              <w:rPr>
+                <w:i w:val="1"/>
+                <w:iCs w:val="1"/>
+                <w:color w:val="548dd4"/>
+                <w:sz w:val="18"/>
+                <w:szCs w:val="18"/>
+                <w:rtl w:val="0"/>
+              </w:rPr>
+              <w:t xml:space="preserve">React Native, JavaScript, Python, database, and REST API.</w:t>
+            </w:r>
+          </w:p>
+        </w:tc>
+        <w:tc>
+          <w:tcPr>
+            <w:tcBorders>
+              <w:right w:color="ffffff" w:space="0" w:sz="4" w:val="single"/>
+            </w:tcBorders>
+          </w:tcPr>
+          <w:p>
+            <w:pPr>
+              <w:jc w:val="both"/>
+              <w:rPr>
+                <w:i w:val="1"/>
+                <w:iCs w:val="1"/>
+                <w:color w:val="548dd4"/>
+                <w:sz w:val="18"/>
+                <w:szCs w:val="18"/>
+              </w:rPr>
+            </w:pPr>
+            <w:r>
+              <w:rPr>
+                <w:i w:val="1"/>
+                <w:iCs w:val="1"/>
+                <w:color w:val="548dd4"/>
+                <w:sz w:val="18"/>
+                <w:szCs w:val="18"/>
+                <w:rtl w:val="0"/>
+              </w:rPr>
+              <w:t xml:space="preserve">10/11 to 10/24</w:t>
+            </w:r>
+          </w:p>
+        </w:tc>
+        <w:tc>
+          <w:tcPr>
+            <w:tcBorders>
+              <w:left w:color="ffffff" w:space="0" w:sz="4" w:val="single"/>
+            </w:tcBorders>
+            <w:shd w:fill="d9d9d9" w:val="clear"/>
+          </w:tcPr>
+          <w:p>
+            <w:pPr>
+              <w:jc w:val="both"/>
+              <w:rPr>
+                <w:i w:val="1"/>
+                <w:iCs w:val="1"/>
+                <w:color w:val="548dd4"/>
+                <w:sz w:val="18"/>
+                <w:szCs w:val="18"/>
+              </w:rPr>
+            </w:pPr>
+            <w:r>
+              <w:rPr>
+                <w:i w:val="1"/>
+                <w:iCs w:val="1"/>
+                <w:color w:val="548dd4"/>
+                <w:sz w:val="18"/>
+                <w:szCs w:val="18"/>
+                <w:rtl w:val="0"/>
+              </w:rPr>
+              <w:t xml:space="preserve">Javiera Pérez</w:t>
+            </w:r>
+          </w:p>
+        </w:tc>
+        <w:tc>
+          <w:tcPr/>
+          <w:p>
+            <w:pPr>
+              <w:jc w:val="both"/>
+              <w:rPr>
+                <w:i w:val="1"/>
+                <w:iCs w:val="1"/>
+                <w:color w:val="548dd4"/>
+                <w:sz w:val="18"/>
+                <w:szCs w:val="18"/>
+              </w:rPr>
+            </w:pPr>
+            <w:r>
+              <w:rPr>
+                <w:i w:val="1"/>
+                <w:iCs w:val="1"/>
+                <w:color w:val="548dd4"/>
+                <w:sz w:val="18"/>
+                <w:szCs w:val="18"/>
+                <w:rtl w:val="0"/>
+              </w:rPr>
+              <w:t xml:space="preserve">Integration between the interface, backend, and database will be essential to maintain information consistency.</w:t>
+            </w:r>
+          </w:p>
+        </w:tc>
+      </w:tr>
+      <w:tr>
+        <w:trPr>
+          <w:cantSplit w:val="0"/>
+          <w:tblHeader w:val="0"/>
+        </w:trPr>
+        <w:tc>
+          <w:tcPr/>
+          <w:p>
+            <w:pPr>
+              <w:jc w:val="both"/>
+              <w:rPr>
+                <w:rFonts w:ascii="Calibri" w:cs="Calibri" w:eastAsia="Calibri" w:hAnsi="Calibri"/>
+                <w:i w:val="1"/>
+                <w:iCs w:val="1"/>
+                <w:color w:val="548dd4"/>
+                <w:sz w:val="18"/>
+                <w:szCs w:val="18"/>
+              </w:rPr>
+            </w:pPr>
+            <w:r>
+              <w:rPr>
+                <w:i w:val="1"/>
+                <w:iCs w:val="1"/>
+                <w:color w:val="548dd4"/>
+                <w:sz w:val="18"/>
+                <w:szCs w:val="18"/>
+                <w:rtl w:val="0"/>
+              </w:rPr>
+              <w:t xml:space="preserve">Design solutions through the use of databases. Design and develop innovative, high-quality software solutions.</w:t>
+            </w:r>
+            <w:r>
+              <w:rPr>
+                <w:rtl w:val="0"/>
+              </w:rPr>
+            </w:r>
+          </w:p>
+        </w:tc>
+        <w:tc>
+          <w:tcPr/>
+          <w:p>
+            <w:pPr>
+              <w:jc w:val="both"/>
+              <w:rPr>
+                <w:i w:val="1"/>
+                <w:iCs w:val="1"/>
+                <w:color w:val="548dd4"/>
+                <w:sz w:val="18"/>
+                <w:szCs w:val="18"/>
+              </w:rPr>
+            </w:pPr>
+            <w:r>
+              <w:rPr>
+                <w:i w:val="1"/>
+                <w:iCs w:val="1"/>
+                <w:color w:val="548dd4"/>
+                <w:sz w:val="18"/>
+                <w:szCs w:val="18"/>
+                <w:rtl w:val="0"/>
+              </w:rPr>
+              <w:t xml:space="preserve">Finance and Smoking Cessation Modules</w:t>
+            </w:r>
+          </w:p>
+        </w:tc>
+        <w:tc>
+          <w:tcPr/>
+          <w:p>
+            <w:pPr>
+              <w:jc w:val="both"/>
+              <w:rPr>
+                <w:i w:val="1"/>
+                <w:iCs w:val="1"/>
+                <w:color w:val="548dd4"/>
+                <w:sz w:val="18"/>
+                <w:szCs w:val="18"/>
+              </w:rPr>
+            </w:pPr>
+            <w:r>
+              <w:rPr>
+                <w:i w:val="1"/>
+                <w:iCs w:val="1"/>
+                <w:color w:val="548dd4"/>
+                <w:sz w:val="18"/>
+                <w:szCs w:val="18"/>
+                <w:rtl w:val="0"/>
+              </w:rPr>
+              <w:t xml:space="preserve">Implement income, expenses, categories, financial goals, minor recurring expenses, consumption tracking, progress, and estimated savings.</w:t>
+            </w:r>
+          </w:p>
+        </w:tc>
+        <w:tc>
+          <w:tcPr/>
+          <w:p>
+            <w:pPr>
+              <w:jc w:val="both"/>
+              <w:rPr>
+                <w:i w:val="1"/>
+                <w:iCs w:val="1"/>
+                <w:color w:val="548dd4"/>
+                <w:sz w:val="18"/>
+                <w:szCs w:val="18"/>
+              </w:rPr>
+            </w:pPr>
+            <w:r>
+              <w:rPr>
+                <w:i w:val="1"/>
+                <w:iCs w:val="1"/>
+                <w:color w:val="548dd4"/>
+                <w:sz w:val="18"/>
+                <w:szCs w:val="18"/>
+                <w:rtl w:val="0"/>
+              </w:rPr>
+              <w:t xml:space="preserve">React Native, Python, JavaScript, database, and REST API.</w:t>
+            </w:r>
+          </w:p>
+        </w:tc>
+        <w:tc>
+          <w:tcPr>
+            <w:tcBorders>
+              <w:right w:color="ffffff" w:space="0" w:sz="4" w:val="single"/>
+            </w:tcBorders>
+          </w:tcPr>
+          <w:p>
+            <w:pPr>
+              <w:jc w:val="both"/>
+              <w:rPr>
+                <w:i w:val="1"/>
+                <w:iCs w:val="1"/>
+                <w:color w:val="548dd4"/>
+                <w:sz w:val="18"/>
+                <w:szCs w:val="18"/>
+              </w:rPr>
+            </w:pPr>
+            <w:r>
+              <w:rPr>
+                <w:i w:val="1"/>
+                <w:iCs w:val="1"/>
+                <w:color w:val="548dd4"/>
+                <w:sz w:val="18"/>
+                <w:szCs w:val="18"/>
+                <w:rtl w:val="0"/>
+              </w:rPr>
+              <w:t xml:space="preserve">10/25 to 11/07</w:t>
+            </w:r>
+          </w:p>
+        </w:tc>
+        <w:tc>
+          <w:tcPr>
+            <w:tcBorders>
+              <w:left w:color="ffffff" w:space="0" w:sz="4" w:val="single"/>
+            </w:tcBorders>
+            <w:shd w:fill="d9d9d9" w:val="clear"/>
+          </w:tcPr>
+          <w:p>
+            <w:pPr>
+              <w:jc w:val="both"/>
+              <w:rPr>
+                <w:i w:val="1"/>
+                <w:iCs w:val="1"/>
+                <w:color w:val="548dd4"/>
+                <w:sz w:val="18"/>
+                <w:szCs w:val="18"/>
+              </w:rPr>
+            </w:pPr>
+            <w:r>
+              <w:rPr>
+                <w:i w:val="1"/>
+                <w:iCs w:val="1"/>
+                <w:color w:val="548dd4"/>
+                <w:sz w:val="18"/>
+                <w:szCs w:val="18"/>
+                <w:rtl w:val="0"/>
+              </w:rPr>
+              <w:t xml:space="preserve">Javiera Pérez / Pamela Romero</w:t>
+            </w:r>
+          </w:p>
+        </w:tc>
+        <w:tc>
+          <w:tcPr/>
+          <w:p>
+            <w:pPr>
+              <w:jc w:val="both"/>
+              <w:rPr>
+                <w:i w:val="1"/>
+                <w:iCs w:val="1"/>
+                <w:color w:val="548dd4"/>
+                <w:sz w:val="18"/>
+                <w:szCs w:val="18"/>
+              </w:rPr>
+            </w:pPr>
+            <w:r>
+              <w:rPr>
+                <w:i w:val="1"/>
+                <w:iCs w:val="1"/>
+                <w:color w:val="548dd4"/>
+                <w:sz w:val="18"/>
+                <w:szCs w:val="18"/>
+                <w:rtl w:val="0"/>
+              </w:rPr>
+              <w:t xml:space="preserve">Calculations and indicators must be validated to ensure accurate and consistent results.</w:t>
+            </w:r>
+          </w:p>
+        </w:tc>
+      </w:tr>
+      <w:tr>
+        <w:trPr>
+          <w:cantSplit w:val="0"/>
+          <w:tblHeader w:val="0"/>
+        </w:trPr>
+        <w:tc>
+          <w:tcPr/>
+          <w:p>
+            <w:pPr>
+              <w:jc w:val="both"/>
+              <w:rPr>
+                <w:rFonts w:ascii="Calibri" w:cs="Calibri" w:eastAsia="Calibri" w:hAnsi="Calibri"/>
+                <w:i w:val="1"/>
+                <w:iCs w:val="1"/>
+                <w:color w:val="548dd4"/>
+                <w:sz w:val="18"/>
+                <w:szCs w:val="18"/>
+              </w:rPr>
+            </w:pPr>
+            <w:r>
+              <w:rPr>
+                <w:i w:val="1"/>
+                <w:iCs w:val="1"/>
+                <w:color w:val="548dd4"/>
+                <w:sz w:val="18"/>
+                <w:szCs w:val="18"/>
+                <w:rtl w:val="0"/>
+              </w:rPr>
+              <w:t xml:space="preserve">Design and develop innovative, high-quality software solutions.</w:t>
+            </w:r>
+            <w:r>
+              <w:rPr>
+                <w:rtl w:val="0"/>
+              </w:rPr>
+            </w:r>
+          </w:p>
+        </w:tc>
+        <w:tc>
+          <w:tcPr/>
+          <w:p>
+            <w:pPr>
+              <w:jc w:val="both"/>
+              <w:rPr>
+                <w:i w:val="1"/>
+                <w:iCs w:val="1"/>
+                <w:color w:val="548dd4"/>
+                <w:sz w:val="18"/>
+                <w:szCs w:val="18"/>
+              </w:rPr>
+            </w:pPr>
+            <w:r>
+              <w:rPr>
+                <w:i w:val="1"/>
+                <w:iCs w:val="1"/>
+                <w:color w:val="548dd4"/>
+                <w:sz w:val="18"/>
+                <w:szCs w:val="18"/>
+                <w:rtl w:val="0"/>
+              </w:rPr>
+              <w:t xml:space="preserve">Dashboard and gamification</w:t>
+            </w:r>
+          </w:p>
+        </w:tc>
+        <w:tc>
+          <w:tcPr/>
+          <w:p>
+            <w:pPr>
+              <w:jc w:val="both"/>
+              <w:rPr>
+                <w:i w:val="1"/>
+                <w:iCs w:val="1"/>
+                <w:color w:val="548dd4"/>
+                <w:sz w:val="18"/>
+                <w:szCs w:val="18"/>
+              </w:rPr>
+            </w:pPr>
+            <w:r>
+              <w:rPr>
+                <w:i w:val="1"/>
+                <w:iCs w:val="1"/>
+                <w:color w:val="548dd4"/>
+                <w:sz w:val="18"/>
+                <w:szCs w:val="18"/>
+                <w:rtl w:val="0"/>
+              </w:rPr>
+              <w:t xml:space="preserve">Develop the general dashboard, indicators, notifications, reminders, points, achievements, rewards, store, and virtual pet.</w:t>
+            </w:r>
+          </w:p>
+        </w:tc>
+        <w:tc>
+          <w:tcPr/>
+          <w:p>
+            <w:pPr>
+              <w:jc w:val="both"/>
+              <w:rPr>
+                <w:i w:val="1"/>
+                <w:iCs w:val="1"/>
+                <w:color w:val="548dd4"/>
+                <w:sz w:val="18"/>
+                <w:szCs w:val="18"/>
+              </w:rPr>
+            </w:pPr>
+            <w:r>
+              <w:rPr>
+                <w:i w:val="1"/>
+                <w:iCs w:val="1"/>
+                <w:color w:val="548dd4"/>
+                <w:sz w:val="18"/>
+                <w:szCs w:val="18"/>
+                <w:rtl w:val="0"/>
+              </w:rPr>
+              <w:t xml:space="preserve">React Native, JavaScript, Python, REST API, and database.</w:t>
+            </w:r>
+          </w:p>
+        </w:tc>
+        <w:tc>
+          <w:tcPr>
+            <w:tcBorders>
+              <w:right w:color="ffffff" w:space="0" w:sz="4" w:val="single"/>
+            </w:tcBorders>
+          </w:tcPr>
+          <w:p>
+            <w:pPr>
+              <w:jc w:val="both"/>
+              <w:rPr>
+                <w:i w:val="1"/>
+                <w:iCs w:val="1"/>
+                <w:color w:val="548dd4"/>
+                <w:sz w:val="18"/>
+                <w:szCs w:val="18"/>
+              </w:rPr>
+            </w:pPr>
+            <w:r>
+              <w:rPr>
+                <w:i w:val="1"/>
+                <w:iCs w:val="1"/>
+                <w:color w:val="548dd4"/>
+                <w:sz w:val="18"/>
+                <w:szCs w:val="18"/>
+                <w:rtl w:val="0"/>
+              </w:rPr>
+              <w:t xml:space="preserve">11/08 to 11/21</w:t>
+            </w:r>
+          </w:p>
+        </w:tc>
+        <w:tc>
+          <w:tcPr>
+            <w:tcBorders>
+              <w:left w:color="ffffff" w:space="0" w:sz="4" w:val="single"/>
+            </w:tcBorders>
+            <w:shd w:fill="d9d9d9" w:val="clear"/>
+          </w:tcPr>
+          <w:p>
+            <w:pPr>
+              <w:jc w:val="both"/>
+              <w:rPr>
+                <w:i w:val="1"/>
+                <w:iCs w:val="1"/>
+                <w:color w:val="548dd4"/>
+                <w:sz w:val="18"/>
+                <w:szCs w:val="18"/>
+              </w:rPr>
+            </w:pPr>
+            <w:r>
+              <w:rPr>
+                <w:i w:val="1"/>
+                <w:iCs w:val="1"/>
+                <w:color w:val="548dd4"/>
+                <w:sz w:val="18"/>
+                <w:szCs w:val="18"/>
+                <w:rtl w:val="0"/>
+              </w:rPr>
+              <w:t xml:space="preserve">Javiera Pérez / Karina Tobar</w:t>
+            </w:r>
+          </w:p>
+        </w:tc>
+        <w:tc>
+          <w:tcPr/>
+          <w:p>
+            <w:pPr>
+              <w:jc w:val="both"/>
+              <w:rPr>
+                <w:i w:val="1"/>
+                <w:iCs w:val="1"/>
+                <w:color w:val="548dd4"/>
+                <w:sz w:val="18"/>
+                <w:szCs w:val="18"/>
+              </w:rPr>
+            </w:pPr>
+            <w:r>
+              <w:rPr>
+                <w:i w:val="1"/>
+                <w:iCs w:val="1"/>
+                <w:color w:val="548dd4"/>
+                <w:sz w:val="18"/>
+                <w:szCs w:val="18"/>
+                <w:rtl w:val="0"/>
+              </w:rPr>
+              <w:t xml:space="preserve">The number of functionalities may require prioritization depending on the progress achieved.</w:t>
+            </w:r>
+          </w:p>
+        </w:tc>
+      </w:tr>
+      <w:tr>
+        <w:trPr>
+          <w:cantSplit w:val="0"/>
+          <w:tblHeader w:val="0"/>
+        </w:trPr>
+        <w:tc>
+          <w:tcPr/>
+          <w:p>
+            <w:pPr>
+              <w:jc w:val="both"/>
+              <w:rPr>
+                <w:rFonts w:ascii="Calibri" w:cs="Calibri" w:eastAsia="Calibri" w:hAnsi="Calibri"/>
+                <w:i w:val="1"/>
+                <w:iCs w:val="1"/>
+                <w:color w:val="548dd4"/>
+                <w:sz w:val="18"/>
+                <w:szCs w:val="18"/>
+              </w:rPr>
+            </w:pPr>
+            <w:r>
+              <w:rPr>
+                <w:i w:val="1"/>
+                <w:iCs w:val="1"/>
+                <w:color w:val="548dd4"/>
+                <w:sz w:val="18"/>
+                <w:szCs w:val="18"/>
+                <w:rtl w:val="0"/>
+              </w:rPr>
+              <w:t xml:space="preserve">Design software solutions considering standards, security, and quality.</w:t>
+            </w:r>
+            <w:r>
+              <w:rPr>
+                <w:rtl w:val="0"/>
+              </w:rPr>
+            </w:r>
+          </w:p>
+        </w:tc>
+        <w:tc>
+          <w:tcPr/>
+          <w:p>
+            <w:pPr>
+              <w:jc w:val="both"/>
+              <w:rPr>
+                <w:i w:val="1"/>
+                <w:iCs w:val="1"/>
+                <w:color w:val="548dd4"/>
+                <w:sz w:val="18"/>
+                <w:szCs w:val="18"/>
+              </w:rPr>
+            </w:pPr>
+            <w:r>
+              <w:rPr>
+                <w:i w:val="1"/>
+                <w:iCs w:val="1"/>
+                <w:color w:val="548dd4"/>
+                <w:sz w:val="18"/>
+                <w:szCs w:val="18"/>
+                <w:rtl w:val="0"/>
+              </w:rPr>
+              <w:t xml:space="preserve">Administration and integration</w:t>
+            </w:r>
+          </w:p>
+        </w:tc>
+        <w:tc>
+          <w:tcPr/>
+          <w:p>
+            <w:pPr>
+              <w:jc w:val="both"/>
+              <w:rPr>
+                <w:i w:val="1"/>
+                <w:iCs w:val="1"/>
+                <w:color w:val="548dd4"/>
+                <w:sz w:val="18"/>
+                <w:szCs w:val="18"/>
+              </w:rPr>
+            </w:pPr>
+            <w:r>
+              <w:rPr>
+                <w:i w:val="1"/>
+                <w:iCs w:val="1"/>
+                <w:color w:val="548dd4"/>
+                <w:sz w:val="18"/>
+                <w:szCs w:val="18"/>
+                <w:rtl w:val="0"/>
+              </w:rPr>
+              <w:t xml:space="preserve">Implement maintenance functions, parameters, administrative functionalities, and integration with an external service.</w:t>
+            </w:r>
+          </w:p>
+        </w:tc>
+        <w:tc>
+          <w:tcPr/>
+          <w:p>
+            <w:pPr>
+              <w:jc w:val="both"/>
+              <w:rPr>
+                <w:i w:val="1"/>
+                <w:iCs w:val="1"/>
+                <w:color w:val="548dd4"/>
+                <w:sz w:val="18"/>
+                <w:szCs w:val="18"/>
+              </w:rPr>
+            </w:pPr>
+            <w:r>
+              <w:rPr>
+                <w:i w:val="1"/>
+                <w:iCs w:val="1"/>
+                <w:color w:val="548dd4"/>
+                <w:sz w:val="18"/>
+                <w:szCs w:val="18"/>
+                <w:rtl w:val="0"/>
+              </w:rPr>
+              <w:t xml:space="preserve">Python, REST API, database, GitHub, and technical documentation.</w:t>
+            </w:r>
+          </w:p>
+        </w:tc>
+        <w:tc>
+          <w:tcPr>
+            <w:tcBorders>
+              <w:right w:color="ffffff" w:space="0" w:sz="4" w:val="single"/>
+            </w:tcBorders>
+          </w:tcPr>
+          <w:p>
+            <w:pPr>
+              <w:jc w:val="both"/>
+              <w:rPr>
+                <w:i w:val="1"/>
+                <w:iCs w:val="1"/>
+                <w:color w:val="548dd4"/>
+                <w:sz w:val="18"/>
+                <w:szCs w:val="18"/>
+              </w:rPr>
+            </w:pPr>
+            <w:r>
+              <w:rPr>
+                <w:i w:val="1"/>
+                <w:iCs w:val="1"/>
+                <w:color w:val="548dd4"/>
+                <w:sz w:val="18"/>
+                <w:szCs w:val="18"/>
+                <w:rtl w:val="0"/>
+              </w:rPr>
+              <w:t xml:space="preserve">11/22 to 11/28</w:t>
+            </w:r>
+          </w:p>
+        </w:tc>
+        <w:tc>
+          <w:tcPr>
+            <w:tcBorders>
+              <w:left w:color="ffffff" w:space="0" w:sz="4" w:val="single"/>
+            </w:tcBorders>
+            <w:shd w:fill="d9d9d9" w:val="clear"/>
+          </w:tcPr>
+          <w:p>
+            <w:pPr>
+              <w:jc w:val="both"/>
+              <w:rPr>
+                <w:i w:val="1"/>
+                <w:iCs w:val="1"/>
+                <w:color w:val="548dd4"/>
+                <w:sz w:val="18"/>
+                <w:szCs w:val="18"/>
+              </w:rPr>
+            </w:pPr>
+            <w:r>
+              <w:rPr>
+                <w:i w:val="1"/>
+                <w:iCs w:val="1"/>
+                <w:color w:val="548dd4"/>
+                <w:sz w:val="18"/>
+                <w:szCs w:val="18"/>
+                <w:rtl w:val="0"/>
+              </w:rPr>
+              <w:t xml:space="preserve">Javiera Pérez / Pamela Romero</w:t>
+            </w:r>
+          </w:p>
+        </w:tc>
+        <w:tc>
+          <w:tcPr/>
+          <w:p>
+            <w:pPr>
+              <w:jc w:val="both"/>
+              <w:rPr>
+                <w:i w:val="1"/>
+                <w:iCs w:val="1"/>
+                <w:color w:val="548dd4"/>
+                <w:sz w:val="18"/>
+                <w:szCs w:val="18"/>
+              </w:rPr>
+            </w:pPr>
+            <w:r>
+              <w:rPr>
+                <w:i w:val="1"/>
+                <w:iCs w:val="1"/>
+                <w:color w:val="548dd4"/>
+                <w:sz w:val="18"/>
+                <w:szCs w:val="18"/>
+                <w:rtl w:val="0"/>
+              </w:rPr>
+              <w:t xml:space="preserve">The availability or behavior of the external service may affect the integration process.</w:t>
+            </w:r>
+          </w:p>
+        </w:tc>
+      </w:tr>
+      <w:tr>
+        <w:trPr>
+          <w:cantSplit w:val="0"/>
+          <w:tblHeader w:val="0"/>
+        </w:trPr>
+        <w:tc>
+          <w:tcPr/>
+          <w:p>
+            <w:pPr>
+              <w:jc w:val="both"/>
+              <w:rPr>
+                <w:rFonts w:ascii="Calibri" w:cs="Calibri" w:eastAsia="Calibri" w:hAnsi="Calibri"/>
+                <w:i w:val="1"/>
+                <w:iCs w:val="1"/>
+                <w:color w:val="548dd4"/>
+                <w:sz w:val="18"/>
+                <w:szCs w:val="18"/>
+              </w:rPr>
+            </w:pPr>
+            <w:r>
+              <w:rPr>
+                <w:i w:val="1"/>
+                <w:iCs w:val="1"/>
+                <w:color w:val="548dd4"/>
+                <w:sz w:val="18"/>
+                <w:szCs w:val="18"/>
+                <w:rtl w:val="0"/>
+              </w:rPr>
+              <w:t xml:space="preserve">Design and develop high-quality software solutions by applying good software life cycle practices.</w:t>
+            </w:r>
+            <w:r>
+              <w:rPr>
+                <w:rtl w:val="0"/>
+              </w:rPr>
+            </w:r>
+          </w:p>
+        </w:tc>
+        <w:tc>
+          <w:tcPr/>
+          <w:p>
+            <w:pPr>
+              <w:jc w:val="both"/>
+              <w:rPr>
+                <w:i w:val="1"/>
+                <w:iCs w:val="1"/>
+                <w:color w:val="548dd4"/>
+                <w:sz w:val="18"/>
+                <w:szCs w:val="18"/>
+              </w:rPr>
+            </w:pPr>
+            <w:r>
+              <w:rPr>
+                <w:i w:val="1"/>
+                <w:iCs w:val="1"/>
+                <w:color w:val="548dd4"/>
+                <w:sz w:val="18"/>
+                <w:szCs w:val="18"/>
+                <w:rtl w:val="0"/>
+              </w:rPr>
+              <w:t xml:space="preserve">Testing and defect correction</w:t>
+            </w:r>
+          </w:p>
+        </w:tc>
+        <w:tc>
+          <w:tcPr/>
+          <w:p>
+            <w:pPr>
+              <w:jc w:val="both"/>
+              <w:rPr>
+                <w:i w:val="1"/>
+                <w:iCs w:val="1"/>
+                <w:color w:val="548dd4"/>
+                <w:sz w:val="18"/>
+                <w:szCs w:val="18"/>
+              </w:rPr>
+            </w:pPr>
+            <w:r>
+              <w:rPr>
+                <w:i w:val="1"/>
+                <w:iCs w:val="1"/>
+                <w:color w:val="548dd4"/>
+                <w:sz w:val="18"/>
+                <w:szCs w:val="18"/>
+                <w:rtl w:val="0"/>
+              </w:rPr>
+              <w:t xml:space="preserve">Execute functional, integration, and database tests, record defects, and implement corrections.</w:t>
+            </w:r>
+          </w:p>
+        </w:tc>
+        <w:tc>
+          <w:tcPr/>
+          <w:p>
+            <w:pPr>
+              <w:jc w:val="both"/>
+              <w:rPr>
+                <w:i w:val="1"/>
+                <w:iCs w:val="1"/>
+                <w:color w:val="548dd4"/>
+                <w:sz w:val="18"/>
+                <w:szCs w:val="18"/>
+              </w:rPr>
+            </w:pPr>
+            <w:r>
+              <w:rPr>
+                <w:i w:val="1"/>
+                <w:iCs w:val="1"/>
+                <w:color w:val="548dd4"/>
+                <w:sz w:val="18"/>
+                <w:szCs w:val="18"/>
+                <w:rtl w:val="0"/>
+              </w:rPr>
+              <w:t xml:space="preserve">Test plan, test matrix, developed application, database, and defect log.</w:t>
+            </w:r>
+          </w:p>
+        </w:tc>
+        <w:tc>
+          <w:tcPr>
+            <w:tcBorders>
+              <w:right w:color="ffffff" w:space="0" w:sz="4" w:val="single"/>
+            </w:tcBorders>
+          </w:tcPr>
+          <w:p>
+            <w:pPr>
+              <w:jc w:val="both"/>
+              <w:rPr>
+                <w:i w:val="1"/>
+                <w:iCs w:val="1"/>
+                <w:color w:val="548dd4"/>
+                <w:sz w:val="18"/>
+                <w:szCs w:val="18"/>
+              </w:rPr>
+            </w:pPr>
+            <w:r>
+              <w:rPr>
+                <w:i w:val="1"/>
+                <w:iCs w:val="1"/>
+                <w:color w:val="548dd4"/>
+                <w:sz w:val="18"/>
+                <w:szCs w:val="18"/>
+                <w:rtl w:val="0"/>
+              </w:rPr>
+              <w:t xml:space="preserve">11/29 to 12/05</w:t>
+            </w:r>
+          </w:p>
+        </w:tc>
+        <w:tc>
+          <w:tcPr>
+            <w:tcBorders>
+              <w:left w:color="ffffff" w:space="0" w:sz="4" w:val="single"/>
+            </w:tcBorders>
+            <w:shd w:fill="d9d9d9" w:val="clear"/>
+          </w:tcPr>
+          <w:p>
+            <w:pPr>
+              <w:jc w:val="both"/>
+              <w:rPr>
+                <w:i w:val="1"/>
+                <w:iCs w:val="1"/>
+                <w:color w:val="548dd4"/>
+                <w:sz w:val="18"/>
+                <w:szCs w:val="18"/>
+              </w:rPr>
+            </w:pPr>
+            <w:r>
+              <w:rPr>
+                <w:i w:val="1"/>
+                <w:iCs w:val="1"/>
+                <w:color w:val="548dd4"/>
+                <w:sz w:val="18"/>
+                <w:szCs w:val="18"/>
+                <w:rtl w:val="0"/>
+              </w:rPr>
+              <w:t xml:space="preserve">Karina Tobar</w:t>
+            </w:r>
+          </w:p>
+        </w:tc>
+        <w:tc>
+          <w:tcPr/>
+          <w:p>
+            <w:pPr>
+              <w:jc w:val="both"/>
+              <w:rPr>
+                <w:i w:val="1"/>
+                <w:iCs w:val="1"/>
+                <w:color w:val="548dd4"/>
+                <w:sz w:val="18"/>
+                <w:szCs w:val="18"/>
+              </w:rPr>
+            </w:pPr>
+            <w:r>
+              <w:rPr>
+                <w:i w:val="1"/>
+                <w:iCs w:val="1"/>
+                <w:color w:val="548dd4"/>
+                <w:sz w:val="18"/>
+                <w:szCs w:val="18"/>
+                <w:rtl w:val="0"/>
+              </w:rPr>
+              <w:t xml:space="preserve">Late defect detection may generate rework; progressive testing helps reduce this risk.</w:t>
+            </w:r>
+          </w:p>
+        </w:tc>
+      </w:tr>
+      <w:tr>
+        <w:trPr>
+          <w:cantSplit w:val="0"/>
+          <w:tblHeader w:val="0"/>
+        </w:trPr>
+        <w:tc>
+          <w:tcPr/>
+          <w:p>
+            <w:pPr>
+              <w:jc w:val="both"/>
+              <w:rPr>
+                <w:rFonts w:ascii="Calibri" w:cs="Calibri" w:eastAsia="Calibri" w:hAnsi="Calibri"/>
+                <w:i w:val="1"/>
+                <w:iCs w:val="1"/>
+                <w:color w:val="548dd4"/>
+                <w:sz w:val="18"/>
+                <w:szCs w:val="18"/>
+              </w:rPr>
+            </w:pPr>
+            <w:r>
+              <w:rPr>
+                <w:i w:val="1"/>
+                <w:iCs w:val="1"/>
+                <w:color w:val="548dd4"/>
+                <w:sz w:val="18"/>
+                <w:szCs w:val="18"/>
+                <w:rtl w:val="0"/>
+              </w:rPr>
+              <w:t xml:space="preserve">Evaluate and manage IT projects using management methodologies and tools.</w:t>
+            </w:r>
+            <w:r>
+              <w:rPr>
+                <w:rtl w:val="0"/>
+              </w:rPr>
+            </w:r>
+          </w:p>
+        </w:tc>
+        <w:tc>
+          <w:tcPr/>
+          <w:p>
+            <w:pPr>
+              <w:jc w:val="both"/>
+              <w:rPr>
+                <w:i w:val="1"/>
+                <w:iCs w:val="1"/>
+                <w:color w:val="548dd4"/>
+                <w:sz w:val="18"/>
+                <w:szCs w:val="18"/>
+              </w:rPr>
+            </w:pPr>
+            <w:r>
+              <w:rPr>
+                <w:i w:val="1"/>
+                <w:iCs w:val="1"/>
+                <w:color w:val="548dd4"/>
+                <w:sz w:val="18"/>
+                <w:szCs w:val="18"/>
+                <w:rtl w:val="0"/>
+              </w:rPr>
+              <w:t xml:space="preserve">Project validation and closure</w:t>
+            </w:r>
+          </w:p>
+        </w:tc>
+        <w:tc>
+          <w:tcPr/>
+          <w:p>
+            <w:pPr>
+              <w:jc w:val="both"/>
+              <w:rPr>
+                <w:i w:val="1"/>
+                <w:iCs w:val="1"/>
+                <w:color w:val="548dd4"/>
+                <w:sz w:val="18"/>
+                <w:szCs w:val="18"/>
+              </w:rPr>
+            </w:pPr>
+            <w:r>
+              <w:rPr>
+                <w:i w:val="1"/>
+                <w:iCs w:val="1"/>
+                <w:color w:val="548dd4"/>
+                <w:sz w:val="18"/>
+                <w:szCs w:val="18"/>
+                <w:rtl w:val="0"/>
+              </w:rPr>
+              <w:t xml:space="preserve">Verify scope compliance, complete final documentation, prepare the closure report, and deliver the system.</w:t>
+            </w:r>
+          </w:p>
+        </w:tc>
+        <w:tc>
+          <w:tcPr/>
+          <w:p>
+            <w:pPr>
+              <w:jc w:val="both"/>
+              <w:rPr>
+                <w:i w:val="1"/>
+                <w:iCs w:val="1"/>
+                <w:color w:val="548dd4"/>
+                <w:sz w:val="18"/>
+                <w:szCs w:val="18"/>
+              </w:rPr>
+            </w:pPr>
+            <w:r>
+              <w:rPr>
+                <w:i w:val="1"/>
+                <w:iCs w:val="1"/>
+                <w:color w:val="548dd4"/>
+                <w:sz w:val="18"/>
+                <w:szCs w:val="18"/>
+                <w:rtl w:val="0"/>
+              </w:rPr>
+              <w:t xml:space="preserve">SRS, requirements, change control, testing evidence, and final documentation.</w:t>
+            </w:r>
+          </w:p>
+        </w:tc>
+        <w:tc>
+          <w:tcPr>
+            <w:tcBorders>
+              <w:right w:color="ffffff" w:space="0" w:sz="4" w:val="single"/>
+            </w:tcBorders>
+          </w:tcPr>
+          <w:p>
+            <w:pPr>
+              <w:jc w:val="both"/>
+              <w:rPr>
+                <w:i w:val="1"/>
+                <w:iCs w:val="1"/>
+                <w:color w:val="548dd4"/>
+                <w:sz w:val="18"/>
+                <w:szCs w:val="18"/>
+              </w:rPr>
+            </w:pPr>
+            <w:r>
+              <w:rPr>
+                <w:i w:val="1"/>
+                <w:iCs w:val="1"/>
+                <w:color w:val="548dd4"/>
+                <w:sz w:val="18"/>
+                <w:szCs w:val="18"/>
+                <w:rtl w:val="0"/>
+              </w:rPr>
+              <w:t xml:space="preserve">12/06 to 12/09</w:t>
+            </w:r>
+          </w:p>
+        </w:tc>
+        <w:tc>
+          <w:tcPr>
+            <w:tcBorders>
+              <w:left w:color="ffffff" w:space="0" w:sz="4" w:val="single"/>
+            </w:tcBorders>
+            <w:shd w:fill="d9d9d9" w:val="clear"/>
+          </w:tcPr>
+          <w:p>
+            <w:pPr>
+              <w:jc w:val="both"/>
+              <w:rPr>
+                <w:i w:val="1"/>
+                <w:iCs w:val="1"/>
+                <w:color w:val="548dd4"/>
+                <w:sz w:val="18"/>
+                <w:szCs w:val="18"/>
+              </w:rPr>
+            </w:pPr>
+            <w:r>
+              <w:rPr>
+                <w:i w:val="1"/>
+                <w:iCs w:val="1"/>
+                <w:color w:val="548dd4"/>
+                <w:sz w:val="18"/>
+                <w:szCs w:val="18"/>
+                <w:rtl w:val="0"/>
+              </w:rPr>
+              <w:t xml:space="preserve">Pamela Romero / Team</w:t>
+            </w:r>
+          </w:p>
+        </w:tc>
+        <w:tc>
+          <w:tcPr/>
+          <w:p>
+            <w:pPr>
+              <w:jc w:val="both"/>
+              <w:rPr>
+                <w:i w:val="1"/>
+                <w:iCs w:val="1"/>
+                <w:color w:val="548dd4"/>
+                <w:sz w:val="18"/>
+                <w:szCs w:val="18"/>
+              </w:rPr>
+            </w:pPr>
+            <w:r>
+              <w:rPr>
+                <w:i w:val="1"/>
+                <w:iCs w:val="1"/>
+                <w:color w:val="548dd4"/>
+                <w:sz w:val="18"/>
+                <w:szCs w:val="18"/>
+                <w:rtl w:val="0"/>
+              </w:rPr>
+              <w:t xml:space="preserve">Project closure will depend on the committed requirements being implemented, validated, and documented.</w:t>
             </w:r>
           </w:p>
         </w:tc>
@@ -5533,1867 +8822,45 @@
         </w:rPr>
       </w:r>
     </w:p>
-    <w:tbl>
-      <w:tblPr>
-        <w:tblStyle w:val="Table16"/>
-        <w:tblW w:w="10801.999999999998" w:type="dxa"/>
-        <w:jc w:val="left"/>
-        <w:tblInd w:w="-1160.0" w:type="dxa"/>
-        <w:tblBorders>
-          <w:top w:color="bfbfbf" w:space="0" w:sz="4" w:val="single"/>
-          <w:left w:color="bfbfbf" w:space="0" w:sz="4" w:val="single"/>
-          <w:bottom w:color="bfbfbf" w:space="0" w:sz="4" w:val="single"/>
-          <w:right w:color="bfbfbf" w:space="0" w:sz="4" w:val="single"/>
-          <w:insideH w:color="bfbfbf" w:space="0" w:sz="4" w:val="single"/>
-          <w:insideV w:color="bfbfbf" w:space="0" w:sz="4" w:val="single"/>
-        </w:tblBorders>
-        <w:tblLayout w:type="fixed"/>
-        <w:tblLook w:val="0400"/>
-      </w:tblPr>
-      <w:tblGrid>
-        <w:gridCol w:w="1351"/>
-        <w:gridCol w:w="536"/>
-        <w:gridCol w:w="522"/>
-        <w:gridCol w:w="523"/>
-        <w:gridCol w:w="526"/>
-        <w:gridCol w:w="523"/>
-        <w:gridCol w:w="523"/>
-        <w:gridCol w:w="523"/>
-        <w:gridCol w:w="523"/>
-        <w:gridCol w:w="523"/>
-        <w:gridCol w:w="523"/>
-        <w:gridCol w:w="523"/>
-        <w:gridCol w:w="523"/>
-        <w:gridCol w:w="525"/>
-        <w:gridCol w:w="525"/>
-        <w:gridCol w:w="525"/>
-        <w:gridCol w:w="7"/>
-        <w:gridCol w:w="518"/>
-        <w:gridCol w:w="525"/>
-        <w:gridCol w:w="525"/>
-        <w:gridCol w:w="10"/>
-        <w:tblGridChange w:id="0">
-          <w:tblGrid>
-            <w:gridCol w:w="1351"/>
-            <w:gridCol w:w="536"/>
-            <w:gridCol w:w="522"/>
-            <w:gridCol w:w="523"/>
-            <w:gridCol w:w="526"/>
-            <w:gridCol w:w="523"/>
-            <w:gridCol w:w="523"/>
-            <w:gridCol w:w="523"/>
-            <w:gridCol w:w="523"/>
-            <w:gridCol w:w="523"/>
-            <w:gridCol w:w="523"/>
-            <w:gridCol w:w="523"/>
-            <w:gridCol w:w="523"/>
-            <w:gridCol w:w="525"/>
-            <w:gridCol w:w="525"/>
-            <w:gridCol w:w="525"/>
-            <w:gridCol w:w="7"/>
-            <w:gridCol w:w="518"/>
-            <w:gridCol w:w="525"/>
-            <w:gridCol w:w="525"/>
-            <w:gridCol w:w="10"/>
-          </w:tblGrid>
-        </w:tblGridChange>
-      </w:tblGrid>
-      <w:tr>
-        <w:trPr>
-          <w:cantSplit w:val="0"/>
-          <w:trHeight w:val="294" w:hRule="atLeast"/>
-          <w:tblHeader w:val="0"/>
-        </w:trPr>
-        <w:tc>
-          <w:tcPr>
-            <w:vMerge w:val="restart"/>
-          </w:tcPr>
-          <w:p>
-            <w:pPr>
-              <w:spacing w:line="360" w:lineRule="auto"/>
-              <w:jc w:val="both"/>
-              <w:rPr>
-                <w:b w:val="1"/>
-                <w:bCs w:val="1"/>
-                <w:sz w:val="16"/>
-                <w:szCs w:val="16"/>
-              </w:rPr>
-            </w:pPr>
-            <w:r>
-              <w:rPr>
-                <w:b w:val="1"/>
-                <w:bCs w:val="1"/>
-                <w:sz w:val="16"/>
-                <w:szCs w:val="16"/>
-                <w:rtl w:val="0"/>
-              </w:rPr>
-              <w:t xml:space="preserve">Actividad</w:t>
-            </w:r>
-          </w:p>
-        </w:tc>
-        <w:tc>
-          <w:tcPr>
-            <w:gridSpan w:val="4"/>
-            <w:shd w:fill="e2efd9" w:val="clear"/>
-          </w:tcPr>
-          <w:p>
-            <w:pPr>
-              <w:spacing w:line="360" w:lineRule="auto"/>
-              <w:jc w:val="center"/>
-              <w:rPr>
-                <w:b w:val="1"/>
-                <w:bCs w:val="1"/>
-                <w:sz w:val="16"/>
-                <w:szCs w:val="16"/>
-              </w:rPr>
-            </w:pPr>
-            <w:r>
-              <w:rPr>
-                <w:b w:val="1"/>
-                <w:bCs w:val="1"/>
-                <w:sz w:val="16"/>
-                <w:szCs w:val="16"/>
-                <w:rtl w:val="0"/>
-              </w:rPr>
-              <w:t xml:space="preserve">Fase 1</w:t>
-            </w:r>
-          </w:p>
-        </w:tc>
-        <w:tc>
-          <w:tcPr>
-            <w:gridSpan w:val="12"/>
-            <w:shd w:fill="fff2cb" w:val="clear"/>
-          </w:tcPr>
-          <w:p>
-            <w:pPr>
-              <w:spacing w:line="360" w:lineRule="auto"/>
-              <w:jc w:val="center"/>
-              <w:rPr>
-                <w:b w:val="1"/>
-                <w:bCs w:val="1"/>
-                <w:sz w:val="16"/>
-                <w:szCs w:val="16"/>
-              </w:rPr>
-            </w:pPr>
-            <w:r>
-              <w:rPr>
-                <w:b w:val="1"/>
-                <w:bCs w:val="1"/>
-                <w:sz w:val="16"/>
-                <w:szCs w:val="16"/>
-                <w:rtl w:val="0"/>
-              </w:rPr>
-              <w:t xml:space="preserve">Fase 2</w:t>
-            </w:r>
-          </w:p>
-        </w:tc>
-        <w:tc>
-          <w:tcPr>
-            <w:gridSpan w:val="4"/>
-            <w:shd w:fill="fbe4d5" w:val="clear"/>
-          </w:tcPr>
-          <w:p>
-            <w:pPr>
-              <w:spacing w:line="360" w:lineRule="auto"/>
-              <w:jc w:val="center"/>
-              <w:rPr>
-                <w:b w:val="1"/>
-                <w:bCs w:val="1"/>
-                <w:sz w:val="16"/>
-                <w:szCs w:val="16"/>
-              </w:rPr>
-            </w:pPr>
-            <w:r>
-              <w:rPr>
-                <w:b w:val="1"/>
-                <w:bCs w:val="1"/>
-                <w:sz w:val="16"/>
-                <w:szCs w:val="16"/>
-                <w:rtl w:val="0"/>
-              </w:rPr>
-              <w:t xml:space="preserve">Fase 3</w:t>
-            </w:r>
-          </w:p>
-        </w:tc>
-      </w:tr>
-      <w:tr>
-        <w:trPr>
-          <w:cantSplit w:val="0"/>
-          <w:trHeight w:val="303" w:hRule="atLeast"/>
-          <w:tblHeader w:val="0"/>
-        </w:trPr>
-        <w:tc>
-          <w:tcPr>
-            <w:vMerge w:val="continue"/>
-          </w:tcPr>
-          <w:p>
-            <w:pPr>
-              <w:keepNext w:val="0"/>
-              <w:keepLines w:val="0"/>
-              <w:pageBreakBefore w:val="0"/>
-              <w:widowControl w:val="0"/>
-              <w:pBdr>
-                <w:top w:space="0" w:sz="0" w:val="nil"/>
-                <w:left w:space="0" w:sz="0" w:val="nil"/>
-                <w:bottom w:space="0" w:sz="0" w:val="nil"/>
-                <w:right w:space="0" w:sz="0" w:val="nil"/>
-                <w:between w:space="0" w:sz="0" w:val="nil"/>
-              </w:pBdr>
-              <w:shd w:fill="auto" w:val="clear"/>
-              <w:spacing w:after="0" w:before="0" w:line="276" w:lineRule="auto"/>
-              <w:ind w:left="0" w:right="0" w:firstLine="0"/>
-              <w:jc w:val="left"/>
-              <w:rPr>
-                <w:b w:val="1"/>
-                <w:bCs w:val="1"/>
-                <w:sz w:val="16"/>
-                <w:szCs w:val="16"/>
-              </w:rPr>
-            </w:pPr>
-            <w:r>
-              <w:rPr>
-                <w:rtl w:val="0"/>
-              </w:rPr>
-            </w:r>
-          </w:p>
-        </w:tc>
-        <w:tc>
-          <w:tcPr/>
-          <w:p>
-            <w:pPr>
-              <w:spacing w:line="360" w:lineRule="auto"/>
-              <w:jc w:val="center"/>
-              <w:rPr>
-                <w:b w:val="1"/>
-                <w:bCs w:val="1"/>
-                <w:sz w:val="16"/>
-                <w:szCs w:val="16"/>
-              </w:rPr>
-            </w:pPr>
-            <w:r>
-              <w:rPr>
-                <w:b w:val="1"/>
-                <w:bCs w:val="1"/>
-                <w:sz w:val="16"/>
-                <w:szCs w:val="16"/>
-                <w:rtl w:val="0"/>
-              </w:rPr>
-              <w:t xml:space="preserve">S 1</w:t>
-            </w:r>
-          </w:p>
-        </w:tc>
-        <w:tc>
-          <w:tcPr/>
-          <w:p>
-            <w:pPr>
-              <w:spacing w:line="360" w:lineRule="auto"/>
-              <w:jc w:val="center"/>
-              <w:rPr>
-                <w:b w:val="1"/>
-                <w:bCs w:val="1"/>
-                <w:sz w:val="16"/>
-                <w:szCs w:val="16"/>
-              </w:rPr>
-            </w:pPr>
-            <w:r>
-              <w:rPr>
-                <w:b w:val="1"/>
-                <w:bCs w:val="1"/>
-                <w:sz w:val="16"/>
-                <w:szCs w:val="16"/>
-                <w:rtl w:val="0"/>
-              </w:rPr>
-              <w:t xml:space="preserve">S 2</w:t>
-            </w:r>
-          </w:p>
-        </w:tc>
-        <w:tc>
-          <w:tcPr/>
-          <w:p>
-            <w:pPr>
-              <w:spacing w:line="360" w:lineRule="auto"/>
-              <w:jc w:val="center"/>
-              <w:rPr>
-                <w:b w:val="1"/>
-                <w:bCs w:val="1"/>
-                <w:sz w:val="16"/>
-                <w:szCs w:val="16"/>
-              </w:rPr>
-            </w:pPr>
-            <w:r>
-              <w:rPr>
-                <w:b w:val="1"/>
-                <w:bCs w:val="1"/>
-                <w:sz w:val="16"/>
-                <w:szCs w:val="16"/>
-                <w:rtl w:val="0"/>
-              </w:rPr>
-              <w:t xml:space="preserve">S 3</w:t>
-            </w:r>
-          </w:p>
-        </w:tc>
-        <w:tc>
-          <w:tcPr/>
-          <w:p>
-            <w:pPr>
-              <w:spacing w:line="360" w:lineRule="auto"/>
-              <w:jc w:val="center"/>
-              <w:rPr>
-                <w:b w:val="1"/>
-                <w:bCs w:val="1"/>
-                <w:sz w:val="16"/>
-                <w:szCs w:val="16"/>
-              </w:rPr>
-            </w:pPr>
-            <w:r>
-              <w:rPr>
-                <w:b w:val="1"/>
-                <w:bCs w:val="1"/>
-                <w:sz w:val="16"/>
-                <w:szCs w:val="16"/>
-                <w:rtl w:val="0"/>
-              </w:rPr>
-              <w:t xml:space="preserve">S 4</w:t>
-            </w:r>
-          </w:p>
-        </w:tc>
-        <w:tc>
-          <w:tcPr/>
-          <w:p>
-            <w:pPr>
-              <w:spacing w:line="360" w:lineRule="auto"/>
-              <w:jc w:val="center"/>
-              <w:rPr>
-                <w:b w:val="1"/>
-                <w:bCs w:val="1"/>
-                <w:sz w:val="16"/>
-                <w:szCs w:val="16"/>
-              </w:rPr>
-            </w:pPr>
-            <w:r>
-              <w:rPr>
-                <w:b w:val="1"/>
-                <w:bCs w:val="1"/>
-                <w:sz w:val="16"/>
-                <w:szCs w:val="16"/>
-                <w:rtl w:val="0"/>
-              </w:rPr>
-              <w:t xml:space="preserve">S 5</w:t>
-            </w:r>
-          </w:p>
-        </w:tc>
-        <w:tc>
-          <w:tcPr/>
-          <w:p>
-            <w:pPr>
-              <w:spacing w:line="360" w:lineRule="auto"/>
-              <w:jc w:val="center"/>
-              <w:rPr>
-                <w:b w:val="1"/>
-                <w:bCs w:val="1"/>
-                <w:sz w:val="16"/>
-                <w:szCs w:val="16"/>
-              </w:rPr>
-            </w:pPr>
-            <w:r>
-              <w:rPr>
-                <w:b w:val="1"/>
-                <w:bCs w:val="1"/>
-                <w:sz w:val="16"/>
-                <w:szCs w:val="16"/>
-                <w:rtl w:val="0"/>
-              </w:rPr>
-              <w:t xml:space="preserve">S 6</w:t>
-            </w:r>
-          </w:p>
-        </w:tc>
-        <w:tc>
-          <w:tcPr/>
-          <w:p>
-            <w:pPr>
-              <w:spacing w:line="360" w:lineRule="auto"/>
-              <w:jc w:val="center"/>
-              <w:rPr>
-                <w:b w:val="1"/>
-                <w:bCs w:val="1"/>
-                <w:sz w:val="16"/>
-                <w:szCs w:val="16"/>
-              </w:rPr>
-            </w:pPr>
-            <w:r>
-              <w:rPr>
-                <w:b w:val="1"/>
-                <w:bCs w:val="1"/>
-                <w:sz w:val="16"/>
-                <w:szCs w:val="16"/>
-                <w:rtl w:val="0"/>
-              </w:rPr>
-              <w:t xml:space="preserve">S 7</w:t>
-            </w:r>
-          </w:p>
-        </w:tc>
-        <w:tc>
-          <w:tcPr/>
-          <w:p>
-            <w:pPr>
-              <w:spacing w:line="360" w:lineRule="auto"/>
-              <w:jc w:val="center"/>
-              <w:rPr>
-                <w:b w:val="1"/>
-                <w:bCs w:val="1"/>
-                <w:sz w:val="16"/>
-                <w:szCs w:val="16"/>
-              </w:rPr>
-            </w:pPr>
-            <w:r>
-              <w:rPr>
-                <w:b w:val="1"/>
-                <w:bCs w:val="1"/>
-                <w:sz w:val="16"/>
-                <w:szCs w:val="16"/>
-                <w:rtl w:val="0"/>
-              </w:rPr>
-              <w:t xml:space="preserve">S 8</w:t>
-            </w:r>
-          </w:p>
-        </w:tc>
-        <w:tc>
-          <w:tcPr/>
-          <w:p>
-            <w:pPr>
-              <w:spacing w:line="360" w:lineRule="auto"/>
-              <w:jc w:val="center"/>
-              <w:rPr>
-                <w:b w:val="1"/>
-                <w:bCs w:val="1"/>
-                <w:sz w:val="16"/>
-                <w:szCs w:val="16"/>
-              </w:rPr>
-            </w:pPr>
-            <w:r>
-              <w:rPr>
-                <w:b w:val="1"/>
-                <w:bCs w:val="1"/>
-                <w:sz w:val="16"/>
-                <w:szCs w:val="16"/>
-                <w:rtl w:val="0"/>
-              </w:rPr>
-              <w:t xml:space="preserve">S 9</w:t>
-            </w:r>
-          </w:p>
-        </w:tc>
-        <w:tc>
-          <w:tcPr/>
-          <w:p>
-            <w:pPr>
-              <w:spacing w:line="360" w:lineRule="auto"/>
-              <w:jc w:val="center"/>
-              <w:rPr>
-                <w:b w:val="1"/>
-                <w:bCs w:val="1"/>
-                <w:sz w:val="16"/>
-                <w:szCs w:val="16"/>
-              </w:rPr>
-            </w:pPr>
-            <w:r>
-              <w:rPr>
-                <w:b w:val="1"/>
-                <w:bCs w:val="1"/>
-                <w:sz w:val="16"/>
-                <w:szCs w:val="16"/>
-                <w:rtl w:val="0"/>
-              </w:rPr>
-              <w:t xml:space="preserve">S 10</w:t>
-            </w:r>
-          </w:p>
-        </w:tc>
-        <w:tc>
-          <w:tcPr/>
-          <w:p>
-            <w:pPr>
-              <w:spacing w:line="360" w:lineRule="auto"/>
-              <w:jc w:val="center"/>
-              <w:rPr>
-                <w:b w:val="1"/>
-                <w:bCs w:val="1"/>
-                <w:sz w:val="16"/>
-                <w:szCs w:val="16"/>
-              </w:rPr>
-            </w:pPr>
-            <w:r>
-              <w:rPr>
-                <w:b w:val="1"/>
-                <w:bCs w:val="1"/>
-                <w:sz w:val="16"/>
-                <w:szCs w:val="16"/>
-                <w:rtl w:val="0"/>
-              </w:rPr>
-              <w:t xml:space="preserve">S 11</w:t>
-            </w:r>
-          </w:p>
-        </w:tc>
-        <w:tc>
-          <w:tcPr/>
-          <w:p>
-            <w:pPr>
-              <w:spacing w:line="360" w:lineRule="auto"/>
-              <w:jc w:val="center"/>
-              <w:rPr>
-                <w:b w:val="1"/>
-                <w:bCs w:val="1"/>
-                <w:sz w:val="16"/>
-                <w:szCs w:val="16"/>
-              </w:rPr>
-            </w:pPr>
-            <w:r>
-              <w:rPr>
-                <w:b w:val="1"/>
-                <w:bCs w:val="1"/>
-                <w:sz w:val="16"/>
-                <w:szCs w:val="16"/>
-                <w:rtl w:val="0"/>
-              </w:rPr>
-              <w:t xml:space="preserve">S 12</w:t>
-            </w:r>
-          </w:p>
-        </w:tc>
-        <w:tc>
-          <w:tcPr/>
-          <w:p>
-            <w:pPr>
-              <w:spacing w:line="360" w:lineRule="auto"/>
-              <w:jc w:val="center"/>
-              <w:rPr>
-                <w:b w:val="1"/>
-                <w:bCs w:val="1"/>
-                <w:sz w:val="16"/>
-                <w:szCs w:val="16"/>
-              </w:rPr>
-            </w:pPr>
-            <w:r>
-              <w:rPr>
-                <w:b w:val="1"/>
-                <w:bCs w:val="1"/>
-                <w:sz w:val="16"/>
-                <w:szCs w:val="16"/>
-                <w:rtl w:val="0"/>
-              </w:rPr>
-              <w:t xml:space="preserve">S 13</w:t>
-            </w:r>
-          </w:p>
-        </w:tc>
-        <w:tc>
-          <w:tcPr/>
-          <w:p>
-            <w:pPr>
-              <w:spacing w:line="360" w:lineRule="auto"/>
-              <w:jc w:val="center"/>
-              <w:rPr>
-                <w:b w:val="1"/>
-                <w:bCs w:val="1"/>
-                <w:sz w:val="16"/>
-                <w:szCs w:val="16"/>
-              </w:rPr>
-            </w:pPr>
-            <w:r>
-              <w:rPr>
-                <w:b w:val="1"/>
-                <w:bCs w:val="1"/>
-                <w:sz w:val="16"/>
-                <w:szCs w:val="16"/>
-                <w:rtl w:val="0"/>
-              </w:rPr>
-              <w:t xml:space="preserve">S 14</w:t>
-            </w:r>
-          </w:p>
-        </w:tc>
-        <w:tc>
-          <w:tcPr/>
-          <w:p>
-            <w:pPr>
-              <w:spacing w:line="360" w:lineRule="auto"/>
-              <w:jc w:val="center"/>
-              <w:rPr>
-                <w:b w:val="1"/>
-                <w:bCs w:val="1"/>
-                <w:sz w:val="16"/>
-                <w:szCs w:val="16"/>
-              </w:rPr>
-            </w:pPr>
-            <w:r>
-              <w:rPr>
-                <w:b w:val="1"/>
-                <w:bCs w:val="1"/>
-                <w:sz w:val="16"/>
-                <w:szCs w:val="16"/>
-                <w:rtl w:val="0"/>
-              </w:rPr>
-              <w:t xml:space="preserve">S 15</w:t>
-            </w:r>
-          </w:p>
-        </w:tc>
-        <w:tc>
-          <w:tcPr>
-            <w:gridSpan w:val="2"/>
-          </w:tcPr>
-          <w:p>
-            <w:pPr>
-              <w:spacing w:line="360" w:lineRule="auto"/>
-              <w:jc w:val="center"/>
-              <w:rPr>
-                <w:b w:val="1"/>
-                <w:bCs w:val="1"/>
-                <w:sz w:val="16"/>
-                <w:szCs w:val="16"/>
-              </w:rPr>
-            </w:pPr>
-            <w:r>
-              <w:rPr>
-                <w:b w:val="1"/>
-                <w:bCs w:val="1"/>
-                <w:sz w:val="16"/>
-                <w:szCs w:val="16"/>
-                <w:rtl w:val="0"/>
-              </w:rPr>
-              <w:t xml:space="preserve">S 16</w:t>
-            </w:r>
-          </w:p>
-        </w:tc>
-        <w:tc>
-          <w:tcPr/>
-          <w:p>
-            <w:pPr>
-              <w:spacing w:line="360" w:lineRule="auto"/>
-              <w:jc w:val="center"/>
-              <w:rPr>
-                <w:b w:val="1"/>
-                <w:bCs w:val="1"/>
-                <w:sz w:val="16"/>
-                <w:szCs w:val="16"/>
-              </w:rPr>
-            </w:pPr>
-            <w:r>
-              <w:rPr>
-                <w:b w:val="1"/>
-                <w:bCs w:val="1"/>
-                <w:sz w:val="16"/>
-                <w:szCs w:val="16"/>
-                <w:rtl w:val="0"/>
-              </w:rPr>
-              <w:t xml:space="preserve">S 17</w:t>
-            </w:r>
-          </w:p>
-        </w:tc>
-        <w:tc>
-          <w:tcPr/>
-          <w:p>
-            <w:pPr>
-              <w:spacing w:line="360" w:lineRule="auto"/>
-              <w:jc w:val="center"/>
-              <w:rPr>
-                <w:b w:val="1"/>
-                <w:bCs w:val="1"/>
-                <w:sz w:val="16"/>
-                <w:szCs w:val="16"/>
-              </w:rPr>
-            </w:pPr>
-            <w:r>
-              <w:rPr>
-                <w:b w:val="1"/>
-                <w:bCs w:val="1"/>
-                <w:sz w:val="16"/>
-                <w:szCs w:val="16"/>
-                <w:rtl w:val="0"/>
-              </w:rPr>
-              <w:t xml:space="preserve">S 18</w:t>
-            </w:r>
-          </w:p>
-        </w:tc>
-      </w:tr>
-      <w:tr>
-        <w:trPr>
-          <w:cantSplit w:val="0"/>
-          <w:trHeight w:val="294" w:hRule="atLeast"/>
-          <w:tblHeader w:val="0"/>
-        </w:trPr>
-        <w:tc>
-          <w:tcPr/>
-          <w:p>
-            <w:pPr>
-              <w:spacing w:line="360" w:lineRule="auto"/>
-              <w:jc w:val="both"/>
-              <w:rPr>
-                <w:b w:val="1"/>
-                <w:bCs w:val="1"/>
-                <w:sz w:val="16"/>
-                <w:szCs w:val="16"/>
-              </w:rPr>
-            </w:pPr>
-            <w:r>
-              <w:rPr>
-                <w:rFonts w:ascii="Calibri" w:cs="Calibri" w:eastAsia="Calibri" w:hAnsi="Calibri"/>
-                <w:i w:val="1"/>
-                <w:iCs w:val="1"/>
-                <w:color w:val="548dd4"/>
-                <w:sz w:val="16"/>
-                <w:szCs w:val="16"/>
-                <w:rtl w:val="0"/>
-              </w:rPr>
-              <w:t xml:space="preserve">Describe actividades del punto anterior</w:t>
-            </w:r>
-            <w:r>
-              <w:rPr>
-                <w:rtl w:val="0"/>
-              </w:rPr>
-            </w:r>
-          </w:p>
-        </w:tc>
-        <w:tc>
-          <w:tcPr/>
-          <w:p>
-            <w:pPr>
-              <w:spacing w:line="360" w:lineRule="auto"/>
-              <w:jc w:val="both"/>
-              <w:rPr>
-                <w:b w:val="1"/>
-                <w:bCs w:val="1"/>
-                <w:sz w:val="16"/>
-                <w:szCs w:val="16"/>
-              </w:rPr>
-            </w:pPr>
-            <w:r>
-              <w:rPr>
-                <w:rtl w:val="0"/>
-              </w:rPr>
-            </w:r>
-          </w:p>
-        </w:tc>
-        <w:tc>
-          <w:tcPr/>
-          <w:p>
-            <w:pPr>
-              <w:spacing w:line="360" w:lineRule="auto"/>
-              <w:jc w:val="both"/>
-              <w:rPr>
-                <w:b w:val="1"/>
-                <w:bCs w:val="1"/>
-                <w:sz w:val="16"/>
-                <w:szCs w:val="16"/>
-              </w:rPr>
-            </w:pPr>
-            <w:r>
-              <w:rPr>
-                <w:rtl w:val="0"/>
-              </w:rPr>
-            </w:r>
-          </w:p>
-        </w:tc>
-        <w:tc>
-          <w:tcPr/>
-          <w:p>
-            <w:pPr>
-              <w:spacing w:line="360" w:lineRule="auto"/>
-              <w:jc w:val="both"/>
-              <w:rPr>
-                <w:b w:val="1"/>
-                <w:bCs w:val="1"/>
-                <w:sz w:val="16"/>
-                <w:szCs w:val="16"/>
-              </w:rPr>
-            </w:pPr>
-            <w:r>
-              <w:rPr>
-                <w:rtl w:val="0"/>
-              </w:rPr>
-            </w:r>
-          </w:p>
-        </w:tc>
-        <w:tc>
-          <w:tcPr/>
-          <w:p>
-            <w:pPr>
-              <w:spacing w:line="360" w:lineRule="auto"/>
-              <w:jc w:val="both"/>
-              <w:rPr>
-                <w:b w:val="1"/>
-                <w:bCs w:val="1"/>
-                <w:sz w:val="16"/>
-                <w:szCs w:val="16"/>
-              </w:rPr>
-            </w:pPr>
-            <w:r>
-              <w:rPr>
-                <w:rtl w:val="0"/>
-              </w:rPr>
-            </w:r>
-          </w:p>
-        </w:tc>
-        <w:tc>
-          <w:tcPr/>
-          <w:p>
-            <w:pPr>
-              <w:spacing w:line="360" w:lineRule="auto"/>
-              <w:jc w:val="both"/>
-              <w:rPr>
-                <w:b w:val="1"/>
-                <w:bCs w:val="1"/>
-                <w:sz w:val="16"/>
-                <w:szCs w:val="16"/>
-              </w:rPr>
-            </w:pPr>
-            <w:r>
-              <w:rPr>
-                <w:rtl w:val="0"/>
-              </w:rPr>
-            </w:r>
-          </w:p>
-        </w:tc>
-        <w:tc>
-          <w:tcPr/>
-          <w:p>
-            <w:pPr>
-              <w:spacing w:line="360" w:lineRule="auto"/>
-              <w:jc w:val="both"/>
-              <w:rPr>
-                <w:b w:val="1"/>
-                <w:bCs w:val="1"/>
-                <w:sz w:val="16"/>
-                <w:szCs w:val="16"/>
-              </w:rPr>
-            </w:pPr>
-            <w:r>
-              <w:rPr>
-                <w:rtl w:val="0"/>
-              </w:rPr>
-            </w:r>
-          </w:p>
-        </w:tc>
-        <w:tc>
-          <w:tcPr/>
-          <w:p>
-            <w:pPr>
-              <w:spacing w:line="360" w:lineRule="auto"/>
-              <w:jc w:val="both"/>
-              <w:rPr>
-                <w:b w:val="1"/>
-                <w:bCs w:val="1"/>
-                <w:sz w:val="16"/>
-                <w:szCs w:val="16"/>
-              </w:rPr>
-            </w:pPr>
-            <w:r>
-              <w:rPr>
-                <w:rtl w:val="0"/>
-              </w:rPr>
-            </w:r>
-          </w:p>
-        </w:tc>
-        <w:tc>
-          <w:tcPr/>
-          <w:p>
-            <w:pPr>
-              <w:spacing w:line="360" w:lineRule="auto"/>
-              <w:jc w:val="both"/>
-              <w:rPr>
-                <w:b w:val="1"/>
-                <w:bCs w:val="1"/>
-                <w:sz w:val="16"/>
-                <w:szCs w:val="16"/>
-              </w:rPr>
-            </w:pPr>
-            <w:r>
-              <w:rPr>
-                <w:rtl w:val="0"/>
-              </w:rPr>
-            </w:r>
-          </w:p>
-        </w:tc>
-        <w:tc>
-          <w:tcPr/>
-          <w:p>
-            <w:pPr>
-              <w:spacing w:line="360" w:lineRule="auto"/>
-              <w:jc w:val="both"/>
-              <w:rPr>
-                <w:b w:val="1"/>
-                <w:bCs w:val="1"/>
-                <w:sz w:val="16"/>
-                <w:szCs w:val="16"/>
-              </w:rPr>
-            </w:pPr>
-            <w:r>
-              <w:rPr>
-                <w:rtl w:val="0"/>
-              </w:rPr>
-            </w:r>
-          </w:p>
-        </w:tc>
-        <w:tc>
-          <w:tcPr/>
-          <w:p>
-            <w:pPr>
-              <w:spacing w:line="360" w:lineRule="auto"/>
-              <w:jc w:val="both"/>
-              <w:rPr>
-                <w:b w:val="1"/>
-                <w:bCs w:val="1"/>
-                <w:sz w:val="16"/>
-                <w:szCs w:val="16"/>
-              </w:rPr>
-            </w:pPr>
-            <w:r>
-              <w:rPr>
-                <w:rtl w:val="0"/>
-              </w:rPr>
-            </w:r>
-          </w:p>
-        </w:tc>
-        <w:tc>
-          <w:tcPr/>
-          <w:p>
-            <w:pPr>
-              <w:spacing w:line="360" w:lineRule="auto"/>
-              <w:jc w:val="both"/>
-              <w:rPr>
-                <w:b w:val="1"/>
-                <w:bCs w:val="1"/>
-                <w:sz w:val="16"/>
-                <w:szCs w:val="16"/>
-              </w:rPr>
-            </w:pPr>
-            <w:r>
-              <w:rPr>
-                <w:rtl w:val="0"/>
-              </w:rPr>
-            </w:r>
-          </w:p>
-        </w:tc>
-        <w:tc>
-          <w:tcPr/>
-          <w:p>
-            <w:pPr>
-              <w:spacing w:line="360" w:lineRule="auto"/>
-              <w:jc w:val="both"/>
-              <w:rPr>
-                <w:b w:val="1"/>
-                <w:bCs w:val="1"/>
-                <w:sz w:val="16"/>
-                <w:szCs w:val="16"/>
-              </w:rPr>
-            </w:pPr>
-            <w:r>
-              <w:rPr>
-                <w:rtl w:val="0"/>
-              </w:rPr>
-            </w:r>
-          </w:p>
-        </w:tc>
-        <w:tc>
-          <w:tcPr/>
-          <w:p>
-            <w:pPr>
-              <w:spacing w:line="360" w:lineRule="auto"/>
-              <w:jc w:val="both"/>
-              <w:rPr>
-                <w:b w:val="1"/>
-                <w:bCs w:val="1"/>
-                <w:sz w:val="16"/>
-                <w:szCs w:val="16"/>
-              </w:rPr>
-            </w:pPr>
-            <w:r>
-              <w:rPr>
-                <w:rtl w:val="0"/>
-              </w:rPr>
-            </w:r>
-          </w:p>
-        </w:tc>
-        <w:tc>
-          <w:tcPr/>
-          <w:p>
-            <w:pPr>
-              <w:spacing w:line="360" w:lineRule="auto"/>
-              <w:jc w:val="both"/>
-              <w:rPr>
-                <w:b w:val="1"/>
-                <w:bCs w:val="1"/>
-                <w:sz w:val="16"/>
-                <w:szCs w:val="16"/>
-              </w:rPr>
-            </w:pPr>
-            <w:r>
-              <w:rPr>
-                <w:rtl w:val="0"/>
-              </w:rPr>
-            </w:r>
-          </w:p>
-        </w:tc>
-        <w:tc>
-          <w:tcPr/>
-          <w:p>
-            <w:pPr>
-              <w:spacing w:line="360" w:lineRule="auto"/>
-              <w:jc w:val="both"/>
-              <w:rPr>
-                <w:b w:val="1"/>
-                <w:bCs w:val="1"/>
-                <w:sz w:val="16"/>
-                <w:szCs w:val="16"/>
-              </w:rPr>
-            </w:pPr>
-            <w:r>
-              <w:rPr>
-                <w:rtl w:val="0"/>
-              </w:rPr>
-            </w:r>
-          </w:p>
-        </w:tc>
-        <w:tc>
-          <w:tcPr>
-            <w:gridSpan w:val="2"/>
-          </w:tcPr>
-          <w:p>
-            <w:pPr>
-              <w:spacing w:line="360" w:lineRule="auto"/>
-              <w:jc w:val="both"/>
-              <w:rPr>
-                <w:b w:val="1"/>
-                <w:bCs w:val="1"/>
-                <w:sz w:val="16"/>
-                <w:szCs w:val="16"/>
-              </w:rPr>
-            </w:pPr>
-            <w:r>
-              <w:rPr>
-                <w:rtl w:val="0"/>
-              </w:rPr>
-            </w:r>
-          </w:p>
-        </w:tc>
-        <w:tc>
-          <w:tcPr/>
-          <w:p>
-            <w:pPr>
-              <w:spacing w:line="360" w:lineRule="auto"/>
-              <w:jc w:val="both"/>
-              <w:rPr>
-                <w:b w:val="1"/>
-                <w:bCs w:val="1"/>
-                <w:sz w:val="16"/>
-                <w:szCs w:val="16"/>
-              </w:rPr>
-            </w:pPr>
-            <w:r>
-              <w:rPr>
-                <w:rtl w:val="0"/>
-              </w:rPr>
-            </w:r>
-          </w:p>
-        </w:tc>
-        <w:tc>
-          <w:tcPr/>
-          <w:p>
-            <w:pPr>
-              <w:spacing w:line="360" w:lineRule="auto"/>
-              <w:jc w:val="both"/>
-              <w:rPr>
-                <w:b w:val="1"/>
-                <w:bCs w:val="1"/>
-                <w:sz w:val="16"/>
-                <w:szCs w:val="16"/>
-              </w:rPr>
-            </w:pPr>
-            <w:r>
-              <w:rPr>
-                <w:rtl w:val="0"/>
-              </w:rPr>
-            </w:r>
-          </w:p>
-        </w:tc>
-      </w:tr>
-      <w:tr>
-        <w:trPr>
-          <w:cantSplit w:val="0"/>
-          <w:trHeight w:val="303" w:hRule="atLeast"/>
-          <w:tblHeader w:val="0"/>
-        </w:trPr>
-        <w:tc>
-          <w:tcPr/>
-          <w:p>
-            <w:pPr>
-              <w:spacing w:line="360" w:lineRule="auto"/>
-              <w:jc w:val="both"/>
-              <w:rPr>
-                <w:b w:val="1"/>
-                <w:bCs w:val="1"/>
-                <w:sz w:val="16"/>
-                <w:szCs w:val="16"/>
-              </w:rPr>
-            </w:pPr>
-            <w:r>
-              <w:rPr>
-                <w:rtl w:val="0"/>
-              </w:rPr>
-            </w:r>
-          </w:p>
-        </w:tc>
-        <w:tc>
-          <w:tcPr/>
-          <w:p>
-            <w:pPr>
-              <w:spacing w:line="360" w:lineRule="auto"/>
-              <w:jc w:val="both"/>
-              <w:rPr>
-                <w:b w:val="1"/>
-                <w:bCs w:val="1"/>
-                <w:sz w:val="16"/>
-                <w:szCs w:val="16"/>
-              </w:rPr>
-            </w:pPr>
-            <w:r>
-              <w:rPr>
-                <w:rtl w:val="0"/>
-              </w:rPr>
-            </w:r>
-          </w:p>
-        </w:tc>
-        <w:tc>
-          <w:tcPr/>
-          <w:p>
-            <w:pPr>
-              <w:spacing w:line="360" w:lineRule="auto"/>
-              <w:jc w:val="both"/>
-              <w:rPr>
-                <w:b w:val="1"/>
-                <w:bCs w:val="1"/>
-                <w:sz w:val="16"/>
-                <w:szCs w:val="16"/>
-              </w:rPr>
-            </w:pPr>
-            <w:r>
-              <w:rPr>
-                <w:rtl w:val="0"/>
-              </w:rPr>
-            </w:r>
-          </w:p>
-        </w:tc>
-        <w:tc>
-          <w:tcPr/>
-          <w:p>
-            <w:pPr>
-              <w:spacing w:line="360" w:lineRule="auto"/>
-              <w:jc w:val="both"/>
-              <w:rPr>
-                <w:b w:val="1"/>
-                <w:bCs w:val="1"/>
-                <w:sz w:val="16"/>
-                <w:szCs w:val="16"/>
-              </w:rPr>
-            </w:pPr>
-            <w:r>
-              <w:rPr>
-                <w:rtl w:val="0"/>
-              </w:rPr>
-            </w:r>
-          </w:p>
-        </w:tc>
-        <w:tc>
-          <w:tcPr/>
-          <w:p>
-            <w:pPr>
-              <w:spacing w:line="360" w:lineRule="auto"/>
-              <w:jc w:val="both"/>
-              <w:rPr>
-                <w:b w:val="1"/>
-                <w:bCs w:val="1"/>
-                <w:sz w:val="16"/>
-                <w:szCs w:val="16"/>
-              </w:rPr>
-            </w:pPr>
-            <w:r>
-              <w:rPr>
-                <w:rtl w:val="0"/>
-              </w:rPr>
-            </w:r>
-          </w:p>
-        </w:tc>
-        <w:tc>
-          <w:tcPr/>
-          <w:p>
-            <w:pPr>
-              <w:spacing w:line="360" w:lineRule="auto"/>
-              <w:jc w:val="both"/>
-              <w:rPr>
-                <w:b w:val="1"/>
-                <w:bCs w:val="1"/>
-                <w:sz w:val="16"/>
-                <w:szCs w:val="16"/>
-              </w:rPr>
-            </w:pPr>
-            <w:r>
-              <w:rPr>
-                <w:rtl w:val="0"/>
-              </w:rPr>
-            </w:r>
-          </w:p>
-        </w:tc>
-        <w:tc>
-          <w:tcPr/>
-          <w:p>
-            <w:pPr>
-              <w:spacing w:line="360" w:lineRule="auto"/>
-              <w:jc w:val="both"/>
-              <w:rPr>
-                <w:b w:val="1"/>
-                <w:bCs w:val="1"/>
-                <w:sz w:val="16"/>
-                <w:szCs w:val="16"/>
-              </w:rPr>
-            </w:pPr>
-            <w:r>
-              <w:rPr>
-                <w:rtl w:val="0"/>
-              </w:rPr>
-            </w:r>
-          </w:p>
-        </w:tc>
-        <w:tc>
-          <w:tcPr/>
-          <w:p>
-            <w:pPr>
-              <w:spacing w:line="360" w:lineRule="auto"/>
-              <w:jc w:val="both"/>
-              <w:rPr>
-                <w:b w:val="1"/>
-                <w:bCs w:val="1"/>
-                <w:sz w:val="16"/>
-                <w:szCs w:val="16"/>
-              </w:rPr>
-            </w:pPr>
-            <w:r>
-              <w:rPr>
-                <w:rtl w:val="0"/>
-              </w:rPr>
-            </w:r>
-          </w:p>
-        </w:tc>
-        <w:tc>
-          <w:tcPr/>
-          <w:p>
-            <w:pPr>
-              <w:spacing w:line="360" w:lineRule="auto"/>
-              <w:jc w:val="both"/>
-              <w:rPr>
-                <w:b w:val="1"/>
-                <w:bCs w:val="1"/>
-                <w:sz w:val="16"/>
-                <w:szCs w:val="16"/>
-              </w:rPr>
-            </w:pPr>
-            <w:r>
-              <w:rPr>
-                <w:rtl w:val="0"/>
-              </w:rPr>
-            </w:r>
-          </w:p>
-        </w:tc>
-        <w:tc>
-          <w:tcPr/>
-          <w:p>
-            <w:pPr>
-              <w:spacing w:line="360" w:lineRule="auto"/>
-              <w:jc w:val="both"/>
-              <w:rPr>
-                <w:b w:val="1"/>
-                <w:bCs w:val="1"/>
-                <w:sz w:val="16"/>
-                <w:szCs w:val="16"/>
-              </w:rPr>
-            </w:pPr>
-            <w:r>
-              <w:rPr>
-                <w:rtl w:val="0"/>
-              </w:rPr>
-            </w:r>
-          </w:p>
-        </w:tc>
-        <w:tc>
-          <w:tcPr/>
-          <w:p>
-            <w:pPr>
-              <w:spacing w:line="360" w:lineRule="auto"/>
-              <w:jc w:val="both"/>
-              <w:rPr>
-                <w:b w:val="1"/>
-                <w:bCs w:val="1"/>
-                <w:sz w:val="16"/>
-                <w:szCs w:val="16"/>
-              </w:rPr>
-            </w:pPr>
-            <w:r>
-              <w:rPr>
-                <w:rtl w:val="0"/>
-              </w:rPr>
-            </w:r>
-          </w:p>
-        </w:tc>
-        <w:tc>
-          <w:tcPr/>
-          <w:p>
-            <w:pPr>
-              <w:spacing w:line="360" w:lineRule="auto"/>
-              <w:jc w:val="both"/>
-              <w:rPr>
-                <w:b w:val="1"/>
-                <w:bCs w:val="1"/>
-                <w:sz w:val="16"/>
-                <w:szCs w:val="16"/>
-              </w:rPr>
-            </w:pPr>
-            <w:r>
-              <w:rPr>
-                <w:rtl w:val="0"/>
-              </w:rPr>
-            </w:r>
-          </w:p>
-        </w:tc>
-        <w:tc>
-          <w:tcPr/>
-          <w:p>
-            <w:pPr>
-              <w:spacing w:line="360" w:lineRule="auto"/>
-              <w:jc w:val="both"/>
-              <w:rPr>
-                <w:b w:val="1"/>
-                <w:bCs w:val="1"/>
-                <w:sz w:val="16"/>
-                <w:szCs w:val="16"/>
-              </w:rPr>
-            </w:pPr>
-            <w:r>
-              <w:rPr>
-                <w:rtl w:val="0"/>
-              </w:rPr>
-            </w:r>
-          </w:p>
-        </w:tc>
-        <w:tc>
-          <w:tcPr/>
-          <w:p>
-            <w:pPr>
-              <w:spacing w:line="360" w:lineRule="auto"/>
-              <w:jc w:val="both"/>
-              <w:rPr>
-                <w:b w:val="1"/>
-                <w:bCs w:val="1"/>
-                <w:sz w:val="16"/>
-                <w:szCs w:val="16"/>
-              </w:rPr>
-            </w:pPr>
-            <w:r>
-              <w:rPr>
-                <w:rtl w:val="0"/>
-              </w:rPr>
-            </w:r>
-          </w:p>
-        </w:tc>
-        <w:tc>
-          <w:tcPr/>
-          <w:p>
-            <w:pPr>
-              <w:spacing w:line="360" w:lineRule="auto"/>
-              <w:jc w:val="both"/>
-              <w:rPr>
-                <w:b w:val="1"/>
-                <w:bCs w:val="1"/>
-                <w:sz w:val="16"/>
-                <w:szCs w:val="16"/>
-              </w:rPr>
-            </w:pPr>
-            <w:r>
-              <w:rPr>
-                <w:rtl w:val="0"/>
-              </w:rPr>
-            </w:r>
-          </w:p>
-        </w:tc>
-        <w:tc>
-          <w:tcPr/>
-          <w:p>
-            <w:pPr>
-              <w:spacing w:line="360" w:lineRule="auto"/>
-              <w:jc w:val="both"/>
-              <w:rPr>
-                <w:b w:val="1"/>
-                <w:bCs w:val="1"/>
-                <w:sz w:val="16"/>
-                <w:szCs w:val="16"/>
-              </w:rPr>
-            </w:pPr>
-            <w:r>
-              <w:rPr>
-                <w:rtl w:val="0"/>
-              </w:rPr>
-            </w:r>
-          </w:p>
-        </w:tc>
-        <w:tc>
-          <w:tcPr>
-            <w:gridSpan w:val="2"/>
-          </w:tcPr>
-          <w:p>
-            <w:pPr>
-              <w:spacing w:line="360" w:lineRule="auto"/>
-              <w:jc w:val="both"/>
-              <w:rPr>
-                <w:b w:val="1"/>
-                <w:bCs w:val="1"/>
-                <w:sz w:val="16"/>
-                <w:szCs w:val="16"/>
-              </w:rPr>
-            </w:pPr>
-            <w:r>
-              <w:rPr>
-                <w:rtl w:val="0"/>
-              </w:rPr>
-            </w:r>
-          </w:p>
-        </w:tc>
-        <w:tc>
-          <w:tcPr/>
-          <w:p>
-            <w:pPr>
-              <w:spacing w:line="360" w:lineRule="auto"/>
-              <w:jc w:val="both"/>
-              <w:rPr>
-                <w:b w:val="1"/>
-                <w:bCs w:val="1"/>
-                <w:sz w:val="16"/>
-                <w:szCs w:val="16"/>
-              </w:rPr>
-            </w:pPr>
-            <w:r>
-              <w:rPr>
-                <w:rtl w:val="0"/>
-              </w:rPr>
-            </w:r>
-          </w:p>
-        </w:tc>
-        <w:tc>
-          <w:tcPr/>
-          <w:p>
-            <w:pPr>
-              <w:spacing w:line="360" w:lineRule="auto"/>
-              <w:jc w:val="both"/>
-              <w:rPr>
-                <w:b w:val="1"/>
-                <w:bCs w:val="1"/>
-                <w:sz w:val="16"/>
-                <w:szCs w:val="16"/>
-              </w:rPr>
-            </w:pPr>
-            <w:r>
-              <w:rPr>
-                <w:rtl w:val="0"/>
-              </w:rPr>
-            </w:r>
-          </w:p>
-        </w:tc>
-      </w:tr>
-      <w:tr>
-        <w:trPr>
-          <w:cantSplit w:val="0"/>
-          <w:trHeight w:val="294" w:hRule="atLeast"/>
-          <w:tblHeader w:val="0"/>
-        </w:trPr>
-        <w:tc>
-          <w:tcPr/>
-          <w:p>
-            <w:pPr>
-              <w:spacing w:line="360" w:lineRule="auto"/>
-              <w:jc w:val="both"/>
-              <w:rPr>
-                <w:b w:val="1"/>
-                <w:bCs w:val="1"/>
-                <w:sz w:val="16"/>
-                <w:szCs w:val="16"/>
-              </w:rPr>
-            </w:pPr>
-            <w:r>
-              <w:rPr>
-                <w:rtl w:val="0"/>
-              </w:rPr>
-            </w:r>
-          </w:p>
-        </w:tc>
-        <w:tc>
-          <w:tcPr/>
-          <w:p>
-            <w:pPr>
-              <w:spacing w:line="360" w:lineRule="auto"/>
-              <w:jc w:val="both"/>
-              <w:rPr>
-                <w:b w:val="1"/>
-                <w:bCs w:val="1"/>
-                <w:sz w:val="16"/>
-                <w:szCs w:val="16"/>
-              </w:rPr>
-            </w:pPr>
-            <w:r>
-              <w:rPr>
-                <w:rtl w:val="0"/>
-              </w:rPr>
-            </w:r>
-          </w:p>
-        </w:tc>
-        <w:tc>
-          <w:tcPr/>
-          <w:p>
-            <w:pPr>
-              <w:spacing w:line="360" w:lineRule="auto"/>
-              <w:jc w:val="both"/>
-              <w:rPr>
-                <w:b w:val="1"/>
-                <w:bCs w:val="1"/>
-                <w:sz w:val="16"/>
-                <w:szCs w:val="16"/>
-              </w:rPr>
-            </w:pPr>
-            <w:r>
-              <w:rPr>
-                <w:rtl w:val="0"/>
-              </w:rPr>
-            </w:r>
-          </w:p>
-        </w:tc>
-        <w:tc>
-          <w:tcPr/>
-          <w:p>
-            <w:pPr>
-              <w:spacing w:line="360" w:lineRule="auto"/>
-              <w:jc w:val="both"/>
-              <w:rPr>
-                <w:b w:val="1"/>
-                <w:bCs w:val="1"/>
-                <w:sz w:val="16"/>
-                <w:szCs w:val="16"/>
-              </w:rPr>
-            </w:pPr>
-            <w:r>
-              <w:rPr>
-                <w:rtl w:val="0"/>
-              </w:rPr>
-            </w:r>
-          </w:p>
-        </w:tc>
-        <w:tc>
-          <w:tcPr/>
-          <w:p>
-            <w:pPr>
-              <w:spacing w:line="360" w:lineRule="auto"/>
-              <w:jc w:val="both"/>
-              <w:rPr>
-                <w:b w:val="1"/>
-                <w:bCs w:val="1"/>
-                <w:sz w:val="16"/>
-                <w:szCs w:val="16"/>
-              </w:rPr>
-            </w:pPr>
-            <w:r>
-              <w:rPr>
-                <w:rtl w:val="0"/>
-              </w:rPr>
-            </w:r>
-          </w:p>
-        </w:tc>
-        <w:tc>
-          <w:tcPr/>
-          <w:p>
-            <w:pPr>
-              <w:spacing w:line="360" w:lineRule="auto"/>
-              <w:jc w:val="both"/>
-              <w:rPr>
-                <w:b w:val="1"/>
-                <w:bCs w:val="1"/>
-                <w:sz w:val="16"/>
-                <w:szCs w:val="16"/>
-              </w:rPr>
-            </w:pPr>
-            <w:r>
-              <w:rPr>
-                <w:rtl w:val="0"/>
-              </w:rPr>
-            </w:r>
-          </w:p>
-        </w:tc>
-        <w:tc>
-          <w:tcPr/>
-          <w:p>
-            <w:pPr>
-              <w:spacing w:line="360" w:lineRule="auto"/>
-              <w:jc w:val="both"/>
-              <w:rPr>
-                <w:b w:val="1"/>
-                <w:bCs w:val="1"/>
-                <w:sz w:val="16"/>
-                <w:szCs w:val="16"/>
-              </w:rPr>
-            </w:pPr>
-            <w:r>
-              <w:rPr>
-                <w:rtl w:val="0"/>
-              </w:rPr>
-            </w:r>
-          </w:p>
-        </w:tc>
-        <w:tc>
-          <w:tcPr/>
-          <w:p>
-            <w:pPr>
-              <w:spacing w:line="360" w:lineRule="auto"/>
-              <w:jc w:val="both"/>
-              <w:rPr>
-                <w:b w:val="1"/>
-                <w:bCs w:val="1"/>
-                <w:sz w:val="16"/>
-                <w:szCs w:val="16"/>
-              </w:rPr>
-            </w:pPr>
-            <w:r>
-              <w:rPr>
-                <w:rtl w:val="0"/>
-              </w:rPr>
-            </w:r>
-          </w:p>
-        </w:tc>
-        <w:tc>
-          <w:tcPr/>
-          <w:p>
-            <w:pPr>
-              <w:spacing w:line="360" w:lineRule="auto"/>
-              <w:jc w:val="both"/>
-              <w:rPr>
-                <w:b w:val="1"/>
-                <w:bCs w:val="1"/>
-                <w:sz w:val="16"/>
-                <w:szCs w:val="16"/>
-              </w:rPr>
-            </w:pPr>
-            <w:r>
-              <w:rPr>
-                <w:rtl w:val="0"/>
-              </w:rPr>
-            </w:r>
-          </w:p>
-        </w:tc>
-        <w:tc>
-          <w:tcPr/>
-          <w:p>
-            <w:pPr>
-              <w:spacing w:line="360" w:lineRule="auto"/>
-              <w:jc w:val="both"/>
-              <w:rPr>
-                <w:b w:val="1"/>
-                <w:bCs w:val="1"/>
-                <w:sz w:val="16"/>
-                <w:szCs w:val="16"/>
-              </w:rPr>
-            </w:pPr>
-            <w:r>
-              <w:rPr>
-                <w:rtl w:val="0"/>
-              </w:rPr>
-            </w:r>
-          </w:p>
-        </w:tc>
-        <w:tc>
-          <w:tcPr/>
-          <w:p>
-            <w:pPr>
-              <w:spacing w:line="360" w:lineRule="auto"/>
-              <w:jc w:val="both"/>
-              <w:rPr>
-                <w:b w:val="1"/>
-                <w:bCs w:val="1"/>
-                <w:sz w:val="16"/>
-                <w:szCs w:val="16"/>
-              </w:rPr>
-            </w:pPr>
-            <w:r>
-              <w:rPr>
-                <w:rtl w:val="0"/>
-              </w:rPr>
-            </w:r>
-          </w:p>
-        </w:tc>
-        <w:tc>
-          <w:tcPr/>
-          <w:p>
-            <w:pPr>
-              <w:spacing w:line="360" w:lineRule="auto"/>
-              <w:jc w:val="both"/>
-              <w:rPr>
-                <w:b w:val="1"/>
-                <w:bCs w:val="1"/>
-                <w:sz w:val="16"/>
-                <w:szCs w:val="16"/>
-              </w:rPr>
-            </w:pPr>
-            <w:r>
-              <w:rPr>
-                <w:rtl w:val="0"/>
-              </w:rPr>
-            </w:r>
-          </w:p>
-        </w:tc>
-        <w:tc>
-          <w:tcPr/>
-          <w:p>
-            <w:pPr>
-              <w:spacing w:line="360" w:lineRule="auto"/>
-              <w:jc w:val="both"/>
-              <w:rPr>
-                <w:b w:val="1"/>
-                <w:bCs w:val="1"/>
-                <w:sz w:val="16"/>
-                <w:szCs w:val="16"/>
-              </w:rPr>
-            </w:pPr>
-            <w:r>
-              <w:rPr>
-                <w:rtl w:val="0"/>
-              </w:rPr>
-            </w:r>
-          </w:p>
-        </w:tc>
-        <w:tc>
-          <w:tcPr/>
-          <w:p>
-            <w:pPr>
-              <w:spacing w:line="360" w:lineRule="auto"/>
-              <w:jc w:val="both"/>
-              <w:rPr>
-                <w:b w:val="1"/>
-                <w:bCs w:val="1"/>
-                <w:sz w:val="16"/>
-                <w:szCs w:val="16"/>
-              </w:rPr>
-            </w:pPr>
-            <w:r>
-              <w:rPr>
-                <w:rtl w:val="0"/>
-              </w:rPr>
-            </w:r>
-          </w:p>
-        </w:tc>
-        <w:tc>
-          <w:tcPr/>
-          <w:p>
-            <w:pPr>
-              <w:spacing w:line="360" w:lineRule="auto"/>
-              <w:jc w:val="both"/>
-              <w:rPr>
-                <w:b w:val="1"/>
-                <w:bCs w:val="1"/>
-                <w:sz w:val="16"/>
-                <w:szCs w:val="16"/>
-              </w:rPr>
-            </w:pPr>
-            <w:r>
-              <w:rPr>
-                <w:rtl w:val="0"/>
-              </w:rPr>
-            </w:r>
-          </w:p>
-        </w:tc>
-        <w:tc>
-          <w:tcPr/>
-          <w:p>
-            <w:pPr>
-              <w:spacing w:line="360" w:lineRule="auto"/>
-              <w:jc w:val="both"/>
-              <w:rPr>
-                <w:b w:val="1"/>
-                <w:bCs w:val="1"/>
-                <w:sz w:val="16"/>
-                <w:szCs w:val="16"/>
-              </w:rPr>
-            </w:pPr>
-            <w:r>
-              <w:rPr>
-                <w:rtl w:val="0"/>
-              </w:rPr>
-            </w:r>
-          </w:p>
-        </w:tc>
-        <w:tc>
-          <w:tcPr>
-            <w:gridSpan w:val="2"/>
-          </w:tcPr>
-          <w:p>
-            <w:pPr>
-              <w:spacing w:line="360" w:lineRule="auto"/>
-              <w:jc w:val="both"/>
-              <w:rPr>
-                <w:b w:val="1"/>
-                <w:bCs w:val="1"/>
-                <w:sz w:val="16"/>
-                <w:szCs w:val="16"/>
-              </w:rPr>
-            </w:pPr>
-            <w:r>
-              <w:rPr>
-                <w:rtl w:val="0"/>
-              </w:rPr>
-            </w:r>
-          </w:p>
-        </w:tc>
-        <w:tc>
-          <w:tcPr/>
-          <w:p>
-            <w:pPr>
-              <w:spacing w:line="360" w:lineRule="auto"/>
-              <w:jc w:val="both"/>
-              <w:rPr>
-                <w:b w:val="1"/>
-                <w:bCs w:val="1"/>
-                <w:sz w:val="16"/>
-                <w:szCs w:val="16"/>
-              </w:rPr>
-            </w:pPr>
-            <w:r>
-              <w:rPr>
-                <w:rtl w:val="0"/>
-              </w:rPr>
-            </w:r>
-          </w:p>
-        </w:tc>
-        <w:tc>
-          <w:tcPr/>
-          <w:p>
-            <w:pPr>
-              <w:spacing w:line="360" w:lineRule="auto"/>
-              <w:jc w:val="both"/>
-              <w:rPr>
-                <w:b w:val="1"/>
-                <w:bCs w:val="1"/>
-                <w:sz w:val="16"/>
-                <w:szCs w:val="16"/>
-              </w:rPr>
-            </w:pPr>
-            <w:r>
-              <w:rPr>
-                <w:rtl w:val="0"/>
-              </w:rPr>
-            </w:r>
-          </w:p>
-        </w:tc>
-      </w:tr>
-    </w:tbl>
     <w:p>
       <w:pPr>
         <w:rPr/>
       </w:pPr>
+      <w:r>
+        <w:rPr/>
+        <w:drawing>
+          <wp:inline distB="114300" distT="114300" distL="114300" distR="114300">
+            <wp:extent cx="5985312" cy="3409622"/>
+            <wp:effectExtent b="0" l="0" r="0" t="0"/>
+            <wp:docPr id="53" name="image2.png"/>
+            <a:graphic>
+              <a:graphicData uri="http://schemas.openxmlformats.org/drawingml/2006/picture">
+                <pic:pic>
+                  <pic:nvPicPr>
+                    <pic:cNvPr id="0" name="image2.png"/>
+                    <pic:cNvPicPr preferRelativeResize="0"/>
+                  </pic:nvPicPr>
+                  <pic:blipFill>
+                    <a:blip r:embed="rId9"/>
+                    <a:srcRect b="0" l="0" r="0" t="0"/>
+                    <a:stretch>
+                      <a:fillRect/>
+                    </a:stretch>
+                  </pic:blipFill>
+                  <pic:spPr>
+                    <a:xfrm>
+                      <a:off x="0" y="0"/>
+                      <a:ext cx="5985312" cy="3409622"/>
+                    </a:xfrm>
+                    <a:prstGeom prst="rect"/>
+                    <a:ln/>
+                  </pic:spPr>
+                </pic:pic>
+              </a:graphicData>
+            </a:graphic>
+          </wp:inline>
+        </w:drawing>
+      </w:r>
       <w:r>
         <w:rPr>
           <w:rtl w:val="0"/>
@@ -7401,7 +8868,7 @@
       </w:r>
     </w:p>
     <w:sectPr>
-      <w:headerReference r:id="rId9" w:type="default"/>
+      <w:headerReference r:id="rId10" w:type="default"/>
       <w:pgSz w:h="16838" w:w="11906" w:orient="portrait"/>
       <w:pgMar w:bottom="1417" w:top="1417" w:left="1701" w:right="1701" w:header="708" w:footer="708"/>
       <w:pgNumType w:start="1"/>
@@ -7537,7 +9004,7 @@
   </w:p>
   <w:tbl>
     <w:tblPr>
-      <w:tblStyle w:val="Table17"/>
+      <w:tblStyle w:val="Table16"/>
       <w:tblW w:w="9923.0" w:type="dxa"/>
       <w:jc w:val="left"/>
       <w:tblInd w:w="-709.0" w:type="dxa"/>
@@ -7654,7 +9121,7 @@
               <wp:inline distB="0" distT="0" distL="0" distR="0">
                 <wp:extent cx="1996440" cy="428625"/>
                 <wp:effectExtent b="0" l="0" r="0" t="0"/>
-                <wp:docPr descr="http://www.duoc.cl/normasgraficas/normasgraficas/marca-duoc/6logo-fondo-transparente/fondo-transparente.png" id="53" name="image1.png"/>
+                <wp:docPr descr="http://www.duoc.cl/normasgraficas/normasgraficas/marca-duoc/6logo-fondo-transparente/fondo-transparente.png" id="54" name="image1.png"/>
                 <a:graphic>
                   <a:graphicData uri="http://schemas.openxmlformats.org/drawingml/2006/picture">
                     <pic:pic>
@@ -7833,200 +9300,8 @@
       <w:rPr/>
     </w:lvl>
   </w:abstractNum>
-  <w:abstractNum w:abstractNumId="2">
-    <w:lvl w:ilvl="0">
-      <w:start w:val="1"/>
-      <w:numFmt w:val="decimal"/>
-      <w:lvlText w:val="(%1)"/>
-      <w:lvlJc w:val="left"/>
-      <w:pPr>
-        <w:ind w:left="720" w:hanging="360"/>
-      </w:pPr>
-      <w:rPr/>
-    </w:lvl>
-    <w:lvl w:ilvl="1">
-      <w:start w:val="1"/>
-      <w:numFmt w:val="lowerLetter"/>
-      <w:lvlText w:val="%2."/>
-      <w:lvlJc w:val="left"/>
-      <w:pPr>
-        <w:ind w:left="1440" w:hanging="360"/>
-      </w:pPr>
-      <w:rPr/>
-    </w:lvl>
-    <w:lvl w:ilvl="2">
-      <w:start w:val="1"/>
-      <w:numFmt w:val="lowerRoman"/>
-      <w:lvlText w:val="%3."/>
-      <w:lvlJc w:val="right"/>
-      <w:pPr>
-        <w:ind w:left="2160" w:hanging="180"/>
-      </w:pPr>
-      <w:rPr/>
-    </w:lvl>
-    <w:lvl w:ilvl="3">
-      <w:start w:val="1"/>
-      <w:numFmt w:val="decimal"/>
-      <w:lvlText w:val="%4."/>
-      <w:lvlJc w:val="left"/>
-      <w:pPr>
-        <w:ind w:left="2880" w:hanging="360"/>
-      </w:pPr>
-      <w:rPr/>
-    </w:lvl>
-    <w:lvl w:ilvl="4">
-      <w:start w:val="1"/>
-      <w:numFmt w:val="lowerLetter"/>
-      <w:lvlText w:val="%5."/>
-      <w:lvlJc w:val="left"/>
-      <w:pPr>
-        <w:ind w:left="3600" w:hanging="360"/>
-      </w:pPr>
-      <w:rPr/>
-    </w:lvl>
-    <w:lvl w:ilvl="5">
-      <w:start w:val="1"/>
-      <w:numFmt w:val="lowerRoman"/>
-      <w:lvlText w:val="%6."/>
-      <w:lvlJc w:val="right"/>
-      <w:pPr>
-        <w:ind w:left="4320" w:hanging="180"/>
-      </w:pPr>
-      <w:rPr/>
-    </w:lvl>
-    <w:lvl w:ilvl="6">
-      <w:start w:val="1"/>
-      <w:numFmt w:val="decimal"/>
-      <w:lvlText w:val="%7."/>
-      <w:lvlJc w:val="left"/>
-      <w:pPr>
-        <w:ind w:left="5040" w:hanging="360"/>
-      </w:pPr>
-      <w:rPr/>
-    </w:lvl>
-    <w:lvl w:ilvl="7">
-      <w:start w:val="1"/>
-      <w:numFmt w:val="lowerLetter"/>
-      <w:lvlText w:val="%8."/>
-      <w:lvlJc w:val="left"/>
-      <w:pPr>
-        <w:ind w:left="5760" w:hanging="360"/>
-      </w:pPr>
-      <w:rPr/>
-    </w:lvl>
-    <w:lvl w:ilvl="8">
-      <w:start w:val="1"/>
-      <w:numFmt w:val="lowerRoman"/>
-      <w:lvlText w:val="%9."/>
-      <w:lvlJc w:val="right"/>
-      <w:pPr>
-        <w:ind w:left="6480" w:hanging="180"/>
-      </w:pPr>
-      <w:rPr/>
-    </w:lvl>
-  </w:abstractNum>
-  <w:abstractNum w:abstractNumId="3">
-    <w:lvl w:ilvl="0">
-      <w:start w:val="1"/>
-      <w:numFmt w:val="bullet"/>
-      <w:lvlText w:val="●"/>
-      <w:lvlJc w:val="left"/>
-      <w:pPr>
-        <w:ind w:left="1080" w:hanging="360"/>
-      </w:pPr>
-      <w:rPr>
-        <w:rFonts w:ascii="Noto Sans Symbols" w:cs="Noto Sans Symbols" w:eastAsia="Noto Sans Symbols" w:hAnsi="Noto Sans Symbols"/>
-      </w:rPr>
-    </w:lvl>
-    <w:lvl w:ilvl="1">
-      <w:start w:val="1"/>
-      <w:numFmt w:val="lowerLetter"/>
-      <w:lvlText w:val="%2."/>
-      <w:lvlJc w:val="left"/>
-      <w:pPr>
-        <w:ind w:left="1800" w:hanging="360"/>
-      </w:pPr>
-      <w:rPr/>
-    </w:lvl>
-    <w:lvl w:ilvl="2">
-      <w:start w:val="1"/>
-      <w:numFmt w:val="lowerRoman"/>
-      <w:lvlText w:val="%3."/>
-      <w:lvlJc w:val="right"/>
-      <w:pPr>
-        <w:ind w:left="2520" w:hanging="180"/>
-      </w:pPr>
-      <w:rPr/>
-    </w:lvl>
-    <w:lvl w:ilvl="3">
-      <w:start w:val="1"/>
-      <w:numFmt w:val="decimal"/>
-      <w:lvlText w:val="%4."/>
-      <w:lvlJc w:val="left"/>
-      <w:pPr>
-        <w:ind w:left="3240" w:hanging="360"/>
-      </w:pPr>
-      <w:rPr/>
-    </w:lvl>
-    <w:lvl w:ilvl="4">
-      <w:start w:val="1"/>
-      <w:numFmt w:val="lowerLetter"/>
-      <w:lvlText w:val="%5."/>
-      <w:lvlJc w:val="left"/>
-      <w:pPr>
-        <w:ind w:left="3960" w:hanging="360"/>
-      </w:pPr>
-      <w:rPr/>
-    </w:lvl>
-    <w:lvl w:ilvl="5">
-      <w:start w:val="1"/>
-      <w:numFmt w:val="lowerRoman"/>
-      <w:lvlText w:val="%6."/>
-      <w:lvlJc w:val="right"/>
-      <w:pPr>
-        <w:ind w:left="4680" w:hanging="180"/>
-      </w:pPr>
-      <w:rPr/>
-    </w:lvl>
-    <w:lvl w:ilvl="6">
-      <w:start w:val="1"/>
-      <w:numFmt w:val="decimal"/>
-      <w:lvlText w:val="%7."/>
-      <w:lvlJc w:val="left"/>
-      <w:pPr>
-        <w:ind w:left="5400" w:hanging="360"/>
-      </w:pPr>
-      <w:rPr/>
-    </w:lvl>
-    <w:lvl w:ilvl="7">
-      <w:start w:val="1"/>
-      <w:numFmt w:val="lowerLetter"/>
-      <w:lvlText w:val="%8."/>
-      <w:lvlJc w:val="left"/>
-      <w:pPr>
-        <w:ind w:left="6120" w:hanging="360"/>
-      </w:pPr>
-      <w:rPr/>
-    </w:lvl>
-    <w:lvl w:ilvl="8">
-      <w:start w:val="1"/>
-      <w:numFmt w:val="lowerRoman"/>
-      <w:lvlText w:val="%9."/>
-      <w:lvlJc w:val="right"/>
-      <w:pPr>
-        <w:ind w:left="6840" w:hanging="180"/>
-      </w:pPr>
-      <w:rPr/>
-    </w:lvl>
-  </w:abstractNum>
   <w:num w:numId="1">
     <w:abstractNumId w:val="1"/>
-  </w:num>
-  <w:num w:numId="2">
-    <w:abstractNumId w:val="2"/>
-  </w:num>
-  <w:num w:numId="3">
-    <w:abstractNumId w:val="3"/>
   </w:num>
 </w:numbering>
 </file>
@@ -9296,6 +10571,42 @@
         <w:right w:w="108.0" w:type="dxa"/>
       </w:tblCellMar>
     </w:tblPr>
+    <w:tblStylePr w:type="band1Horz">
+      <w:tcPr/>
+    </w:tblStylePr>
+    <w:tblStylePr w:type="band1Vert">
+      <w:tcPr/>
+    </w:tblStylePr>
+    <w:tblStylePr w:type="band2Horz">
+      <w:tcPr/>
+    </w:tblStylePr>
+    <w:tblStylePr w:type="band2Vert">
+      <w:tcPr/>
+    </w:tblStylePr>
+    <w:tblStylePr w:type="firstCol">
+      <w:tcPr/>
+    </w:tblStylePr>
+    <w:tblStylePr w:type="firstRow">
+      <w:tcPr/>
+    </w:tblStylePr>
+    <w:tblStylePr w:type="lastCol">
+      <w:tcPr/>
+    </w:tblStylePr>
+    <w:tblStylePr w:type="lastRow">
+      <w:tcPr/>
+    </w:tblStylePr>
+    <w:tblStylePr w:type="neCell">
+      <w:tcPr/>
+    </w:tblStylePr>
+    <w:tblStylePr w:type="nwCell">
+      <w:tcPr/>
+    </w:tblStylePr>
+    <w:tblStylePr w:type="seCell">
+      <w:tcPr/>
+    </w:tblStylePr>
+    <w:tblStylePr w:type="swCell">
+      <w:tcPr/>
+    </w:tblStylePr>
   </w:style>
   <w:style w:type="table" w:styleId="Table13">
     <w:basedOn w:val="TableNormal"/>
@@ -9349,23 +10660,6 @@
     </w:tblPr>
   </w:style>
   <w:style w:type="table" w:styleId="Table16">
-    <w:basedOn w:val="TableNormal"/>
-    <w:rPr>
-      <w:sz w:val="22"/>
-      <w:szCs w:val="22"/>
-    </w:rPr>
-    <w:tblPr>
-      <w:tblStyleRowBandSize w:val="1"/>
-      <w:tblStyleColBandSize w:val="1"/>
-      <w:tblCellMar>
-        <w:top w:w="0.0" w:type="dxa"/>
-        <w:left w:w="108.0" w:type="dxa"/>
-        <w:bottom w:w="0.0" w:type="dxa"/>
-        <w:right w:w="108.0" w:type="dxa"/>
-      </w:tblCellMar>
-    </w:tblPr>
-  </w:style>
-  <w:style w:type="table" w:styleId="Table17">
     <w:basedOn w:val="TableNormal"/>
     <w:rPr>
       <w:sz w:val="22"/>
